--- a/작업일지/졸업작품 작업일지 - 20+27주차.docx
+++ b/작업일지/졸업작품 작업일지 - 20+27주차.docx
@@ -460,33 +460,21 @@
                 <w:rFonts w:hint="eastAsia"/>
                 <w:b/>
               </w:rPr>
-              <w:t>장명운: Hi-Z Occlusion Culling 구현, 컬링 정보 RenderState 및 애니메이션 업데이트에</w:t>
-            </w:r>
-            <w:r>
-              <w:rPr>
-                <w:b/>
-              </w:rPr>
-              <w:br/>
-            </w:r>
-            <w:r>
-              <w:rPr>
-                <w:rFonts w:hint="eastAsia"/>
-                <w:b/>
-              </w:rPr>
-              <w:t>반영, 애니메이션 업데이트 nan 버그 수정, animation 스케줄링 구현,</w:t>
-            </w:r>
-            <w:r>
-              <w:rPr>
-                <w:b/>
-              </w:rPr>
-              <w:br/>
-            </w:r>
-            <w:r>
-              <w:rPr>
-                <w:rFonts w:hint="eastAsia"/>
-                <w:b/>
-              </w:rPr>
-              <w:t>물리 업데이트 버그 수정, 프레임 안정성 확보, 온라인 게임 애니메이션 적용</w:t>
+              <w:t xml:space="preserve">장명운: </w:t>
+            </w:r>
+            <w:r>
+              <w:rPr>
+                <w:rFonts w:hint="eastAsia"/>
+                <w:b/>
+              </w:rPr>
+              <w:t>애니메이션 스케줄링 버그 수정, 물리 서브스텝 구현, 카메라가 지형을 뚫지 않도록 구현, 스프링 카메라 구현</w:t>
+            </w:r>
+            <w:r>
+              <w:rPr>
+                <w:rFonts w:hint="eastAsia"/>
+                <w:b/>
+              </w:rPr>
+              <w:t>, 유니티 래그돌 설정 스크립트 작성, 학회 논문 작성</w:t>
             </w:r>
           </w:p>
           <w:p>
@@ -508,9 +496,6 @@
           <w:p>
             <w:pPr>
               <w:jc w:val="left"/>
-              <w:rPr>
-                <w:rFonts w:hint="eastAsia"/>
-              </w:rPr>
             </w:pPr>
             <w:r>
               <w:rPr>
@@ -593,7 +578,7 @@
           <w:rFonts w:hint="eastAsia"/>
           <w:sz w:val="22"/>
         </w:rPr>
-        <w:t>Hi-Z Occlusion Culling 구현</w:t>
+        <w:t>애니메이션 스케줄링 버그 수정</w:t>
       </w:r>
     </w:p>
     <w:p>
@@ -611,9 +596,82 @@
       </w:pPr>
       <w:r>
         <w:rPr>
-          <w:sz w:val="22"/>
-        </w:rPr>
-        <w:t>Terrain을 occluder, 캐릭터들을 occludee로 설정</w:t>
+          <w:rFonts w:hint="eastAsia"/>
+          <w:sz w:val="22"/>
+        </w:rPr>
+        <w:t>매프레임 계산되는 우선순위값이 대입이 되어야하는데 누적을 하고 있었음.</w:t>
+      </w:r>
+      <w:r>
+        <w:rPr>
+          <w:sz w:val="22"/>
+        </w:rPr>
+        <w:br/>
+      </w:r>
+      <w:r>
+        <w:rPr>
+          <w:rFonts w:hint="eastAsia"/>
+          <w:sz w:val="22"/>
+        </w:rPr>
+        <w:t>해당 버그를 수정해 올바른 우선순위가 반영되도록 수정</w:t>
+      </w:r>
+      <w:r>
+        <w:rPr>
+          <w:sz w:val="22"/>
+        </w:rPr>
+        <w:br/>
+      </w:r>
+      <w:r>
+        <w:rPr>
+          <w:rFonts w:hint="eastAsia"/>
+          <w:sz w:val="22"/>
+        </w:rPr>
+        <w:t xml:space="preserve">`priority += dw * </w:t>
+      </w:r>
+      <w:proofErr w:type="gramStart"/>
+      <w:r>
+        <w:rPr>
+          <w:rFonts w:hint="eastAsia"/>
+          <w:sz w:val="22"/>
+        </w:rPr>
+        <w:t>dt;`</w:t>
+      </w:r>
+      <w:proofErr w:type="gramEnd"/>
+      <w:r>
+        <w:rPr>
+          <w:rFonts w:hint="eastAsia"/>
+          <w:sz w:val="22"/>
+        </w:rPr>
+        <w:t xml:space="preserve"> =&gt; `priority = dw * </w:t>
+      </w:r>
+      <w:proofErr w:type="gramStart"/>
+      <w:r>
+        <w:rPr>
+          <w:rFonts w:hint="eastAsia"/>
+          <w:sz w:val="22"/>
+        </w:rPr>
+        <w:t>dt;`</w:t>
+      </w:r>
+      <w:proofErr w:type="gramEnd"/>
+    </w:p>
+    <w:p>
+      <w:pPr>
+        <w:pStyle w:val="a3"/>
+        <w:numPr>
+          <w:ilvl w:val="0"/>
+          <w:numId w:val="1"/>
+        </w:numPr>
+        <w:ind w:leftChars="0"/>
+        <w:jc w:val="left"/>
+        <w:rPr>
+          <w:sz w:val="22"/>
+        </w:rPr>
+      </w:pPr>
+      <w:r>
+        <w:rPr>
+          <w:rFonts w:hint="eastAsia"/>
+          <w:sz w:val="22"/>
+        </w:rPr>
+        <w:t>물리 서브스텝 구현</w:t>
       </w:r>
     </w:p>
     <w:p>
@@ -631,9 +689,23 @@
       </w:pPr>
       <w:r>
         <w:rPr>
-          <w:sz w:val="22"/>
-        </w:rPr>
-        <w:t>occluder depth 렌더링 패스를 gfx::render 맨 앞에 추가</w:t>
+          <w:rFonts w:hint="eastAsia"/>
+          <w:sz w:val="22"/>
+        </w:rPr>
+        <w:t>충돌 해소 단계 이후 다시 물리량 적분을 수행하지 않아 연쇄 충돌 해소 및</w:t>
+      </w:r>
+      <w:r>
+        <w:rPr>
+          <w:sz w:val="22"/>
+        </w:rPr>
+        <w:br/>
+      </w:r>
+      <w:r>
+        <w:rPr>
+          <w:rFonts w:hint="eastAsia"/>
+          <w:sz w:val="22"/>
+        </w:rPr>
+        <w:t>충돌의 즉각적인 피드백이 잘 이루어지지 않았음</w:t>
       </w:r>
     </w:p>
     <w:p>
@@ -651,16 +723,30 @@
       </w:pPr>
       <w:r>
         <w:rPr>
-          <w:sz w:val="22"/>
-        </w:rPr>
-        <w:t>hi-z map을 구성하기 위한 HiZMapShader 추가</w:t>
+          <w:rFonts w:hint="eastAsia"/>
+          <w:sz w:val="22"/>
+        </w:rPr>
+        <w:t>여러 번의 서브스텝 동안 적분-충돌 감지-충돌 해소의 루프가 이루어지도록 함.</w:t>
+      </w:r>
+      <w:r>
+        <w:rPr>
+          <w:sz w:val="22"/>
+        </w:rPr>
+        <w:br/>
+      </w:r>
+      <w:r>
+        <w:rPr>
+          <w:rFonts w:hint="eastAsia"/>
+          <w:sz w:val="22"/>
+        </w:rPr>
+        <w:t>현재 설정된 서브스텝 수는 2이며, 원하는 결과에 따라 조정할 수 있음.</w:t>
       </w:r>
     </w:p>
     <w:p>
       <w:pPr>
         <w:pStyle w:val="a3"/>
         <w:numPr>
-          <w:ilvl w:val="2"/>
+          <w:ilvl w:val="0"/>
           <w:numId w:val="1"/>
         </w:numPr>
         <w:ind w:leftChars="0"/>
@@ -674,7 +760,7 @@
           <w:rFonts w:hint="eastAsia"/>
           <w:sz w:val="22"/>
         </w:rPr>
-        <w:t>mip-mapping 알고리즘 적용 (가로세로 길이가 2배씩 줄어들도록, 최소를 1픽셀로 두어 1x1이 될 때 까지)</w:t>
+        <w:t>카메라가 지형을 뚫지 않도록 구현</w:t>
       </w:r>
     </w:p>
     <w:p>
@@ -692,22 +778,10 @@
       </w:pPr>
       <w:r>
         <w:rPr>
-          <w:sz w:val="22"/>
-        </w:rPr>
-        <w:t>ExecuteIndirect를 활용해 gpu에서 draw call 생성 후 그리기</w:t>
-      </w:r>
-      <w:r>
-        <w:rPr>
-          <w:sz w:val="22"/>
-        </w:rPr>
-        <w:br/>
-      </w:r>
-      <w:r>
-        <w:rPr>
-          <w:rFonts w:hint="eastAsia"/>
-          <w:sz w:val="22"/>
-        </w:rPr>
-        <w:t>(이에 필요한 CommandSignature 추가해 gfx 객체가 멤버로 들고 있도록 구현)</w:t>
+          <w:rFonts w:hint="eastAsia"/>
+          <w:sz w:val="22"/>
+        </w:rPr>
+        <w:t>카메라에 충돌 구체를 적용하여 +X, -X, +Y, -Y, +Z, -Z 방향 꼭짓점들에 대해 샘플링을 수행하여 카메라가 지형 밑으로 파고들지 않도록 하는 최대 오프셋을 계산해 카메라 오프셋이 그보다 작도록 강제</w:t>
       </w:r>
     </w:p>
     <w:p>
@@ -725,42 +799,17 @@
       </w:pPr>
       <w:r>
         <w:rPr>
-          <w:sz w:val="22"/>
-        </w:rPr>
-        <w:t>H</w:t>
-      </w:r>
-      <w:r>
-        <w:rPr>
-          <w:rFonts w:hint="eastAsia"/>
-          <w:sz w:val="22"/>
-        </w:rPr>
-        <w:t xml:space="preserve">i-z pass를 구성하는 </w:t>
-      </w:r>
-      <w:r>
-        <w:rPr>
-          <w:sz w:val="22"/>
-        </w:rPr>
-        <w:t xml:space="preserve">compute </w:t>
-      </w:r>
-      <w:r>
-        <w:rPr>
-          <w:rFonts w:hint="eastAsia"/>
-          <w:sz w:val="22"/>
-        </w:rPr>
-        <w:t>셰이더 5개 추가</w:t>
-      </w:r>
-      <w:r>
-        <w:rPr>
-          <w:sz w:val="22"/>
-        </w:rPr>
-        <w:t xml:space="preserve"> 추가:</w:t>
+          <w:rFonts w:hint="eastAsia"/>
+          <w:sz w:val="22"/>
+        </w:rPr>
+        <w:t>후에 건물 외벽 등과의 충돌도 해소하기 위해 Camera Obstacle로 등록된 객체들의 AABB bound에 대해 마찬가지로 6방향 꼭짓점 샘플링 충돌 해소 구현해놓음</w:t>
       </w:r>
     </w:p>
     <w:p>
       <w:pPr>
         <w:pStyle w:val="a3"/>
         <w:numPr>
-          <w:ilvl w:val="2"/>
+          <w:ilvl w:val="0"/>
           <w:numId w:val="1"/>
         </w:numPr>
         <w:ind w:leftChars="0"/>
@@ -771,23 +820,17 @@
       </w:pPr>
       <w:r>
         <w:rPr>
-          <w:sz w:val="22"/>
-        </w:rPr>
-        <w:t>clear</w:t>
-      </w:r>
-      <w:r>
-        <w:rPr>
-          <w:rFonts w:hint="eastAsia"/>
-          <w:sz w:val="22"/>
-        </w:rPr>
-        <w:t>: 이전 프레임 그룹 정보들을 초기화</w:t>
+          <w:rFonts w:hint="eastAsia"/>
+          <w:sz w:val="22"/>
+        </w:rPr>
+        <w:t>스프링 카메라 구현</w:t>
       </w:r>
     </w:p>
     <w:p>
       <w:pPr>
         <w:pStyle w:val="a3"/>
         <w:numPr>
-          <w:ilvl w:val="2"/>
+          <w:ilvl w:val="1"/>
           <w:numId w:val="1"/>
         </w:numPr>
         <w:ind w:leftChars="0"/>
@@ -798,36 +841,24 @@
       </w:pPr>
       <w:r>
         <w:rPr>
-          <w:sz w:val="22"/>
-        </w:rPr>
-        <w:t>cull</w:t>
-      </w:r>
-      <w:r>
-        <w:rPr>
-          <w:rFonts w:hint="eastAsia"/>
-          <w:sz w:val="22"/>
-        </w:rPr>
-        <w:t>: screen space width, height를 계산해 hi-z map에서</w:t>
-      </w:r>
-      <w:r>
-        <w:rPr>
-          <w:sz w:val="22"/>
-        </w:rPr>
-        <w:br/>
-      </w:r>
-      <w:r>
-        <w:rPr>
-          <w:rFonts w:hint="eastAsia"/>
-          <w:sz w:val="22"/>
-        </w:rPr>
-        <w:t xml:space="preserve">AABB bound가 4픽셀로 수렴하도록 하는 mip look up 수행, 컬링여부 판정 </w:t>
+          <w:rFonts w:hint="eastAsia"/>
+          <w:sz w:val="22"/>
+        </w:rPr>
+        <w:t xml:space="preserve">타겟 오브젝트 pivot과의 offset 계산에 따른 목표 eye 위치와 현재 eye 위치의 변위를 </w:t>
+      </w:r>
+      <w:r>
+        <w:rPr>
+          <w:rFonts w:hint="eastAsia"/>
+          <w:sz w:val="22"/>
+        </w:rPr>
+        <w:t>바탕으로 카메라에 힘을 가해 물리적 움직임 구현</w:t>
       </w:r>
     </w:p>
     <w:p>
       <w:pPr>
         <w:pStyle w:val="a3"/>
         <w:numPr>
-          <w:ilvl w:val="2"/>
+          <w:ilvl w:val="1"/>
           <w:numId w:val="1"/>
         </w:numPr>
         <w:ind w:leftChars="0"/>
@@ -838,629 +869,23 @@
       </w:pPr>
       <w:r>
         <w:rPr>
-          <w:sz w:val="22"/>
-        </w:rPr>
-        <w:t>prefixSum</w:t>
-      </w:r>
-      <w:r>
-        <w:rPr>
-          <w:rFonts w:hint="eastAsia"/>
-          <w:sz w:val="22"/>
-        </w:rPr>
-        <w:t xml:space="preserve">: </w:t>
-      </w:r>
-      <w:r>
-        <w:rPr>
-          <w:sz w:val="22"/>
-        </w:rPr>
-        <w:t>인스턴싱을 위해 그룹별 데이터 오프셋 정리</w:t>
-      </w:r>
-    </w:p>
-    <w:p>
-      <w:pPr>
-        <w:pStyle w:val="a3"/>
-        <w:numPr>
-          <w:ilvl w:val="2"/>
-          <w:numId w:val="1"/>
-        </w:numPr>
-        <w:ind w:leftChars="0"/>
-        <w:jc w:val="left"/>
-        <w:rPr>
-          <w:sz w:val="22"/>
-        </w:rPr>
-      </w:pPr>
-      <w:r>
-        <w:rPr>
-          <w:sz w:val="22"/>
-        </w:rPr>
-        <w:t>compact</w:t>
-      </w:r>
-      <w:r>
-        <w:rPr>
-          <w:rFonts w:hint="eastAsia"/>
-          <w:sz w:val="22"/>
-        </w:rPr>
-        <w:t xml:space="preserve">: </w:t>
-      </w:r>
-      <w:r>
-        <w:rPr>
-          <w:sz w:val="22"/>
-        </w:rPr>
-        <w:t>그룹별 데이터 오프셋을 활용, 보이는 인스턴스 인덱스들만 따로 정리</w:t>
-      </w:r>
-    </w:p>
-    <w:p>
-      <w:pPr>
-        <w:pStyle w:val="a3"/>
-        <w:numPr>
-          <w:ilvl w:val="2"/>
-          <w:numId w:val="1"/>
-        </w:numPr>
-        <w:ind w:leftChars="0"/>
-        <w:jc w:val="left"/>
-        <w:rPr>
-          <w:sz w:val="22"/>
-        </w:rPr>
-      </w:pPr>
-      <w:r>
-        <w:rPr>
-          <w:sz w:val="22"/>
-        </w:rPr>
-        <w:t>command</w:t>
-      </w:r>
-      <w:r>
-        <w:rPr>
-          <w:rFonts w:hint="eastAsia"/>
-          <w:sz w:val="22"/>
-        </w:rPr>
-        <w:t xml:space="preserve">: </w:t>
-      </w:r>
-      <w:r>
-        <w:rPr>
-          <w:sz w:val="22"/>
-        </w:rPr>
-        <w:t>ExecuteIndirect에 사용할 draw call 명령 생성</w:t>
-      </w:r>
-    </w:p>
-    <w:p>
-      <w:pPr>
-        <w:pStyle w:val="a3"/>
-        <w:numPr>
-          <w:ilvl w:val="0"/>
-          <w:numId w:val="1"/>
-        </w:numPr>
-        <w:ind w:leftChars="0"/>
-        <w:jc w:val="left"/>
-        <w:rPr>
-          <w:sz w:val="22"/>
-        </w:rPr>
-      </w:pPr>
-      <w:r>
-        <w:rPr>
-          <w:sz w:val="22"/>
-        </w:rPr>
-        <w:t>culling 정보 애니메이션 업데이트에 반영</w:t>
-      </w:r>
-    </w:p>
-    <w:p>
-      <w:pPr>
-        <w:pStyle w:val="a3"/>
-        <w:numPr>
-          <w:ilvl w:val="1"/>
-          <w:numId w:val="1"/>
-        </w:numPr>
-        <w:ind w:leftChars="0"/>
-        <w:jc w:val="left"/>
-        <w:rPr>
-          <w:sz w:val="22"/>
-        </w:rPr>
-      </w:pPr>
-      <w:r>
-        <w:rPr>
-          <w:sz w:val="22"/>
-        </w:rPr>
-        <w:t>view frustum culling은 cpu에서 수행하므로 간단하게 bool 값 읽어 컬링 판정이 났으면 업데이트 하지 않음</w:t>
-      </w:r>
-    </w:p>
-    <w:p>
-      <w:pPr>
-        <w:pStyle w:val="a3"/>
-        <w:numPr>
-          <w:ilvl w:val="1"/>
-          <w:numId w:val="1"/>
-        </w:numPr>
-        <w:ind w:leftChars="0"/>
-        <w:jc w:val="left"/>
-        <w:rPr>
-          <w:sz w:val="22"/>
-        </w:rPr>
-      </w:pPr>
-      <w:r>
-        <w:rPr>
-          <w:sz w:val="22"/>
-        </w:rPr>
-        <w:t>hi-z culling의 경우 readback buffer를 사용해 보이는 인스턴스들의 renderObjectId를 가져</w:t>
-      </w:r>
-      <w:r>
-        <w:rPr>
-          <w:sz w:val="22"/>
-        </w:rPr>
-        <w:lastRenderedPageBreak/>
-        <w:t>와 컬링여부 설정, 마찬가지로 컬링 판정이 났으면 업데이트 하지 않음</w:t>
-      </w:r>
-    </w:p>
-    <w:p>
-      <w:pPr>
-        <w:pStyle w:val="a3"/>
-        <w:numPr>
-          <w:ilvl w:val="2"/>
-          <w:numId w:val="1"/>
-        </w:numPr>
-        <w:ind w:leftChars="0"/>
-        <w:jc w:val="left"/>
-        <w:rPr>
-          <w:sz w:val="22"/>
-        </w:rPr>
-      </w:pPr>
-      <w:r>
-        <w:rPr>
-          <w:sz w:val="22"/>
-        </w:rPr>
-        <w:t>괜히 트리플 버퍼링을 구현한 게 아니다. n-2번째 프레임에 대해 fence wait을 걸면 cpu-gpu 동기화의 딜레이가 거의 없이 정보를 읽을 수 있다. (gpu-&gt;cpu로 읽어들이는 딜레이는 있겠지만 현재 성능엔 영향이 아예 없는 수준이다.)</w:t>
-      </w:r>
-    </w:p>
-    <w:p>
-      <w:pPr>
-        <w:pStyle w:val="a3"/>
-        <w:numPr>
-          <w:ilvl w:val="1"/>
-          <w:numId w:val="1"/>
-        </w:numPr>
-        <w:ind w:leftChars="0"/>
-        <w:jc w:val="left"/>
-        <w:rPr>
-          <w:sz w:val="22"/>
-        </w:rPr>
-      </w:pPr>
-      <w:r>
-        <w:rPr>
-          <w:sz w:val="22"/>
-        </w:rPr>
-        <w:t>가져온 인스턴스 바탕으로 컬링된 객체 수 ui로 표시하도록 구현</w:t>
-      </w:r>
-    </w:p>
-    <w:p>
-      <w:pPr>
-        <w:pStyle w:val="a3"/>
-        <w:numPr>
-          <w:ilvl w:val="0"/>
-          <w:numId w:val="1"/>
-        </w:numPr>
-        <w:ind w:leftChars="0"/>
-        <w:jc w:val="left"/>
-        <w:rPr>
-          <w:sz w:val="22"/>
-        </w:rPr>
-      </w:pPr>
-      <w:r>
-        <w:rPr>
-          <w:rFonts w:hint="eastAsia"/>
-          <w:sz w:val="22"/>
-        </w:rPr>
-        <w:t>애니메이션</w:t>
-      </w:r>
-      <w:r>
-        <w:rPr>
-          <w:sz w:val="22"/>
-        </w:rPr>
-        <w:t xml:space="preserve"> 업데이트 nan 버그 수정</w:t>
-      </w:r>
-    </w:p>
-    <w:p>
-      <w:pPr>
-        <w:pStyle w:val="a3"/>
-        <w:numPr>
-          <w:ilvl w:val="1"/>
-          <w:numId w:val="1"/>
-        </w:numPr>
-        <w:ind w:leftChars="0"/>
-        <w:jc w:val="left"/>
-        <w:rPr>
-          <w:sz w:val="22"/>
-        </w:rPr>
-      </w:pPr>
-      <w:r>
-        <w:rPr>
-          <w:sz w:val="22"/>
-        </w:rPr>
-        <w:t>애니메이션 4방향 보간</w:t>
-      </w:r>
-      <w:r>
-        <w:rPr>
-          <w:rFonts w:hint="eastAsia"/>
-          <w:sz w:val="22"/>
-        </w:rPr>
-        <w:t>에 쓰이는 weight의 총합이 0이 되어 division by zero로 인한 nan 버그</w:t>
-      </w:r>
-    </w:p>
-    <w:p>
-      <w:pPr>
-        <w:pStyle w:val="a3"/>
-        <w:numPr>
-          <w:ilvl w:val="1"/>
-          <w:numId w:val="1"/>
-        </w:numPr>
-        <w:ind w:leftChars="0"/>
-        <w:jc w:val="left"/>
-        <w:rPr>
-          <w:sz w:val="22"/>
-        </w:rPr>
-      </w:pPr>
-      <w:r>
-        <w:rPr>
-          <w:rFonts w:hint="eastAsia"/>
-          <w:sz w:val="22"/>
-        </w:rPr>
-        <w:t xml:space="preserve">총합이 0일 경우 forward방향 weight이 0.1만큼 있다고 판정해 사용 </w:t>
-      </w:r>
-    </w:p>
-    <w:p>
-      <w:pPr>
-        <w:pStyle w:val="a3"/>
-        <w:numPr>
-          <w:ilvl w:val="0"/>
-          <w:numId w:val="1"/>
-        </w:numPr>
-        <w:ind w:leftChars="0"/>
-        <w:jc w:val="left"/>
-        <w:rPr>
-          <w:sz w:val="22"/>
-        </w:rPr>
-      </w:pPr>
-      <w:r>
-        <w:rPr>
-          <w:sz w:val="22"/>
-        </w:rPr>
-        <w:t xml:space="preserve">animation </w:t>
-      </w:r>
-      <w:r>
-        <w:rPr>
-          <w:rFonts w:hint="eastAsia"/>
-          <w:sz w:val="22"/>
-        </w:rPr>
-        <w:t>스케줄링 구현</w:t>
-      </w:r>
-    </w:p>
-    <w:p>
-      <w:pPr>
-        <w:pStyle w:val="a3"/>
-        <w:numPr>
-          <w:ilvl w:val="1"/>
-          <w:numId w:val="1"/>
-        </w:numPr>
-        <w:ind w:leftChars="0"/>
-        <w:jc w:val="left"/>
-        <w:rPr>
-          <w:sz w:val="22"/>
-        </w:rPr>
-      </w:pPr>
-      <w:r>
-        <w:rPr>
-          <w:sz w:val="22"/>
-        </w:rPr>
-        <w:t>priority 갱신 공식:</w:t>
-      </w:r>
-    </w:p>
-    <w:p>
-      <w:pPr>
-        <w:ind w:left="800" w:firstLine="400"/>
-        <w:jc w:val="left"/>
-        <w:rPr>
-          <w:sz w:val="22"/>
-        </w:rPr>
-      </w:pPr>
-      <w:r>
-        <w:rPr>
-          <w:sz w:val="22"/>
-        </w:rPr>
-        <w:t>d: (카메라와 객체간의 거리)</w:t>
-      </w:r>
-      <w:r>
-        <w:rPr>
-          <w:rFonts w:hint="eastAsia"/>
-          <w:sz w:val="22"/>
-        </w:rPr>
-        <w:t xml:space="preserve">, </w:t>
-      </w:r>
-      <w:r>
-        <w:rPr>
-          <w:sz w:val="22"/>
-        </w:rPr>
-        <w:t>t: 최종 업데이트로부터 경과 시간</w:t>
-      </w:r>
-    </w:p>
-    <w:p>
-      <w:pPr>
-        <w:ind w:left="800" w:firstLine="400"/>
-        <w:jc w:val="left"/>
-        <w:rPr>
-          <w:sz w:val="22"/>
-        </w:rPr>
-      </w:pPr>
-      <w:r>
-        <w:rPr>
-          <w:sz w:val="22"/>
-        </w:rPr>
-        <w:t>priority = priority + t * 0.3 * (1 / (1 + d^2))</w:t>
-      </w:r>
-    </w:p>
-    <w:p>
-      <w:pPr>
-        <w:pStyle w:val="a3"/>
-        <w:numPr>
-          <w:ilvl w:val="1"/>
-          <w:numId w:val="1"/>
-        </w:numPr>
-        <w:ind w:leftChars="0"/>
-        <w:jc w:val="left"/>
-        <w:rPr>
-          <w:sz w:val="22"/>
-        </w:rPr>
-      </w:pPr>
-      <w:r>
-        <w:rPr>
-          <w:sz w:val="22"/>
-        </w:rPr>
-        <w:t>animation blender들로 max-heap을 구성하여 주어진 시간 내에 animBlender 업데이트</w:t>
-      </w:r>
-    </w:p>
-    <w:p>
-      <w:pPr>
-        <w:pStyle w:val="a3"/>
-        <w:numPr>
-          <w:ilvl w:val="0"/>
-          <w:numId w:val="1"/>
-        </w:numPr>
-        <w:ind w:leftChars="0"/>
-        <w:jc w:val="left"/>
-        <w:rPr>
-          <w:sz w:val="22"/>
-        </w:rPr>
-      </w:pPr>
-      <w:r>
-        <w:rPr>
-          <w:rFonts w:hint="eastAsia"/>
-          <w:sz w:val="22"/>
-        </w:rPr>
-        <w:t>물리</w:t>
-      </w:r>
-      <w:r>
-        <w:rPr>
-          <w:sz w:val="22"/>
-        </w:rPr>
-        <w:t xml:space="preserve"> 업데이트</w:t>
-      </w:r>
-      <w:r>
-        <w:rPr>
-          <w:rFonts w:hint="eastAsia"/>
-          <w:sz w:val="22"/>
-        </w:rPr>
-        <w:t xml:space="preserve"> 버그</w:t>
-      </w:r>
-      <w:r>
-        <w:rPr>
-          <w:sz w:val="22"/>
-        </w:rPr>
-        <w:t xml:space="preserve"> 수정</w:t>
-      </w:r>
-    </w:p>
-    <w:p>
-      <w:pPr>
-        <w:pStyle w:val="a3"/>
-        <w:numPr>
-          <w:ilvl w:val="1"/>
-          <w:numId w:val="1"/>
-        </w:numPr>
-        <w:ind w:leftChars="0"/>
-        <w:jc w:val="left"/>
-        <w:rPr>
-          <w:sz w:val="22"/>
-        </w:rPr>
-      </w:pPr>
-      <w:r>
-        <w:rPr>
-          <w:sz w:val="22"/>
-        </w:rPr>
-        <w:t>지형-객체1-객체2 이렇게 세 개의 물체가 충돌할 때 무조건 객체들이 위로 솟아버리는 현상 해결</w:t>
-      </w:r>
-    </w:p>
-    <w:p>
-      <w:pPr>
-        <w:pStyle w:val="a3"/>
-        <w:numPr>
-          <w:ilvl w:val="1"/>
-          <w:numId w:val="1"/>
-        </w:numPr>
-        <w:ind w:leftChars="0"/>
-        <w:jc w:val="left"/>
-        <w:rPr>
-          <w:sz w:val="22"/>
-        </w:rPr>
-      </w:pPr>
-      <w:r>
-        <w:rPr>
-          <w:sz w:val="22"/>
-        </w:rPr>
-        <w:t>월드가 무중력이라면 그 결과가 맞을 수 있는데, 중력을 고려하면 충돌 해소 방향은 그렇게 위로 치우쳐선 안된다.</w:t>
-      </w:r>
-    </w:p>
-    <w:p>
-      <w:pPr>
-        <w:pStyle w:val="a3"/>
-        <w:numPr>
-          <w:ilvl w:val="1"/>
-          <w:numId w:val="1"/>
-        </w:numPr>
-        <w:ind w:leftChars="0"/>
-        <w:jc w:val="left"/>
-        <w:rPr>
-          <w:sz w:val="22"/>
-        </w:rPr>
-      </w:pPr>
-      <w:r>
-        <w:rPr>
-          <w:sz w:val="22"/>
-        </w:rPr>
-        <w:t>contact constarint 생성 시 외력(중력)으로 인한 가속도를 충돌 해소 bias 값에 더해주었다. bias는 정규화되어 충돌 해소 방향에 반영된다.</w:t>
-      </w:r>
-    </w:p>
-    <w:p>
-      <w:pPr>
-        <w:pStyle w:val="a3"/>
-        <w:numPr>
-          <w:ilvl w:val="0"/>
-          <w:numId w:val="1"/>
-        </w:numPr>
-        <w:ind w:leftChars="0"/>
-        <w:jc w:val="left"/>
-        <w:rPr>
-          <w:sz w:val="22"/>
-        </w:rPr>
-      </w:pPr>
-      <w:r>
-        <w:rPr>
-          <w:rFonts w:hint="eastAsia"/>
-          <w:sz w:val="22"/>
-        </w:rPr>
-        <w:t>프레임</w:t>
-      </w:r>
-      <w:r>
-        <w:rPr>
-          <w:sz w:val="22"/>
-        </w:rPr>
-        <w:t xml:space="preserve"> 안정성 확보</w:t>
-      </w:r>
-    </w:p>
-    <w:p>
-      <w:pPr>
-        <w:pStyle w:val="a3"/>
-        <w:numPr>
-          <w:ilvl w:val="1"/>
-          <w:numId w:val="1"/>
-        </w:numPr>
-        <w:ind w:leftChars="0"/>
-        <w:jc w:val="left"/>
-        <w:rPr>
-          <w:sz w:val="22"/>
-        </w:rPr>
-      </w:pPr>
-      <w:r>
-        <w:rPr>
-          <w:sz w:val="22"/>
-        </w:rPr>
-        <w:t>물리 업데이트에 쓰이는 physic update delta time은 무조건 고정 간격으로 하기 위해서, frame delta time을 physic update delta time으로 나누어 그 횟수만큼 반복시키고 있었는데, 물리 업데이트가 오래 걸려 이상적인 frame delta time보다 긴 경우, 점점 필요한 물리 업데이트 수가 늘어나다가 프로세스가 멈추고 터져버</w:t>
-      </w:r>
-      <w:r>
-        <w:rPr>
-          <w:rFonts w:hint="eastAsia"/>
-          <w:sz w:val="22"/>
-        </w:rPr>
-        <w:t>렸다.</w:t>
-      </w:r>
-    </w:p>
-    <w:p>
-      <w:pPr>
-        <w:pStyle w:val="a3"/>
-        <w:numPr>
-          <w:ilvl w:val="1"/>
-          <w:numId w:val="1"/>
-        </w:numPr>
-        <w:ind w:leftChars="0"/>
-        <w:jc w:val="left"/>
-        <w:rPr>
-          <w:sz w:val="22"/>
-        </w:rPr>
-      </w:pPr>
-      <w:r>
-        <w:rPr>
-          <w:sz w:val="22"/>
-        </w:rPr>
-        <w:t>물리 step 수가 3을 넘는 프레임이 연속해서 2번 이상 나오면 physic update delta time의 배율을 1 증가 시킨다. (간단히 말하면, 렉걸리면 물리 업데이트 시간을 정수배 해서 쓴다.)</w:t>
-      </w:r>
-    </w:p>
-    <w:p>
-      <w:pPr>
-        <w:pStyle w:val="a3"/>
-        <w:numPr>
-          <w:ilvl w:val="1"/>
-          <w:numId w:val="1"/>
-        </w:numPr>
-        <w:ind w:leftChars="0"/>
-        <w:jc w:val="left"/>
-        <w:rPr>
-          <w:sz w:val="22"/>
-        </w:rPr>
-      </w:pPr>
-      <w:r>
-        <w:rPr>
-          <w:sz w:val="22"/>
-        </w:rPr>
-        <w:t>물리 step 수가 3을 넘는 프레임이 4번 이상 나오면, 렌더링을 수행하지 않고, swap chain을 갱신하지 않는다.</w:t>
-      </w:r>
-    </w:p>
-    <w:p>
-      <w:pPr>
-        <w:pStyle w:val="a3"/>
-        <w:numPr>
-          <w:ilvl w:val="0"/>
-          <w:numId w:val="1"/>
-        </w:numPr>
-        <w:ind w:leftChars="0"/>
-        <w:jc w:val="left"/>
-        <w:rPr>
-          <w:sz w:val="22"/>
-        </w:rPr>
-      </w:pPr>
-      <w:r>
-        <w:rPr>
-          <w:rFonts w:hint="eastAsia"/>
-          <w:sz w:val="22"/>
-        </w:rPr>
-        <w:lastRenderedPageBreak/>
-        <w:t>온라인</w:t>
-      </w:r>
-      <w:r>
-        <w:rPr>
-          <w:sz w:val="22"/>
-        </w:rPr>
-        <w:t xml:space="preserve"> 게임 애니메이션 적용</w:t>
-      </w:r>
-    </w:p>
-    <w:p>
-      <w:pPr>
-        <w:pStyle w:val="a3"/>
-        <w:numPr>
-          <w:ilvl w:val="1"/>
-          <w:numId w:val="1"/>
-        </w:numPr>
-        <w:ind w:leftChars="0"/>
-        <w:jc w:val="left"/>
-        <w:rPr>
-          <w:sz w:val="22"/>
-        </w:rPr>
-      </w:pPr>
-      <w:r>
-        <w:rPr>
-          <w:sz w:val="22"/>
-        </w:rPr>
-        <w:t>서버에서 전해져오는 공격, 피격 패킷을 바탕으로 animation event들을 발생시켜</w:t>
+          <w:rFonts w:hint="eastAsia"/>
+          <w:sz w:val="22"/>
+        </w:rPr>
+        <w:t>힘의 계수로 곱해지는 stiffness, 속도에 비례한 저항으로 쓰이는 damping 파라미터를</w:t>
       </w:r>
       <w:r>
         <w:rPr>
           <w:sz w:val="22"/>
         </w:rPr>
         <w:br/>
-        <w:t>공격/피격/사망 애니메이션을 적용하였다.</w:t>
+      </w:r>
+      <w:r>
+        <w:rPr>
+          <w:rFonts w:hint="eastAsia"/>
+          <w:sz w:val="22"/>
+        </w:rPr>
+        <w:t>이용하여 스프링 효과 조절할 수 있도록 구현</w:t>
       </w:r>
     </w:p>
     <w:p>
@@ -1470,6 +895,149 @@
         <w:autoSpaceDE/>
         <w:autoSpaceDN/>
         <w:rPr>
+          <w:rFonts w:hint="eastAsia"/>
+          <w:sz w:val="22"/>
+        </w:rPr>
+      </w:pPr>
+      <w:r>
+        <w:rPr>
+          <w:sz w:val="22"/>
+        </w:rPr>
+        <w:br w:type="page"/>
+      </w:r>
+    </w:p>
+    <w:p>
+      <w:pPr>
+        <w:pStyle w:val="a3"/>
+        <w:numPr>
+          <w:ilvl w:val="0"/>
+          <w:numId w:val="1"/>
+        </w:numPr>
+        <w:ind w:leftChars="0"/>
+        <w:jc w:val="left"/>
+        <w:rPr>
+          <w:sz w:val="22"/>
+        </w:rPr>
+      </w:pPr>
+      <w:r>
+        <w:rPr>
+          <w:rFonts w:hint="eastAsia"/>
+          <w:sz w:val="22"/>
+        </w:rPr>
+        <w:lastRenderedPageBreak/>
+        <w:t>유니티 래그돌 설정 스크립트 작성</w:t>
+      </w:r>
+    </w:p>
+    <w:p>
+      <w:pPr>
+        <w:pStyle w:val="a3"/>
+        <w:numPr>
+          <w:ilvl w:val="1"/>
+          <w:numId w:val="1"/>
+        </w:numPr>
+        <w:ind w:leftChars="0"/>
+        <w:jc w:val="left"/>
+        <w:rPr>
+          <w:sz w:val="22"/>
+        </w:rPr>
+      </w:pPr>
+      <w:r>
+        <w:rPr>
+          <w:rFonts w:hint="eastAsia"/>
+          <w:sz w:val="22"/>
+        </w:rPr>
+        <w:t>두 본 Transform(R</w:t>
+      </w:r>
+      <w:r>
+        <w:rPr>
+          <w:sz w:val="22"/>
+        </w:rPr>
+        <w:t>i</w:t>
+      </w:r>
+      <w:r>
+        <w:rPr>
+          <w:rFonts w:hint="eastAsia"/>
+          <w:sz w:val="22"/>
+        </w:rPr>
+        <w:t>gid body)을 연결하는 Joint의 파라미터 설정 구현 (활성화 축, 각 축의 최대 최소 회전 각도, 질량)</w:t>
+      </w:r>
+    </w:p>
+    <w:p>
+      <w:pPr>
+        <w:pStyle w:val="a3"/>
+        <w:numPr>
+          <w:ilvl w:val="1"/>
+          <w:numId w:val="1"/>
+        </w:numPr>
+        <w:ind w:leftChars="0"/>
+        <w:jc w:val="left"/>
+        <w:rPr>
+          <w:sz w:val="22"/>
+        </w:rPr>
+      </w:pPr>
+      <w:r>
+        <w:rPr>
+          <w:rFonts w:hint="eastAsia"/>
+          <w:sz w:val="22"/>
+        </w:rPr>
+        <w:t>추출 스크립트 작성 완료, 고블린에 대해 Joint 설정 작업 중</w:t>
+      </w:r>
+    </w:p>
+    <w:p>
+      <w:pPr>
+        <w:pStyle w:val="a3"/>
+        <w:numPr>
+          <w:ilvl w:val="0"/>
+          <w:numId w:val="1"/>
+        </w:numPr>
+        <w:ind w:leftChars="0"/>
+        <w:jc w:val="left"/>
+        <w:rPr>
+          <w:sz w:val="22"/>
+        </w:rPr>
+      </w:pPr>
+      <w:r>
+        <w:rPr>
+          <w:rFonts w:hint="eastAsia"/>
+          <w:sz w:val="22"/>
+        </w:rPr>
+        <w:t>학회 논문 작성</w:t>
+      </w:r>
+    </w:p>
+    <w:p>
+      <w:pPr>
+        <w:pStyle w:val="a3"/>
+        <w:numPr>
+          <w:ilvl w:val="1"/>
+          <w:numId w:val="1"/>
+        </w:numPr>
+        <w:jc w:val="left"/>
+        <w:rPr>
+          <w:rFonts w:hint="eastAsia"/>
+          <w:sz w:val="22"/>
+        </w:rPr>
+      </w:pPr>
+      <w:r>
+        <w:rPr>
+          <w:rFonts w:hint="eastAsia"/>
+          <w:sz w:val="22"/>
+        </w:rPr>
+        <w:t xml:space="preserve">논문 주제: </w:t>
+      </w:r>
+      <w:r>
+        <w:rPr>
+          <w:sz w:val="22"/>
+        </w:rPr>
+        <w:t>Hi-Z 오클루전 컬링 결과를 활용한 가시성 기반 애니메이션 갱신 기법</w:t>
+      </w:r>
+    </w:p>
+    <w:p>
+      <w:pPr>
+        <w:widowControl/>
+        <w:wordWrap/>
+        <w:autoSpaceDE/>
+        <w:autoSpaceDN/>
+        <w:rPr>
           <w:sz w:val="28"/>
           <w:szCs w:val="32"/>
         </w:rPr>
@@ -1505,7 +1073,6 @@
         <w:ind w:leftChars="200" w:left="400"/>
         <w:jc w:val="left"/>
         <w:rPr>
-          <w:rFonts w:hint="eastAsia"/>
           <w:b/>
           <w:bCs/>
           <w:sz w:val="18"/>
@@ -3329,15 +2896,16 @@
                 <w:bCs/>
                 <w:szCs w:val="20"/>
               </w:rPr>
-              <w:t>장명운: 레벨 제작, 장비 장착해 애니메이션 연동되도록 구현</w:t>
-            </w:r>
-            <w:r>
-              <w:rPr>
+              <w:t xml:space="preserve">장명운: </w:t>
+            </w:r>
+            <w:r>
+              <w:rPr>
+                <w:rFonts w:hint="eastAsia"/>
                 <w:b/>
                 <w:bCs/>
                 <w:szCs w:val="20"/>
               </w:rPr>
-              <w:t xml:space="preserve"> </w:t>
+              <w:t>Ragdoll Physics 구현, 스킬 스크립트 설계</w:t>
             </w:r>
             <w:r>
               <w:rPr>
@@ -4072,7 +3640,6 @@
   <w:style w:type="character" w:default="1" w:styleId="a0">
     <w:name w:val="Default Paragraph Font"/>
     <w:uiPriority w:val="1"/>
-    <w:semiHidden/>
     <w:unhideWhenUsed/>
   </w:style>
   <w:style w:type="table" w:default="1" w:styleId="a1">

--- a/작업일지/졸업작품 작업일지 - 20+27주차.docx
+++ b/작업일지/졸업작품 작업일지 - 20+27주차.docx
@@ -1,6 +1,6 @@
 
 <file path=word/document.xml><?xml version="1.0" encoding="utf-8"?>
-<w:document xmlns:wpc="http://schemas.microsoft.com/office/word/2010/wordprocessingCanvas" xmlns:cx="http://schemas.microsoft.com/office/drawing/2014/chartex" xmlns:cx1="http://schemas.microsoft.com/office/drawing/2015/9/8/chartex" xmlns:cx2="http://schemas.microsoft.com/office/drawing/2015/10/21/chartex" xmlns:cx3="http://schemas.microsoft.com/office/drawing/2016/5/9/chartex" xmlns:cx4="http://schemas.microsoft.com/office/drawing/2016/5/10/chartex" xmlns:cx5="http://schemas.microsoft.com/office/drawing/2016/5/11/chartex" xmlns:cx6="http://schemas.microsoft.com/office/drawing/2016/5/12/chartex" xmlns:cx7="http://schemas.microsoft.com/office/drawing/2016/5/13/chartex" xmlns:cx8="http://schemas.microsoft.com/office/drawing/2016/5/14/chartex" xmlns:mc="http://schemas.openxmlformats.org/markup-compatibility/2006" xmlns:aink="http://schemas.microsoft.com/office/drawing/2016/ink" xmlns:am3d="http://schemas.microsoft.com/office/drawing/2017/model3d" xmlns:o="urn:schemas-microsoft-com:office:office" xmlns:oel="http://schemas.microsoft.com/office/2019/extlst" xmlns:r="http://schemas.openxmlformats.org/officeDocument/2006/relationships" xmlns:m="http://schemas.openxmlformats.org/officeDocument/2006/math" xmlns:v="urn:schemas-microsoft-com:vml" xmlns:wp14="http://schemas.microsoft.com/office/word/2010/wordprocessingDrawing" xmlns:wp="http://schemas.openxmlformats.org/drawingml/2006/wordprocessingDrawing" xmlns:w10="urn:schemas-microsoft-com:office:word" xmlns:w="http://schemas.openxmlformats.org/wordprocessingml/2006/main" xmlns:w14="http://schemas.microsoft.com/office/word/2010/wordml" xmlns:w15="http://schemas.microsoft.com/office/word/2012/wordml" xmlns:w16cex="http://schemas.microsoft.com/office/word/2018/wordml/cex" xmlns:w16cid="http://schemas.microsoft.com/office/word/2016/wordml/cid" xmlns:w16="http://schemas.microsoft.com/office/word/2018/wordml" xmlns:w16du="http://schemas.microsoft.com/office/word/2023/wordml/word16du" xmlns:w16sdtdh="http://schemas.microsoft.com/office/word/2020/wordml/sdtdatahash" xmlns:w16sdtfl="http://schemas.microsoft.com/office/word/2024/wordml/sdtformatlock" xmlns:w16se="http://schemas.microsoft.com/office/word/2015/wordml/symex" xmlns:wpg="http://schemas.microsoft.com/office/word/2010/wordprocessingGroup" xmlns:wpi="http://schemas.microsoft.com/office/word/2010/wordprocessingInk" xmlns:wne="http://schemas.microsoft.com/office/word/2006/wordml" xmlns:wps="http://schemas.microsoft.com/office/word/2010/wordprocessingShape" mc:Ignorable="w14 w15 w16se w16cid w16 w16cex w16sdtdh w16sdtfl w16du wp14">
+<w:document xmlns:wpc="http://schemas.microsoft.com/office/word/2010/wordprocessingCanvas" xmlns:mc="http://schemas.openxmlformats.org/markup-compatibility/2006" xmlns:o="urn:schemas-microsoft-com:office:office" xmlns:r="http://schemas.openxmlformats.org/officeDocument/2006/relationships" xmlns:m="http://schemas.openxmlformats.org/officeDocument/2006/math" xmlns:v="urn:schemas-microsoft-com:vml" xmlns:wp14="http://schemas.microsoft.com/office/word/2010/wordprocessingDrawing" xmlns:wp="http://schemas.openxmlformats.org/drawingml/2006/wordprocessingDrawing" xmlns:w10="urn:schemas-microsoft-com:office:word" xmlns:w="http://schemas.openxmlformats.org/wordprocessingml/2006/main" xmlns:w14="http://schemas.microsoft.com/office/word/2010/wordml" xmlns:w15="http://schemas.microsoft.com/office/word/2012/wordml" xmlns:wpg="http://schemas.microsoft.com/office/word/2010/wordprocessingGroup" xmlns:wpi="http://schemas.microsoft.com/office/word/2010/wordprocessingInk" xmlns:wne="http://schemas.microsoft.com/office/word/2006/wordml" xmlns:wps="http://schemas.microsoft.com/office/word/2010/wordprocessingShape">
   <w:body>
     <w:tbl>
       <w:tblPr>
@@ -19,7 +19,7 @@
       </w:tblGrid>
       <w:tr>
         <w:trPr>
-          <w:trHeight w:val="888"/>
+          <w:trHeight w:val="888" w:hRule="atLeast"/>
         </w:trPr>
         <w:tc>
           <w:tcPr>
@@ -35,7 +35,7 @@
             <w:pPr>
               <w:jc w:val="center"/>
               <w:rPr>
-                <w:u w:val="single"/>
+                <w:u w:val="single" w:color="auto"/>
               </w:rPr>
             </w:pPr>
             <w:r>
@@ -43,7 +43,7 @@
                 <w:rFonts w:hint="eastAsia"/>
                 <w:sz w:val="36"/>
                 <w:szCs w:val="40"/>
-                <w:u w:val="single"/>
+                <w:u w:val="single" w:color="auto"/>
               </w:rPr>
               <w:t>졸업작품 작업일지</w:t>
             </w:r>
@@ -238,7 +238,7 @@
       </w:tr>
       <w:tr>
         <w:trPr>
-          <w:trHeight w:val="648"/>
+          <w:trHeight w:val="648" w:hRule="atLeast"/>
         </w:trPr>
         <w:tc>
           <w:tcPr>
@@ -417,7 +417,7 @@
       </w:tr>
       <w:tr>
         <w:trPr>
-          <w:trHeight w:val="1266"/>
+          <w:trHeight w:val="1266" w:hRule="atLeast"/>
         </w:trPr>
         <w:tc>
           <w:tcPr>
@@ -490,7 +490,16 @@
                 <w:rFonts w:hint="eastAsia"/>
                 <w:b/>
               </w:rPr>
-              <w:t>우상훈: 버그 수정, 서버 최적화</w:t>
+              <w:t xml:space="preserve">우상훈: </w:t>
+            </w:r>
+            <w:r>
+              <w:rPr>
+                <w:lang w:eastAsia="ko-KR"/>
+                <w:rFonts w:hint="eastAsia"/>
+                <w:b/>
+                <w:rtl w:val="off"/>
+              </w:rPr>
+              <w:t>시야 공유 기반 NPC AI 시스템 포팅 작업</w:t>
             </w:r>
           </w:p>
           <w:p>
@@ -563,306 +572,354 @@
     <w:p>
       <w:pPr>
         <w:pStyle w:val="a3"/>
+        <w:ind w:leftChars="0"/>
+        <w:jc w:val="left"/>
         <w:numPr>
           <w:ilvl w:val="0"/>
           <w:numId w:val="1"/>
         </w:numPr>
+        <w:rPr>
+          <w:sz w:val="22"/>
+        </w:rPr>
+      </w:pPr>
+      <w:r>
+        <w:rPr>
+          <w:rFonts w:hint="eastAsia"/>
+          <w:sz w:val="22"/>
+        </w:rPr>
+        <w:t>애니메이션 스케줄링 버그 수정</w:t>
+      </w:r>
+    </w:p>
+    <w:p>
+      <w:pPr>
+        <w:pStyle w:val="a3"/>
         <w:ind w:leftChars="0"/>
         <w:jc w:val="left"/>
-        <w:rPr>
-          <w:sz w:val="22"/>
-        </w:rPr>
-      </w:pPr>
-      <w:r>
-        <w:rPr>
-          <w:rFonts w:hint="eastAsia"/>
-          <w:sz w:val="22"/>
-        </w:rPr>
-        <w:t>애니메이션 스케줄링 버그 수정</w:t>
-      </w:r>
-    </w:p>
-    <w:p>
-      <w:pPr>
-        <w:pStyle w:val="a3"/>
         <w:numPr>
           <w:ilvl w:val="1"/>
           <w:numId w:val="1"/>
         </w:numPr>
+        <w:rPr>
+          <w:sz w:val="22"/>
+        </w:rPr>
+      </w:pPr>
+      <w:r>
+        <w:rPr>
+          <w:rFonts w:hint="eastAsia"/>
+          <w:sz w:val="22"/>
+        </w:rPr>
+        <w:t>매프레임 계산되는 우선순위값이 대입이 되어야하는데 누적을 하고 있었음.</w:t>
+      </w:r>
+      <w:r>
+        <w:rPr>
+          <w:sz w:val="22"/>
+        </w:rPr>
+        <w:br/>
+      </w:r>
+      <w:r>
+        <w:rPr>
+          <w:rFonts w:hint="eastAsia"/>
+          <w:sz w:val="22"/>
+        </w:rPr>
+        <w:t>해당 버그를 수정해 올바른 우선순위가 반영되도록 수정</w:t>
+      </w:r>
+      <w:r>
+        <w:rPr>
+          <w:sz w:val="22"/>
+        </w:rPr>
+        <w:br/>
+      </w:r>
+      <w:r>
+        <w:rPr>
+          <w:rFonts w:hint="eastAsia"/>
+          <w:sz w:val="22"/>
+        </w:rPr>
+        <w:t xml:space="preserve">`priority += dw * </w:t>
+      </w:r>
+      <w:r>
+        <w:rPr>
+          <w:rFonts w:hint="eastAsia"/>
+          <w:sz w:val="22"/>
+        </w:rPr>
+        <w:t>dt;`</w:t>
+      </w:r>
+      <w:r>
+        <w:rPr>
+          <w:rFonts w:hint="eastAsia"/>
+          <w:sz w:val="22"/>
+        </w:rPr>
+        <w:t xml:space="preserve"> =&gt; `priority = dw * </w:t>
+      </w:r>
+      <w:r>
+        <w:rPr>
+          <w:rFonts w:hint="eastAsia"/>
+          <w:sz w:val="22"/>
+        </w:rPr>
+        <w:t>dt;`</w:t>
+      </w:r>
+    </w:p>
+    <w:p>
+      <w:pPr>
+        <w:pStyle w:val="a3"/>
         <w:ind w:leftChars="0"/>
         <w:jc w:val="left"/>
-        <w:rPr>
-          <w:sz w:val="22"/>
-        </w:rPr>
-      </w:pPr>
-      <w:r>
-        <w:rPr>
-          <w:rFonts w:hint="eastAsia"/>
-          <w:sz w:val="22"/>
-        </w:rPr>
-        <w:t>매프레임 계산되는 우선순위값이 대입이 되어야하는데 누적을 하고 있었음.</w:t>
-      </w:r>
-      <w:r>
-        <w:rPr>
-          <w:sz w:val="22"/>
-        </w:rPr>
-        <w:br/>
-      </w:r>
-      <w:r>
-        <w:rPr>
-          <w:rFonts w:hint="eastAsia"/>
-          <w:sz w:val="22"/>
-        </w:rPr>
-        <w:t>해당 버그를 수정해 올바른 우선순위가 반영되도록 수정</w:t>
-      </w:r>
-      <w:r>
-        <w:rPr>
-          <w:sz w:val="22"/>
-        </w:rPr>
-        <w:br/>
-      </w:r>
-      <w:r>
-        <w:rPr>
-          <w:rFonts w:hint="eastAsia"/>
-          <w:sz w:val="22"/>
-        </w:rPr>
-        <w:t xml:space="preserve">`priority += dw * </w:t>
-      </w:r>
-      <w:proofErr w:type="gramStart"/>
-      <w:r>
-        <w:rPr>
-          <w:rFonts w:hint="eastAsia"/>
-          <w:sz w:val="22"/>
-        </w:rPr>
-        <w:t>dt;`</w:t>
-      </w:r>
-      <w:proofErr w:type="gramEnd"/>
-      <w:r>
-        <w:rPr>
-          <w:rFonts w:hint="eastAsia"/>
-          <w:sz w:val="22"/>
-        </w:rPr>
-        <w:t xml:space="preserve"> =&gt; `priority = dw * </w:t>
-      </w:r>
-      <w:proofErr w:type="gramStart"/>
-      <w:r>
-        <w:rPr>
-          <w:rFonts w:hint="eastAsia"/>
-          <w:sz w:val="22"/>
-        </w:rPr>
-        <w:t>dt;`</w:t>
-      </w:r>
-      <w:proofErr w:type="gramEnd"/>
-    </w:p>
-    <w:p>
-      <w:pPr>
-        <w:pStyle w:val="a3"/>
         <w:numPr>
           <w:ilvl w:val="0"/>
           <w:numId w:val="1"/>
         </w:numPr>
+        <w:rPr>
+          <w:sz w:val="22"/>
+        </w:rPr>
+      </w:pPr>
+      <w:r>
+        <w:rPr>
+          <w:rFonts w:hint="eastAsia"/>
+          <w:sz w:val="22"/>
+        </w:rPr>
+        <w:t>물리 서브스텝 구현</w:t>
+      </w:r>
+    </w:p>
+    <w:p>
+      <w:pPr>
+        <w:pStyle w:val="a3"/>
         <w:ind w:leftChars="0"/>
         <w:jc w:val="left"/>
-        <w:rPr>
-          <w:sz w:val="22"/>
-        </w:rPr>
-      </w:pPr>
-      <w:r>
-        <w:rPr>
-          <w:rFonts w:hint="eastAsia"/>
-          <w:sz w:val="22"/>
-        </w:rPr>
-        <w:t>물리 서브스텝 구현</w:t>
-      </w:r>
-    </w:p>
-    <w:p>
-      <w:pPr>
-        <w:pStyle w:val="a3"/>
         <w:numPr>
           <w:ilvl w:val="1"/>
           <w:numId w:val="1"/>
         </w:numPr>
+        <w:rPr>
+          <w:sz w:val="22"/>
+        </w:rPr>
+      </w:pPr>
+      <w:r>
+        <w:rPr>
+          <w:rFonts w:hint="eastAsia"/>
+          <w:sz w:val="22"/>
+        </w:rPr>
+        <w:t>충돌 해소 단계 이후 다시 물리량 적분을 수행하지 않아 연쇄 충돌 해소 및</w:t>
+      </w:r>
+      <w:r>
+        <w:rPr>
+          <w:sz w:val="22"/>
+        </w:rPr>
+        <w:br/>
+      </w:r>
+      <w:r>
+        <w:rPr>
+          <w:rFonts w:hint="eastAsia"/>
+          <w:sz w:val="22"/>
+        </w:rPr>
+        <w:t>충돌의 즉각적인 피드백이 잘 이루어지지 않았음</w:t>
+      </w:r>
+    </w:p>
+    <w:p>
+      <w:pPr>
+        <w:pStyle w:val="a3"/>
         <w:ind w:leftChars="0"/>
         <w:jc w:val="left"/>
-        <w:rPr>
-          <w:sz w:val="22"/>
-        </w:rPr>
-      </w:pPr>
-      <w:r>
-        <w:rPr>
-          <w:rFonts w:hint="eastAsia"/>
-          <w:sz w:val="22"/>
-        </w:rPr>
-        <w:t>충돌 해소 단계 이후 다시 물리량 적분을 수행하지 않아 연쇄 충돌 해소 및</w:t>
-      </w:r>
-      <w:r>
-        <w:rPr>
-          <w:sz w:val="22"/>
-        </w:rPr>
-        <w:br/>
-      </w:r>
-      <w:r>
-        <w:rPr>
-          <w:rFonts w:hint="eastAsia"/>
-          <w:sz w:val="22"/>
-        </w:rPr>
-        <w:t>충돌의 즉각적인 피드백이 잘 이루어지지 않았음</w:t>
-      </w:r>
-    </w:p>
-    <w:p>
-      <w:pPr>
-        <w:pStyle w:val="a3"/>
         <w:numPr>
           <w:ilvl w:val="1"/>
           <w:numId w:val="1"/>
         </w:numPr>
+        <w:rPr>
+          <w:sz w:val="22"/>
+        </w:rPr>
+      </w:pPr>
+      <w:r>
+        <w:rPr>
+          <w:rFonts w:hint="eastAsia"/>
+          <w:sz w:val="22"/>
+        </w:rPr>
+        <w:t>여러 번의 서브스텝 동안 적분-충돌 감지-충돌 해소의 루프가 이루어지도록 함.</w:t>
+      </w:r>
+      <w:r>
+        <w:rPr>
+          <w:sz w:val="22"/>
+        </w:rPr>
+        <w:br/>
+      </w:r>
+      <w:r>
+        <w:rPr>
+          <w:rFonts w:hint="eastAsia"/>
+          <w:sz w:val="22"/>
+        </w:rPr>
+        <w:t>현재 설정된 서브스텝 수는 2이며, 원하는 결과에 따라 조정할 수 있음.</w:t>
+      </w:r>
+    </w:p>
+    <w:p>
+      <w:pPr>
+        <w:pStyle w:val="a3"/>
         <w:ind w:leftChars="0"/>
         <w:jc w:val="left"/>
-        <w:rPr>
-          <w:sz w:val="22"/>
-        </w:rPr>
-      </w:pPr>
-      <w:r>
-        <w:rPr>
-          <w:rFonts w:hint="eastAsia"/>
-          <w:sz w:val="22"/>
-        </w:rPr>
-        <w:t>여러 번의 서브스텝 동안 적분-충돌 감지-충돌 해소의 루프가 이루어지도록 함.</w:t>
-      </w:r>
-      <w:r>
-        <w:rPr>
-          <w:sz w:val="22"/>
-        </w:rPr>
-        <w:br/>
-      </w:r>
-      <w:r>
-        <w:rPr>
-          <w:rFonts w:hint="eastAsia"/>
-          <w:sz w:val="22"/>
-        </w:rPr>
-        <w:t>현재 설정된 서브스텝 수는 2이며, 원하는 결과에 따라 조정할 수 있음.</w:t>
-      </w:r>
-    </w:p>
-    <w:p>
-      <w:pPr>
-        <w:pStyle w:val="a3"/>
         <w:numPr>
           <w:ilvl w:val="0"/>
           <w:numId w:val="1"/>
         </w:numPr>
+        <w:rPr>
+          <w:sz w:val="22"/>
+        </w:rPr>
+      </w:pPr>
+      <w:r>
+        <w:rPr>
+          <w:rFonts w:hint="eastAsia"/>
+          <w:sz w:val="22"/>
+        </w:rPr>
+        <w:t>카메라가 지형을 뚫지 않도록 구현</w:t>
+      </w:r>
+    </w:p>
+    <w:p>
+      <w:pPr>
+        <w:pStyle w:val="a3"/>
         <w:ind w:leftChars="0"/>
         <w:jc w:val="left"/>
-        <w:rPr>
-          <w:sz w:val="22"/>
-        </w:rPr>
-      </w:pPr>
-      <w:r>
-        <w:rPr>
-          <w:rFonts w:hint="eastAsia"/>
-          <w:sz w:val="22"/>
-        </w:rPr>
-        <w:t>카메라가 지형을 뚫지 않도록 구현</w:t>
-      </w:r>
-    </w:p>
-    <w:p>
-      <w:pPr>
-        <w:pStyle w:val="a3"/>
         <w:numPr>
           <w:ilvl w:val="1"/>
           <w:numId w:val="1"/>
         </w:numPr>
+        <w:rPr>
+          <w:sz w:val="22"/>
+        </w:rPr>
+      </w:pPr>
+      <w:r>
+        <w:rPr>
+          <w:rFonts w:hint="eastAsia"/>
+          <w:sz w:val="22"/>
+        </w:rPr>
+        <w:t>카메라에 충돌 구체를 적용하여 +X, -X, +Y, -Y, +Z, -Z 방향 꼭짓점들에 대해 샘플링을 수행하여 카메라가 지형 밑으로 파고들지 않도록 하는 최대 오프셋을 계산해 카메라 오프셋이 그보다 작도록 강제</w:t>
+      </w:r>
+    </w:p>
+    <w:p>
+      <w:pPr>
+        <w:pStyle w:val="a3"/>
         <w:ind w:leftChars="0"/>
         <w:jc w:val="left"/>
-        <w:rPr>
-          <w:sz w:val="22"/>
-        </w:rPr>
-      </w:pPr>
-      <w:r>
-        <w:rPr>
-          <w:rFonts w:hint="eastAsia"/>
-          <w:sz w:val="22"/>
-        </w:rPr>
-        <w:t>카메라에 충돌 구체를 적용하여 +X, -X, +Y, -Y, +Z, -Z 방향 꼭짓점들에 대해 샘플링을 수행하여 카메라가 지형 밑으로 파고들지 않도록 하는 최대 오프셋을 계산해 카메라 오프셋이 그보다 작도록 강제</w:t>
-      </w:r>
-    </w:p>
-    <w:p>
-      <w:pPr>
-        <w:pStyle w:val="a3"/>
         <w:numPr>
           <w:ilvl w:val="1"/>
           <w:numId w:val="1"/>
         </w:numPr>
+        <w:rPr>
+          <w:sz w:val="22"/>
+        </w:rPr>
+      </w:pPr>
+      <w:r>
+        <w:rPr>
+          <w:rFonts w:hint="eastAsia"/>
+          <w:sz w:val="22"/>
+        </w:rPr>
+        <w:t>후에 건물 외벽 등과의 충돌도 해소하기 위해 Camera Obstacle로 등록된 객체들의 AABB bound에 대해 마찬가지로 6방향 꼭짓점 샘플링 충돌 해소 구현해놓음</w:t>
+      </w:r>
+    </w:p>
+    <w:p>
+      <w:pPr>
+        <w:pStyle w:val="a3"/>
         <w:ind w:leftChars="0"/>
         <w:jc w:val="left"/>
-        <w:rPr>
-          <w:sz w:val="22"/>
-        </w:rPr>
-      </w:pPr>
-      <w:r>
-        <w:rPr>
-          <w:rFonts w:hint="eastAsia"/>
-          <w:sz w:val="22"/>
-        </w:rPr>
-        <w:t>후에 건물 외벽 등과의 충돌도 해소하기 위해 Camera Obstacle로 등록된 객체들의 AABB bound에 대해 마찬가지로 6방향 꼭짓점 샘플링 충돌 해소 구현해놓음</w:t>
-      </w:r>
-    </w:p>
-    <w:p>
-      <w:pPr>
-        <w:pStyle w:val="a3"/>
         <w:numPr>
           <w:ilvl w:val="0"/>
           <w:numId w:val="1"/>
         </w:numPr>
+        <w:rPr>
+          <w:sz w:val="22"/>
+        </w:rPr>
+      </w:pPr>
+      <w:r>
+        <w:rPr>
+          <w:rFonts w:hint="eastAsia"/>
+          <w:sz w:val="22"/>
+        </w:rPr>
+        <w:t>스프링 카메라 구현</w:t>
+      </w:r>
+    </w:p>
+    <w:p>
+      <w:pPr>
+        <w:pStyle w:val="a3"/>
         <w:ind w:leftChars="0"/>
         <w:jc w:val="left"/>
-        <w:rPr>
-          <w:sz w:val="22"/>
-        </w:rPr>
-      </w:pPr>
-      <w:r>
-        <w:rPr>
-          <w:rFonts w:hint="eastAsia"/>
-          <w:sz w:val="22"/>
-        </w:rPr>
-        <w:t>스프링 카메라 구현</w:t>
-      </w:r>
-    </w:p>
-    <w:p>
-      <w:pPr>
-        <w:pStyle w:val="a3"/>
         <w:numPr>
           <w:ilvl w:val="1"/>
           <w:numId w:val="1"/>
         </w:numPr>
+        <w:rPr>
+          <w:sz w:val="22"/>
+        </w:rPr>
+      </w:pPr>
+      <w:r>
+        <w:rPr>
+          <w:rFonts w:hint="eastAsia"/>
+          <w:sz w:val="22"/>
+        </w:rPr>
+        <w:t xml:space="preserve">타겟 오브젝트 pivot과의 offset 계산에 따른 목표 eye 위치와 현재 eye 위치의 변위를 </w:t>
+      </w:r>
+      <w:r>
+        <w:rPr>
+          <w:rFonts w:hint="eastAsia"/>
+          <w:sz w:val="22"/>
+        </w:rPr>
+        <w:t>바탕으로 카메라에 힘을 가해 물리적 움직임 구현</w:t>
+      </w:r>
+    </w:p>
+    <w:p>
+      <w:pPr>
+        <w:pStyle w:val="a3"/>
         <w:ind w:leftChars="0"/>
         <w:jc w:val="left"/>
-        <w:rPr>
-          <w:sz w:val="22"/>
-        </w:rPr>
-      </w:pPr>
-      <w:r>
-        <w:rPr>
-          <w:rFonts w:hint="eastAsia"/>
-          <w:sz w:val="22"/>
-        </w:rPr>
-        <w:t xml:space="preserve">타겟 오브젝트 pivot과의 offset 계산에 따른 목표 eye 위치와 현재 eye 위치의 변위를 </w:t>
-      </w:r>
-      <w:r>
-        <w:rPr>
-          <w:rFonts w:hint="eastAsia"/>
-          <w:sz w:val="22"/>
-        </w:rPr>
-        <w:t>바탕으로 카메라에 힘을 가해 물리적 움직임 구현</w:t>
-      </w:r>
-    </w:p>
-    <w:p>
-      <w:pPr>
-        <w:pStyle w:val="a3"/>
         <w:numPr>
           <w:ilvl w:val="1"/>
           <w:numId w:val="1"/>
         </w:numPr>
+        <w:rPr>
+          <w:sz w:val="22"/>
+        </w:rPr>
+      </w:pPr>
+      <w:r>
+        <w:rPr>
+          <w:rFonts w:hint="eastAsia"/>
+          <w:sz w:val="22"/>
+        </w:rPr>
+        <w:t>힘의 계수로 곱해지는 stiffness, 속도에 비례한 저항으로 쓰이는 damping 파라미터를</w:t>
+      </w:r>
+      <w:r>
+        <w:rPr>
+          <w:sz w:val="22"/>
+        </w:rPr>
+        <w:br/>
+      </w:r>
+      <w:r>
+        <w:rPr>
+          <w:rFonts w:hint="eastAsia"/>
+          <w:sz w:val="22"/>
+        </w:rPr>
+        <w:t>이용하여 스프링 효과 조절할 수 있도록 구현</w:t>
+      </w:r>
+    </w:p>
+    <w:p>
+      <w:pPr>
+        <w:autoSpaceDE/>
+        <w:autoSpaceDN/>
+        <w:widowControl/>
+        <w:wordWrap/>
+        <w:rPr>
+          <w:rFonts w:hint="eastAsia"/>
+          <w:sz w:val="22"/>
+        </w:rPr>
+      </w:pPr>
+      <w:r>
+        <w:rPr>
+          <w:sz w:val="22"/>
+        </w:rPr>
+        <w:br w:type="page"/>
+      </w:r>
+    </w:p>
+    <w:p>
+      <w:pPr>
+        <w:pStyle w:val="a3"/>
         <w:ind w:leftChars="0"/>
         <w:jc w:val="left"/>
+        <w:numPr>
+          <w:ilvl w:val="0"/>
+          <w:numId w:val="1"/>
+        </w:numPr>
         <w:rPr>
           <w:sz w:val="22"/>
         </w:rPr>
@@ -872,171 +929,118 @@
           <w:rFonts w:hint="eastAsia"/>
           <w:sz w:val="22"/>
         </w:rPr>
-        <w:t>힘의 계수로 곱해지는 stiffness, 속도에 비례한 저항으로 쓰이는 damping 파라미터를</w:t>
-      </w:r>
-      <w:r>
-        <w:rPr>
-          <w:sz w:val="22"/>
-        </w:rPr>
-        <w:br/>
-      </w:r>
+        <w:t>유니티 래그돌 설정 스크립트 작성</w:t>
+      </w:r>
+    </w:p>
+    <w:p>
+      <w:pPr>
+        <w:pStyle w:val="a3"/>
+        <w:ind w:leftChars="0"/>
+        <w:jc w:val="left"/>
+        <w:numPr>
+          <w:ilvl w:val="1"/>
+          <w:numId w:val="1"/>
+        </w:numPr>
+        <w:rPr>
+          <w:sz w:val="22"/>
+        </w:rPr>
+      </w:pPr>
       <w:r>
         <w:rPr>
           <w:rFonts w:hint="eastAsia"/>
           <w:sz w:val="22"/>
         </w:rPr>
-        <w:t>이용하여 스프링 효과 조절할 수 있도록 구현</w:t>
-      </w:r>
-    </w:p>
-    <w:p>
-      <w:pPr>
+        <w:t>두 본 Transform(R</w:t>
+      </w:r>
+      <w:r>
+        <w:rPr>
+          <w:sz w:val="22"/>
+        </w:rPr>
+        <w:t>i</w:t>
+      </w:r>
+      <w:r>
+        <w:rPr>
+          <w:rFonts w:hint="eastAsia"/>
+          <w:sz w:val="22"/>
+        </w:rPr>
+        <w:t>gid body)을 연결하는 Joint의 파라미터 설정 구현 (활성화 축, 각 축의 최대 최소 회전 각도, 질량)</w:t>
+      </w:r>
+    </w:p>
+    <w:p>
+      <w:pPr>
+        <w:pStyle w:val="a3"/>
+        <w:ind w:leftChars="0"/>
+        <w:jc w:val="left"/>
+        <w:numPr>
+          <w:ilvl w:val="1"/>
+          <w:numId w:val="1"/>
+        </w:numPr>
+        <w:rPr>
+          <w:sz w:val="22"/>
+        </w:rPr>
+      </w:pPr>
+      <w:r>
+        <w:rPr>
+          <w:rFonts w:hint="eastAsia"/>
+          <w:sz w:val="22"/>
+        </w:rPr>
+        <w:t>추출 스크립트 작성 완료, 고블린에 대해 Joint 설정 작업 중</w:t>
+      </w:r>
+    </w:p>
+    <w:p>
+      <w:pPr>
+        <w:pStyle w:val="a3"/>
+        <w:ind w:leftChars="0"/>
+        <w:jc w:val="left"/>
+        <w:numPr>
+          <w:ilvl w:val="0"/>
+          <w:numId w:val="1"/>
+        </w:numPr>
+        <w:rPr>
+          <w:sz w:val="22"/>
+        </w:rPr>
+      </w:pPr>
+      <w:r>
+        <w:rPr>
+          <w:rFonts w:hint="eastAsia"/>
+          <w:sz w:val="22"/>
+        </w:rPr>
+        <w:t>학회 논문 작성</w:t>
+      </w:r>
+    </w:p>
+    <w:p>
+      <w:pPr>
+        <w:pStyle w:val="a3"/>
+        <w:jc w:val="left"/>
+        <w:numPr>
+          <w:ilvl w:val="1"/>
+          <w:numId w:val="1"/>
+        </w:numPr>
+        <w:rPr>
+          <w:rFonts w:hint="eastAsia"/>
+          <w:sz w:val="22"/>
+        </w:rPr>
+      </w:pPr>
+      <w:r>
+        <w:rPr>
+          <w:rFonts w:hint="eastAsia"/>
+          <w:sz w:val="22"/>
+        </w:rPr>
+        <w:t xml:space="preserve">논문 주제: </w:t>
+      </w:r>
+      <w:r>
+        <w:rPr>
+          <w:sz w:val="22"/>
+        </w:rPr>
+        <w:t>Hi-Z 오클루전 컬링 결과를 활용한 가시성 기반 애니메이션 갱신 기법</w:t>
+      </w:r>
+    </w:p>
+    <w:p>
+      <w:pPr>
+        <w:autoSpaceDE/>
+        <w:autoSpaceDN/>
         <w:widowControl/>
         <w:wordWrap/>
-        <w:autoSpaceDE/>
-        <w:autoSpaceDN/>
-        <w:rPr>
-          <w:rFonts w:hint="eastAsia"/>
-          <w:sz w:val="22"/>
-        </w:rPr>
-      </w:pPr>
-      <w:r>
-        <w:rPr>
-          <w:sz w:val="22"/>
-        </w:rPr>
-        <w:br w:type="page"/>
-      </w:r>
-    </w:p>
-    <w:p>
-      <w:pPr>
-        <w:pStyle w:val="a3"/>
-        <w:numPr>
-          <w:ilvl w:val="0"/>
-          <w:numId w:val="1"/>
-        </w:numPr>
-        <w:ind w:leftChars="0"/>
-        <w:jc w:val="left"/>
-        <w:rPr>
-          <w:sz w:val="22"/>
-        </w:rPr>
-      </w:pPr>
-      <w:r>
-        <w:rPr>
-          <w:rFonts w:hint="eastAsia"/>
-          <w:sz w:val="22"/>
-        </w:rPr>
-        <w:lastRenderedPageBreak/>
-        <w:t>유니티 래그돌 설정 스크립트 작성</w:t>
-      </w:r>
-    </w:p>
-    <w:p>
-      <w:pPr>
-        <w:pStyle w:val="a3"/>
-        <w:numPr>
-          <w:ilvl w:val="1"/>
-          <w:numId w:val="1"/>
-        </w:numPr>
-        <w:ind w:leftChars="0"/>
-        <w:jc w:val="left"/>
-        <w:rPr>
-          <w:sz w:val="22"/>
-        </w:rPr>
-      </w:pPr>
-      <w:r>
-        <w:rPr>
-          <w:rFonts w:hint="eastAsia"/>
-          <w:sz w:val="22"/>
-        </w:rPr>
-        <w:t>두 본 Transform(R</w:t>
-      </w:r>
-      <w:r>
-        <w:rPr>
-          <w:sz w:val="22"/>
-        </w:rPr>
-        <w:t>i</w:t>
-      </w:r>
-      <w:r>
-        <w:rPr>
-          <w:rFonts w:hint="eastAsia"/>
-          <w:sz w:val="22"/>
-        </w:rPr>
-        <w:t>gid body)을 연결하는 Joint의 파라미터 설정 구현 (활성화 축, 각 축의 최대 최소 회전 각도, 질량)</w:t>
-      </w:r>
-    </w:p>
-    <w:p>
-      <w:pPr>
-        <w:pStyle w:val="a3"/>
-        <w:numPr>
-          <w:ilvl w:val="1"/>
-          <w:numId w:val="1"/>
-        </w:numPr>
-        <w:ind w:leftChars="0"/>
-        <w:jc w:val="left"/>
-        <w:rPr>
-          <w:sz w:val="22"/>
-        </w:rPr>
-      </w:pPr>
-      <w:r>
-        <w:rPr>
-          <w:rFonts w:hint="eastAsia"/>
-          <w:sz w:val="22"/>
-        </w:rPr>
-        <w:t>추출 스크립트 작성 완료, 고블린에 대해 Joint 설정 작업 중</w:t>
-      </w:r>
-    </w:p>
-    <w:p>
-      <w:pPr>
-        <w:pStyle w:val="a3"/>
-        <w:numPr>
-          <w:ilvl w:val="0"/>
-          <w:numId w:val="1"/>
-        </w:numPr>
-        <w:ind w:leftChars="0"/>
-        <w:jc w:val="left"/>
-        <w:rPr>
-          <w:sz w:val="22"/>
-        </w:rPr>
-      </w:pPr>
-      <w:r>
-        <w:rPr>
-          <w:rFonts w:hint="eastAsia"/>
-          <w:sz w:val="22"/>
-        </w:rPr>
-        <w:t>학회 논문 작성</w:t>
-      </w:r>
-    </w:p>
-    <w:p>
-      <w:pPr>
-        <w:pStyle w:val="a3"/>
-        <w:numPr>
-          <w:ilvl w:val="1"/>
-          <w:numId w:val="1"/>
-        </w:numPr>
-        <w:jc w:val="left"/>
-        <w:rPr>
-          <w:rFonts w:hint="eastAsia"/>
-          <w:sz w:val="22"/>
-        </w:rPr>
-      </w:pPr>
-      <w:r>
-        <w:rPr>
-          <w:rFonts w:hint="eastAsia"/>
-          <w:sz w:val="22"/>
-        </w:rPr>
-        <w:t xml:space="preserve">논문 주제: </w:t>
-      </w:r>
-      <w:r>
-        <w:rPr>
-          <w:sz w:val="22"/>
-        </w:rPr>
-        <w:t>Hi-Z 오클루전 컬링 결과를 활용한 가시성 기반 애니메이션 갱신 기법</w:t>
-      </w:r>
-    </w:p>
-    <w:p>
-      <w:pPr>
-        <w:widowControl/>
-        <w:wordWrap/>
-        <w:autoSpaceDE/>
-        <w:autoSpaceDN/>
         <w:rPr>
           <w:sz w:val="28"/>
           <w:szCs w:val="32"/>
@@ -1064,7 +1068,6 @@
           <w:sz w:val="28"/>
           <w:szCs w:val="32"/>
         </w:rPr>
-        <w:lastRenderedPageBreak/>
         <w:t>이종진:</w:t>
       </w:r>
     </w:p>
@@ -1111,6 +1114,8 @@
     </w:p>
     <w:p>
       <w:pPr>
+        <w:ind w:leftChars="380" w:left="1120"/>
+        <w:jc w:val="left"/>
         <w:numPr>
           <w:ilvl w:val="0"/>
           <w:numId w:val="2"/>
@@ -1119,14 +1124,11 @@
           <w:tab w:val="clear" w:pos="720"/>
           <w:tab w:val="num" w:pos="1120"/>
         </w:tabs>
-        <w:ind w:leftChars="380" w:left="1120"/>
-        <w:jc w:val="left"/>
         <w:rPr>
           <w:sz w:val="18"/>
           <w:szCs w:val="20"/>
         </w:rPr>
       </w:pPr>
-      <w:proofErr w:type="gramStart"/>
       <w:r>
         <w:rPr>
           <w:rFonts w:hint="eastAsia"/>
@@ -1135,7 +1137,6 @@
         </w:rPr>
         <w:t>피격 당한</w:t>
       </w:r>
-      <w:proofErr w:type="gramEnd"/>
       <w:r>
         <w:rPr>
           <w:rFonts w:hint="eastAsia"/>
@@ -1170,7 +1171,6 @@
           <w:rFonts w:ascii="맑은 고딕" w:eastAsia="맑은 고딕" w:hAnsi="맑은 고딕" w:cs="맑은 고딕"/>
           <w:sz w:val="28"/>
         </w:rPr>
-        <w:lastRenderedPageBreak/>
         <w:t>우상훈:</w:t>
       </w:r>
     </w:p>
@@ -1182,206 +1182,716 @@
           <w:numId w:val="3"/>
         </w:numPr>
         <w:rPr>
+          <w:lang w:eastAsia="ko-KR"/>
+          <w:rFonts w:ascii="맑은 고딕" w:eastAsia="맑은 고딕" w:hAnsi="맑은 고딕" w:cs="맑은 고딕" w:hint="eastAsia"/>
+          <w:rtl w:val="off"/>
+        </w:rPr>
+      </w:pPr>
+      <w:r>
+        <w:rPr>
+          <w:lang w:eastAsia="ko-KR"/>
+          <w:b/>
+          <w:bCs/>
+          <w:szCs w:val="20"/>
+          <w:rtl w:val="off"/>
+        </w:rPr>
+        <w:t>NPC AI 시스템 포팅 밍 구조 정리</w:t>
+      </w:r>
+    </w:p>
+    <w:p>
+      <w:pPr>
+        <w:pStyle w:val="a30"/>
+        <w:numPr>
+          <w:ilvl w:val="1"/>
+          <w:numId w:val="3"/>
+        </w:numPr>
+        <w:rPr>
+          <w:lang w:eastAsia="ko-KR"/>
+          <w:rFonts w:ascii="맑은 고딕" w:eastAsia="맑은 고딕" w:hAnsi="맑은 고딕" w:cs="맑은 고딕" w:hint="eastAsia"/>
+          <w:rtl w:val="off"/>
+        </w:rPr>
+      </w:pPr>
+      <w:r>
+        <w:rPr>
+          <w:lang w:eastAsia="ko-KR"/>
           <w:rFonts w:ascii="맑은 고딕" w:eastAsia="맑은 고딕" w:hAnsi="맑은 고딕" w:cs="맑은 고딕"/>
-        </w:rPr>
-      </w:pPr>
-      <w:r>
-        <w:rPr>
+          <w:rtl w:val="off"/>
+        </w:rPr>
+        <w:t>별도 프로젝트에서 구현한 NPC AI 시스템을 졸업작품 프로젝트로 포팅하였다.</w:t>
+      </w:r>
+      <w:r>
+        <w:rPr>
+          <w:lang w:eastAsia="ko-KR"/>
+          <w:rFonts w:ascii="맑은 고딕" w:eastAsia="맑은 고딕" w:hAnsi="맑은 고딕" w:cs="맑은 고딕" w:hint="eastAsia"/>
+          <w:rtl w:val="off"/>
+        </w:rPr>
+        <w:br/>
+      </w:r>
+      <w:r>
+        <w:rPr>
+          <w:lang w:eastAsia="ko-KR"/>
+          <w:rFonts w:ascii="맑은 고딕" w:eastAsia="맑은 고딕" w:hAnsi="맑은 고딕" w:cs="맑은 고딕"/>
+          <w:rtl w:val="off"/>
+        </w:rPr>
+        <w:t>시스템은 FSM 구조를 기반으로 하며, 개별 NPC 행동과 함께 NpcGroup 기반 시야 공요</w:t>
+      </w:r>
+      <w:r>
+        <w:rPr>
+          <w:lang w:eastAsia="ko-KR"/>
+          <w:rFonts w:ascii="맑은 고딕" w:eastAsia="맑은 고딕" w:hAnsi="맑은 고딕" w:cs="맑은 고딕" w:hint="eastAsia"/>
+          <w:rtl w:val="off"/>
+        </w:rPr>
+        <w:br/>
+      </w:r>
+      <w:r>
+        <w:rPr>
+          <w:lang w:eastAsia="ko-KR"/>
+          <w:rFonts w:ascii="맑은 고딕" w:eastAsia="맑은 고딕" w:hAnsi="맑은 고딕" w:cs="맑은 고딕"/>
+          <w:rtl w:val="off"/>
+        </w:rPr>
+        <w:t>메커니즘을 포함한다.</w:t>
+      </w:r>
+    </w:p>
+    <w:p>
+      <w:pPr>
+        <w:pStyle w:val="a30"/>
+        <w:numPr>
+          <w:ilvl w:val="1"/>
+          <w:numId w:val="3"/>
+        </w:numPr>
+        <w:rPr>
+          <w:lang w:eastAsia="ko-KR"/>
+          <w:rFonts w:ascii="맑은 고딕" w:eastAsia="맑은 고딕" w:hAnsi="맑은 고딕" w:cs="맑은 고딕" w:hint="eastAsia"/>
+          <w:rtl w:val="off"/>
+        </w:rPr>
+      </w:pPr>
+      <w:r>
+        <w:rPr>
+          <w:lang w:eastAsia="ko-KR"/>
+          <w:rFonts w:ascii="맑은 고딕" w:eastAsia="맑은 고딕" w:hAnsi="맑은 고딕" w:cs="맑은 고딕"/>
+          <w:rtl w:val="off"/>
+        </w:rPr>
+        <w:t>상태머신 구조</w:t>
+      </w:r>
+      <w:r>
+        <w:rPr>
+          <w:lang w:eastAsia="ko-KR"/>
+          <w:rFonts w:ascii="맑은 고딕" w:eastAsia="맑은 고딕" w:hAnsi="맑은 고딕" w:cs="맑은 고딕" w:hint="eastAsia"/>
+          <w:rtl w:val="off"/>
+        </w:rPr>
+        <w:br/>
+      </w:r>
+      <w:r>
+        <w:rPr>
+          <w:lang w:eastAsia="ko-KR"/>
+          <w:rFonts w:ascii="맑은 고딕" w:eastAsia="맑은 고딕" w:hAnsi="맑은 고딕" w:cs="맑은 고딕" w:hint="eastAsia"/>
+          <w:rtl w:val="off"/>
+        </w:rPr>
+        <w:drawing>
+          <wp:inline distT="0" distB="0" distL="180" distR="180">
+            <wp:extent cx="5454650" cy="2324100"/>
+            <wp:effectExtent l="0" t="0" r="0" b="0"/>
+            <wp:docPr id="1026" name=""/>
+            <wp:cNvGraphicFramePr>
+              <a:graphicFrameLocks xmlns:a="http://schemas.openxmlformats.org/drawingml/2006/main" noChangeAspect="1"/>
+            </wp:cNvGraphicFramePr>
+            <a:graphic xmlns:a="http://schemas.openxmlformats.org/drawingml/2006/main">
+              <a:graphicData uri="http://schemas.openxmlformats.org/drawingml/2006/picture">
+                <pic:pic xmlns:pic="http://schemas.openxmlformats.org/drawingml/2006/picture">
+                  <pic:nvPicPr>
+                    <pic:cNvPr id="1026" name=""/>
+                    <pic:cNvPicPr>
+                      <a:picLocks noChangeAspect="1" noUngrp="1"/>
+                    </pic:cNvPicPr>
+                  </pic:nvPicPr>
+                  <pic:blipFill>
+                    <a:blip r:embed="rId1">
+                      <a:extLst>
+                        <a:ext uri="{28A0092B-C50C-407E-A947-70E740481C1C}">
+                          <a14:useLocalDpi xmlns:a14="http://schemas.microsoft.com/office/drawing/2010/main" val="0"/>
+                        </a:ext>
+                      </a:extLst>
+                    </a:blip>
+                    <a:stretch>
+                      <a:fillRect/>
+                    </a:stretch>
+                  </pic:blipFill>
+                  <pic:spPr>
+                    <a:xfrm>
+                      <a:off x="0" y="0"/>
+                      <a:ext cx="5454650" cy="2324100"/>
+                    </a:xfrm>
+                    <a:prstGeom prst="rect">
+                      <a:avLst/>
+                    </a:prstGeom>
+                  </pic:spPr>
+                </pic:pic>
+              </a:graphicData>
+            </a:graphic>
+          </wp:inline>
+        </w:drawing>
+      </w:r>
+    </w:p>
+    <w:p>
+      <w:pPr>
+        <w:pStyle w:val="a30"/>
+        <w:numPr>
+          <w:ilvl w:val="1"/>
+          <w:numId w:val="3"/>
+        </w:numPr>
+        <w:rPr>
+          <w:lang w:eastAsia="ko-KR"/>
+          <w:rFonts w:ascii="맑은 고딕" w:eastAsia="맑은 고딕" w:hAnsi="맑은 고딕" w:cs="맑은 고딕" w:hint="eastAsia"/>
+          <w:rtl w:val="off"/>
+        </w:rPr>
+      </w:pPr>
+      <w:r>
+        <w:rPr>
+          <w:lang w:eastAsia="ko-KR"/>
+          <w:rFonts w:ascii="맑은 고딕" w:eastAsia="맑은 고딕" w:hAnsi="맑은 고딕" w:cs="맑은 고딕"/>
+          <w:rtl w:val="off"/>
+        </w:rPr>
+        <w:t>상태별 동작</w:t>
+      </w:r>
+    </w:p>
+    <w:p>
+      <w:pPr>
+        <w:pStyle w:val="a30"/>
+        <w:numPr>
+          <w:ilvl w:val="2"/>
+          <w:numId w:val="3"/>
+        </w:numPr>
+        <w:rPr>
+          <w:lang w:eastAsia="ko-KR"/>
+          <w:rFonts w:ascii="맑은 고딕" w:eastAsia="맑은 고딕" w:hAnsi="맑은 고딕" w:cs="맑은 고딕" w:hint="eastAsia"/>
+          <w:rtl w:val="off"/>
+        </w:rPr>
+      </w:pPr>
+      <w:r>
+        <w:rPr>
+          <w:lang w:eastAsia="ko-KR"/>
           <w:rFonts w:ascii="맑은 고딕" w:eastAsia="맑은 고딕" w:hAnsi="맑은 고딕" w:cs="맑은 고딕"/>
           <w:b/>
           <w:bCs/>
-        </w:rPr>
-        <w:t>NPC 이동 패킷 배치 전송 최적화</w:t>
-      </w:r>
-    </w:p>
-    <w:p>
-      <w:pPr>
-        <w:pStyle w:val="a30"/>
-        <w:numPr>
-          <w:ilvl w:val="1"/>
-          <w:numId w:val="3"/>
-        </w:numPr>
-        <w:rPr>
-          <w:rFonts w:ascii="맑은 고딕" w:eastAsia="맑은 고딕" w:hAnsi="맑은 고딕" w:cs="맑은 고딕"/>
-        </w:rPr>
-      </w:pPr>
-      <w:r>
-        <w:rPr>
+          <w:rtl w:val="off"/>
+        </w:rPr>
+        <w:t>Idle</w:t>
+      </w:r>
+    </w:p>
+    <w:p>
+      <w:pPr>
+        <w:pStyle w:val="a30"/>
+        <w:numPr>
+          <w:ilvl w:val="3"/>
+          <w:numId w:val="3"/>
+        </w:numPr>
+        <w:rPr>
+          <w:lang w:eastAsia="ko-KR"/>
+          <w:rFonts w:ascii="맑은 고딕" w:eastAsia="맑은 고딕" w:hAnsi="맑은 고딕" w:cs="맑은 고딕" w:hint="eastAsia"/>
+          <w:rtl w:val="off"/>
+        </w:rPr>
+      </w:pPr>
+      <w:r>
+        <w:rPr>
+          <w:lang w:eastAsia="ko-KR"/>
+          <w:rFonts w:ascii="맑은 고딕" w:eastAsia="맑은 고딕" w:hAnsi="맑은 고딕" w:cs="맑은 고딕" w:hint="eastAsia"/>
+          <w:rtl w:val="off"/>
+        </w:rPr>
+        <w:t>Detection Range 내 플레이어 탐색</w:t>
+      </w:r>
+    </w:p>
+    <w:p>
+      <w:pPr>
+        <w:pStyle w:val="a30"/>
+        <w:numPr>
+          <w:ilvl w:val="3"/>
+          <w:numId w:val="3"/>
+        </w:numPr>
+        <w:rPr>
+          <w:lang w:eastAsia="ko-KR"/>
+          <w:rFonts w:ascii="맑은 고딕" w:eastAsia="맑은 고딕" w:hAnsi="맑은 고딕" w:cs="맑은 고딕" w:hint="eastAsia"/>
+          <w:rtl w:val="off"/>
+        </w:rPr>
+      </w:pPr>
+      <w:r>
+        <w:rPr>
+          <w:lang w:eastAsia="ko-KR"/>
+          <w:rFonts w:ascii="맑은 고딕" w:eastAsia="맑은 고딕" w:hAnsi="맑은 고딕" w:cs="맑은 고딕" w:hint="eastAsia"/>
+          <w:rtl w:val="off"/>
+        </w:rPr>
+        <w:t>타겟 발견 시 Chase 전이</w:t>
+      </w:r>
+    </w:p>
+    <w:p>
+      <w:pPr>
+        <w:pStyle w:val="a30"/>
+        <w:numPr>
+          <w:ilvl w:val="3"/>
+          <w:numId w:val="3"/>
+        </w:numPr>
+        <w:rPr>
+          <w:lang w:eastAsia="ko-KR"/>
+          <w:rFonts w:ascii="맑은 고딕" w:eastAsia="맑은 고딕" w:hAnsi="맑은 고딕" w:cs="맑은 고딕" w:hint="eastAsia"/>
+          <w:rtl w:val="off"/>
+        </w:rPr>
+      </w:pPr>
+      <w:r>
+        <w:rPr>
+          <w:lang w:eastAsia="ko-KR"/>
+          <w:rFonts w:ascii="맑은 고딕" w:eastAsia="맑은 고딕" w:hAnsi="맑은 고딕" w:cs="맑은 고딕" w:hint="eastAsia"/>
+          <w:rtl w:val="off"/>
+        </w:rPr>
+        <w:t>타겟을 발견하지 못했지만 그룹 메모리 존재 시 Investigate 전이</w:t>
+      </w:r>
+    </w:p>
+    <w:p>
+      <w:pPr>
+        <w:pStyle w:val="a30"/>
+        <w:numPr>
+          <w:ilvl w:val="2"/>
+          <w:numId w:val="3"/>
+        </w:numPr>
+        <w:rPr>
+          <w:lang w:eastAsia="ko-KR"/>
+          <w:rFonts w:ascii="맑은 고딕" w:eastAsia="맑은 고딕" w:hAnsi="맑은 고딕" w:cs="맑은 고딕" w:hint="eastAsia"/>
+          <w:rtl w:val="off"/>
+        </w:rPr>
+      </w:pPr>
+      <w:r>
+        <w:rPr>
+          <w:lang w:eastAsia="ko-KR"/>
           <w:rFonts w:ascii="맑은 고딕" w:eastAsia="맑은 고딕" w:hAnsi="맑은 고딕" w:cs="맑은 고딕"/>
           <w:b/>
           <w:bCs/>
-        </w:rPr>
-        <w:t>기존 구조의 문제점</w:t>
-      </w:r>
-      <w:r>
-        <w:rPr>
-          <w:rFonts w:ascii="맑은 고딕" w:eastAsia="맑은 고딕" w:hAnsi="맑은 고딕" w:cs="맑은 고딕" w:hint="eastAsia"/>
-        </w:rPr>
-        <w:br/>
-      </w:r>
-      <w:r>
-        <w:rPr>
-          <w:rFonts w:ascii="맑은 고딕" w:eastAsia="맑은 고딕" w:hAnsi="맑은 고딕" w:cs="맑은 고딕"/>
-        </w:rPr>
-        <w:t>npc 한 마리당 개별 패킷을 전송 → 프레임당 N번 broadcast 발생</w:t>
-      </w:r>
-      <w:r>
-        <w:rPr>
-          <w:rFonts w:ascii="맑은 고딕" w:eastAsia="맑은 고딕" w:hAnsi="맑은 고딕" w:cs="맑은 고딕" w:hint="eastAsia"/>
-        </w:rPr>
-        <w:br/>
-      </w:r>
-      <w:r>
-        <w:rPr>
-          <w:rFonts w:ascii="맑은 고딕" w:eastAsia="맑은 고딕" w:hAnsi="맑은 고딕" w:cs="맑은 고딕"/>
-        </w:rPr>
-        <w:t>→ 네트워크 및 IOCP 오버헤드 증가</w:t>
-      </w:r>
-    </w:p>
-    <w:p>
-      <w:pPr>
-        <w:pStyle w:val="a30"/>
-        <w:numPr>
-          <w:ilvl w:val="1"/>
-          <w:numId w:val="3"/>
-        </w:numPr>
-        <w:rPr>
-          <w:rFonts w:ascii="맑은 고딕" w:eastAsia="맑은 고딕" w:hAnsi="맑은 고딕" w:cs="맑은 고딕"/>
-        </w:rPr>
-      </w:pPr>
-      <w:r>
-        <w:rPr>
+          <w:rtl w:val="off"/>
+        </w:rPr>
+        <w:t>Chase</w:t>
+      </w:r>
+    </w:p>
+    <w:p>
+      <w:pPr>
+        <w:pStyle w:val="a30"/>
+        <w:numPr>
+          <w:ilvl w:val="3"/>
+          <w:numId w:val="3"/>
+        </w:numPr>
+        <w:rPr>
+          <w:lang w:eastAsia="ko-KR"/>
+          <w:rFonts w:ascii="맑은 고딕" w:eastAsia="맑은 고딕" w:hAnsi="맑은 고딕" w:cs="맑은 고딕" w:hint="eastAsia"/>
+          <w:rtl w:val="off"/>
+        </w:rPr>
+      </w:pPr>
+      <w:r>
+        <w:rPr>
+          <w:lang w:eastAsia="ko-KR"/>
+          <w:rFonts w:ascii="맑은 고딕" w:eastAsia="맑은 고딕" w:hAnsi="맑은 고딕" w:cs="맑은 고딕" w:hint="eastAsia"/>
+          <w:rtl w:val="off"/>
+        </w:rPr>
+        <w:t>타겟 추적 및 0.5초 주기 재평가</w:t>
+      </w:r>
+    </w:p>
+    <w:p>
+      <w:pPr>
+        <w:pStyle w:val="a30"/>
+        <w:numPr>
+          <w:ilvl w:val="3"/>
+          <w:numId w:val="3"/>
+        </w:numPr>
+        <w:rPr>
+          <w:lang w:eastAsia="ko-KR"/>
+          <w:rFonts w:ascii="맑은 고딕" w:eastAsia="맑은 고딕" w:hAnsi="맑은 고딕" w:cs="맑은 고딕" w:hint="eastAsia"/>
+          <w:rtl w:val="off"/>
+        </w:rPr>
+      </w:pPr>
+      <w:r>
+        <w:rPr>
+          <w:lang w:eastAsia="ko-KR"/>
+          <w:rFonts w:ascii="맑은 고딕" w:eastAsia="맑은 고딕" w:hAnsi="맑은 고딕" w:cs="맑은 고딕" w:hint="eastAsia"/>
+          <w:rtl w:val="off"/>
+        </w:rPr>
+        <w:t>Separation force를 적용하여 군집 충돌 방지</w:t>
+      </w:r>
+    </w:p>
+    <w:p>
+      <w:pPr>
+        <w:pStyle w:val="a30"/>
+        <w:numPr>
+          <w:ilvl w:val="3"/>
+          <w:numId w:val="3"/>
+        </w:numPr>
+        <w:rPr>
+          <w:lang w:eastAsia="ko-KR"/>
+          <w:rFonts w:ascii="맑은 고딕" w:eastAsia="맑은 고딕" w:hAnsi="맑은 고딕" w:cs="맑은 고딕" w:hint="eastAsia"/>
+          <w:rtl w:val="off"/>
+        </w:rPr>
+      </w:pPr>
+      <w:r>
+        <w:rPr>
+          <w:lang w:eastAsia="ko-KR"/>
+          <w:rFonts w:ascii="맑은 고딕" w:eastAsia="맑은 고딕" w:hAnsi="맑은 고딕" w:cs="맑은 고딕" w:hint="eastAsia"/>
+          <w:rtl w:val="off"/>
+        </w:rPr>
+        <w:t>사정거리(1.5m) 진입 시 AttackWindup 전이</w:t>
+      </w:r>
+    </w:p>
+    <w:p>
+      <w:pPr>
+        <w:pStyle w:val="a30"/>
+        <w:numPr>
+          <w:ilvl w:val="2"/>
+          <w:numId w:val="3"/>
+        </w:numPr>
+        <w:rPr>
+          <w:lang w:eastAsia="ko-KR"/>
+          <w:rFonts w:ascii="맑은 고딕" w:eastAsia="맑은 고딕" w:hAnsi="맑은 고딕" w:cs="맑은 고딕" w:hint="eastAsia"/>
+          <w:rtl w:val="off"/>
+        </w:rPr>
+      </w:pPr>
+      <w:r>
+        <w:rPr>
+          <w:lang w:eastAsia="ko-KR"/>
           <w:rFonts w:ascii="맑은 고딕" w:eastAsia="맑은 고딕" w:hAnsi="맑은 고딕" w:cs="맑은 고딕"/>
           <w:b/>
           <w:bCs/>
-        </w:rPr>
-        <w:t>개선 내용</w:t>
-      </w:r>
-      <w:r>
-        <w:rPr>
-          <w:rFonts w:ascii="맑은 고딕" w:eastAsia="맑은 고딕" w:hAnsi="맑은 고딕" w:cs="맑은 고딕" w:hint="eastAsia"/>
-        </w:rPr>
-        <w:br/>
-      </w:r>
-      <w:r>
-        <w:rPr>
-          <w:rFonts w:ascii="맑은 고딕" w:eastAsia="맑은 고딕" w:hAnsi="맑은 고딕" w:cs="맑은 고딕"/>
-        </w:rPr>
-        <w:t>모든 npc 이동 정보를 하나의 패킷으로 묶어서 전송함.</w:t>
-      </w:r>
-      <w:r>
-        <w:rPr>
-          <w:rFonts w:ascii="맑은 고딕" w:eastAsia="맑은 고딕" w:hAnsi="맑은 고딕" w:cs="맑은 고딕" w:hint="eastAsia"/>
-        </w:rPr>
-        <w:br/>
-      </w:r>
-      <w:r>
-        <w:rPr>
-          <w:rFonts w:ascii="맑은 고딕" w:eastAsia="맑은 고딕" w:hAnsi="맑은 고딕" w:cs="맑은 고딕"/>
-        </w:rPr>
-        <w:t>패킷의 크기(SendBuffer의 크기)는 커지지만 broadcast 횟수가 N → 1로 줄고,</w:t>
-      </w:r>
-      <w:r>
-        <w:rPr>
-          <w:rFonts w:ascii="맑은 고딕" w:eastAsia="맑은 고딕" w:hAnsi="맑은 고딕" w:cs="맑은 고딕" w:hint="eastAsia"/>
-        </w:rPr>
-        <w:br/>
-      </w:r>
-      <w:r>
-        <w:rPr>
-          <w:rFonts w:ascii="맑은 고딕" w:eastAsia="맑은 고딕" w:hAnsi="맑은 고딕" w:cs="맑은 고딕"/>
-        </w:rPr>
-        <w:t>SendBuffer가 std::shared_ptr이기 때문에 참조 횟수도 줄어듦.</w:t>
-      </w:r>
-      <w:r>
-        <w:rPr>
-          <w:rFonts w:ascii="맑은 고딕" w:eastAsia="맑은 고딕" w:hAnsi="맑은 고딕" w:cs="맑은 고딕" w:hint="eastAsia"/>
-        </w:rPr>
-        <w:br/>
-      </w:r>
-    </w:p>
-    <w:p>
-      <w:pPr>
-        <w:pStyle w:val="a30"/>
-        <w:numPr>
-          <w:ilvl w:val="0"/>
-          <w:numId w:val="3"/>
-        </w:numPr>
-        <w:rPr>
-          <w:rFonts w:ascii="맑은 고딕" w:eastAsia="맑은 고딕" w:hAnsi="맑은 고딕" w:cs="맑은 고딕"/>
-        </w:rPr>
-      </w:pPr>
-      <w:r>
-        <w:rPr>
+          <w:rtl w:val="off"/>
+        </w:rPr>
+        <w:t>AttackWindup</w:t>
+      </w:r>
+    </w:p>
+    <w:p>
+      <w:pPr>
+        <w:pStyle w:val="a30"/>
+        <w:numPr>
+          <w:ilvl w:val="3"/>
+          <w:numId w:val="3"/>
+        </w:numPr>
+        <w:rPr>
+          <w:lang w:eastAsia="ko-KR"/>
+          <w:rFonts w:ascii="맑은 고딕" w:eastAsia="맑은 고딕" w:hAnsi="맑은 고딕" w:cs="맑은 고딕" w:hint="eastAsia"/>
+          <w:rtl w:val="off"/>
+        </w:rPr>
+      </w:pPr>
+      <w:r>
+        <w:rPr>
+          <w:lang w:eastAsia="ko-KR"/>
+          <w:rFonts w:ascii="맑은 고딕" w:eastAsia="맑은 고딕" w:hAnsi="맑은 고딕" w:cs="맑은 고딕" w:hint="eastAsia"/>
+          <w:rtl w:val="off"/>
+        </w:rPr>
+        <w:t>0.4초 공격 준비(선딜레이)</w:t>
+      </w:r>
+    </w:p>
+    <w:p>
+      <w:pPr>
+        <w:pStyle w:val="a30"/>
+        <w:numPr>
+          <w:ilvl w:val="3"/>
+          <w:numId w:val="3"/>
+        </w:numPr>
+        <w:rPr>
+          <w:lang w:eastAsia="ko-KR"/>
+          <w:rFonts w:ascii="맑은 고딕" w:eastAsia="맑은 고딕" w:hAnsi="맑은 고딕" w:cs="맑은 고딕" w:hint="eastAsia"/>
+          <w:rtl w:val="off"/>
+        </w:rPr>
+      </w:pPr>
+      <w:r>
+        <w:rPr>
+          <w:lang w:eastAsia="ko-KR"/>
+          <w:rFonts w:ascii="맑은 고딕" w:eastAsia="맑은 고딕" w:hAnsi="맑은 고딕" w:cs="맑은 고딕" w:hint="eastAsia"/>
+          <w:rtl w:val="off"/>
+        </w:rPr>
+        <w:t>범위 내 타겟 존재 시 데미지 적용</w:t>
+      </w:r>
+    </w:p>
+    <w:p>
+      <w:pPr>
+        <w:pStyle w:val="a30"/>
+        <w:numPr>
+          <w:ilvl w:val="3"/>
+          <w:numId w:val="3"/>
+        </w:numPr>
+        <w:rPr>
+          <w:lang w:eastAsia="ko-KR"/>
+          <w:rFonts w:ascii="맑은 고딕" w:eastAsia="맑은 고딕" w:hAnsi="맑은 고딕" w:cs="맑은 고딕" w:hint="eastAsia"/>
+          <w:rtl w:val="off"/>
+        </w:rPr>
+      </w:pPr>
+      <w:r>
+        <w:rPr>
+          <w:lang w:eastAsia="ko-KR"/>
+          <w:rFonts w:ascii="맑은 고딕" w:eastAsia="맑은 고딕" w:hAnsi="맑은 고딕" w:cs="맑은 고딕" w:hint="eastAsia"/>
+          <w:rtl w:val="off"/>
+        </w:rPr>
+        <w:t>이후 AttackRecover 전이</w:t>
+      </w:r>
+    </w:p>
+    <w:p>
+      <w:pPr>
+        <w:pStyle w:val="a30"/>
+        <w:numPr>
+          <w:ilvl w:val="2"/>
+          <w:numId w:val="3"/>
+        </w:numPr>
+        <w:rPr>
+          <w:lang w:eastAsia="ko-KR"/>
+          <w:rFonts w:ascii="맑은 고딕" w:eastAsia="맑은 고딕" w:hAnsi="맑은 고딕" w:cs="맑은 고딕" w:hint="eastAsia"/>
+          <w:rtl w:val="off"/>
+        </w:rPr>
+      </w:pPr>
+      <w:r>
+        <w:rPr>
+          <w:lang w:eastAsia="ko-KR"/>
           <w:rFonts w:ascii="맑은 고딕" w:eastAsia="맑은 고딕" w:hAnsi="맑은 고딕" w:cs="맑은 고딕"/>
           <w:b/>
           <w:bCs/>
-        </w:rPr>
-        <w:t>SendBufferChunk 재사용으로 인한 Garbage Packet 문제 해결</w:t>
-      </w:r>
-    </w:p>
-    <w:p>
-      <w:pPr>
-        <w:pStyle w:val="a30"/>
-        <w:numPr>
-          <w:ilvl w:val="1"/>
-          <w:numId w:val="3"/>
-        </w:numPr>
-        <w:rPr>
-          <w:rFonts w:ascii="맑은 고딕" w:eastAsia="맑은 고딕" w:hAnsi="맑은 고딕" w:cs="맑은 고딕"/>
-        </w:rPr>
-      </w:pPr>
-      <w:r>
-        <w:rPr>
+          <w:rtl w:val="off"/>
+        </w:rPr>
+        <w:t>AttackRecover</w:t>
+      </w:r>
+    </w:p>
+    <w:p>
+      <w:pPr>
+        <w:pStyle w:val="a30"/>
+        <w:numPr>
+          <w:ilvl w:val="3"/>
+          <w:numId w:val="3"/>
+        </w:numPr>
+        <w:rPr>
+          <w:lang w:eastAsia="ko-KR"/>
+          <w:rFonts w:ascii="맑은 고딕" w:eastAsia="맑은 고딕" w:hAnsi="맑은 고딕" w:cs="맑은 고딕" w:hint="eastAsia"/>
+          <w:rtl w:val="off"/>
+        </w:rPr>
+      </w:pPr>
+      <w:r>
+        <w:rPr>
+          <w:lang w:eastAsia="ko-KR"/>
+          <w:rFonts w:ascii="맑은 고딕" w:eastAsia="맑은 고딕" w:hAnsi="맑은 고딕" w:cs="맑은 고딕" w:hint="eastAsia"/>
+          <w:rtl w:val="off"/>
+        </w:rPr>
+        <w:t>0.6초 회복(후딜레이)</w:t>
+      </w:r>
+    </w:p>
+    <w:p>
+      <w:pPr>
+        <w:pStyle w:val="a30"/>
+        <w:numPr>
+          <w:ilvl w:val="3"/>
+          <w:numId w:val="3"/>
+        </w:numPr>
+        <w:rPr>
+          <w:lang w:eastAsia="ko-KR"/>
+          <w:rFonts w:ascii="맑은 고딕" w:eastAsia="맑은 고딕" w:hAnsi="맑은 고딕" w:cs="맑은 고딕" w:hint="eastAsia"/>
+          <w:rtl w:val="off"/>
+        </w:rPr>
+      </w:pPr>
+      <w:r>
+        <w:rPr>
+          <w:lang w:eastAsia="ko-KR"/>
+          <w:rFonts w:ascii="맑은 고딕" w:eastAsia="맑은 고딕" w:hAnsi="맑은 고딕" w:cs="맑은 고딕" w:hint="eastAsia"/>
+          <w:rtl w:val="off"/>
+        </w:rPr>
+        <w:t>과밀 시 Reposition 전이</w:t>
+      </w:r>
+    </w:p>
+    <w:p>
+      <w:pPr>
+        <w:pStyle w:val="a30"/>
+        <w:numPr>
+          <w:ilvl w:val="3"/>
+          <w:numId w:val="3"/>
+        </w:numPr>
+        <w:rPr>
+          <w:lang w:eastAsia="ko-KR"/>
+          <w:rFonts w:ascii="맑은 고딕" w:eastAsia="맑은 고딕" w:hAnsi="맑은 고딕" w:cs="맑은 고딕" w:hint="eastAsia"/>
+          <w:rtl w:val="off"/>
+        </w:rPr>
+      </w:pPr>
+      <w:r>
+        <w:rPr>
+          <w:lang w:eastAsia="ko-KR"/>
+          <w:rFonts w:ascii="맑은 고딕" w:eastAsia="맑은 고딕" w:hAnsi="맑은 고딕" w:cs="맑은 고딕" w:hint="eastAsia"/>
+          <w:rtl w:val="off"/>
+        </w:rPr>
+        <w:t>타겟 거리 기반으로 AttackWindup 또는 Chase 전이</w:t>
+      </w:r>
+    </w:p>
+    <w:p>
+      <w:pPr>
+        <w:pStyle w:val="a30"/>
+        <w:numPr>
+          <w:ilvl w:val="2"/>
+          <w:numId w:val="3"/>
+        </w:numPr>
+        <w:rPr>
+          <w:lang w:eastAsia="ko-KR"/>
+          <w:rFonts w:ascii="맑은 고딕" w:eastAsia="맑은 고딕" w:hAnsi="맑은 고딕" w:cs="맑은 고딕" w:hint="eastAsia"/>
+          <w:rtl w:val="off"/>
+        </w:rPr>
+      </w:pPr>
+      <w:r>
+        <w:rPr>
+          <w:lang w:eastAsia="ko-KR"/>
           <w:rFonts w:ascii="맑은 고딕" w:eastAsia="맑은 고딕" w:hAnsi="맑은 고딕" w:cs="맑은 고딕"/>
           <w:b/>
           <w:bCs/>
-        </w:rPr>
-        <w:t>문제 상황</w:t>
-      </w:r>
-      <w:r>
-        <w:rPr>
-          <w:rFonts w:ascii="맑은 고딕" w:eastAsia="맑은 고딕" w:hAnsi="맑은 고딕" w:cs="맑은 고딕" w:hint="eastAsia"/>
-        </w:rPr>
-        <w:br/>
-      </w:r>
-      <w:r>
-        <w:rPr>
-          <w:rFonts w:ascii="맑은 고딕" w:eastAsia="맑은 고딕" w:hAnsi="맑은 고딕" w:cs="맑은 고딕"/>
-        </w:rPr>
-        <w:t>서버에 다수의 플레이어가 접속할 경우, 클라이언트에서 비정상적인 패킷(garbage packet)을</w:t>
-      </w:r>
-      <w:r>
-        <w:rPr>
-          <w:rFonts w:ascii="맑은 고딕" w:eastAsia="맑은 고딕" w:hAnsi="맑은 고딕" w:cs="맑은 고딕" w:hint="eastAsia"/>
-        </w:rPr>
-        <w:br/>
-      </w:r>
-      <w:r>
-        <w:rPr>
-          <w:rFonts w:ascii="맑은 고딕" w:eastAsia="맑은 고딕" w:hAnsi="맑은 고딕" w:cs="맑은 고딕"/>
-        </w:rPr>
-        <w:t>수신하는 문제가 발생함.</w:t>
-      </w:r>
-    </w:p>
-    <w:p>
-      <w:pPr>
-        <w:pStyle w:val="a30"/>
-        <w:numPr>
-          <w:ilvl w:val="1"/>
-          <w:numId w:val="3"/>
-        </w:numPr>
-        <w:rPr>
-          <w:rFonts w:ascii="맑은 고딕" w:eastAsia="맑은 고딕" w:hAnsi="맑은 고딕" w:cs="맑은 고딕"/>
-        </w:rPr>
-      </w:pPr>
-      <w:r>
-        <w:rPr>
+          <w:rtl w:val="off"/>
+        </w:rPr>
+        <w:t>Reposition</w:t>
+      </w:r>
+    </w:p>
+    <w:p>
+      <w:pPr>
+        <w:pStyle w:val="a30"/>
+        <w:numPr>
+          <w:ilvl w:val="3"/>
+          <w:numId w:val="3"/>
+        </w:numPr>
+        <w:rPr>
+          <w:lang w:eastAsia="ko-KR"/>
+          <w:rFonts w:ascii="맑은 고딕" w:eastAsia="맑은 고딕" w:hAnsi="맑은 고딕" w:cs="맑은 고딕" w:hint="eastAsia"/>
+          <w:rtl w:val="off"/>
+        </w:rPr>
+      </w:pPr>
+      <w:r>
+        <w:rPr>
+          <w:lang w:eastAsia="ko-KR"/>
+          <w:rFonts w:ascii="맑은 고딕" w:eastAsia="맑은 고딕" w:hAnsi="맑은 고딕" w:cs="맑은 고딕" w:hint="eastAsia"/>
+          <w:rtl w:val="off"/>
+        </w:rPr>
+        <w:t>군집 과밀 해소용 상태</w:t>
+      </w:r>
+    </w:p>
+    <w:p>
+      <w:pPr>
+        <w:pStyle w:val="a30"/>
+        <w:numPr>
+          <w:ilvl w:val="3"/>
+          <w:numId w:val="3"/>
+        </w:numPr>
+        <w:rPr>
+          <w:lang w:eastAsia="ko-KR"/>
+          <w:rFonts w:ascii="맑은 고딕" w:eastAsia="맑은 고딕" w:hAnsi="맑은 고딕" w:cs="맑은 고딕" w:hint="eastAsia"/>
+          <w:rtl w:val="off"/>
+        </w:rPr>
+      </w:pPr>
+      <w:r>
+        <w:rPr>
+          <w:lang w:eastAsia="ko-KR"/>
+          <w:rFonts w:ascii="맑은 고딕" w:eastAsia="맑은 고딕" w:hAnsi="맑은 고딕" w:cs="맑은 고딕" w:hint="eastAsia"/>
+          <w:rtl w:val="off"/>
+        </w:rPr>
+        <w:t>타겟 기준 좌/우 측면 이동</w:t>
+      </w:r>
+    </w:p>
+    <w:p>
+      <w:pPr>
+        <w:pStyle w:val="a30"/>
+        <w:numPr>
+          <w:ilvl w:val="3"/>
+          <w:numId w:val="3"/>
+        </w:numPr>
+        <w:rPr>
+          <w:lang w:eastAsia="ko-KR"/>
+          <w:rFonts w:ascii="맑은 고딕" w:eastAsia="맑은 고딕" w:hAnsi="맑은 고딕" w:cs="맑은 고딕" w:hint="eastAsia"/>
+          <w:rtl w:val="off"/>
+        </w:rPr>
+      </w:pPr>
+      <w:r>
+        <w:rPr>
+          <w:lang w:eastAsia="ko-KR"/>
+          <w:rFonts w:ascii="맑은 고딕" w:eastAsia="맑은 고딕" w:hAnsi="맑은 고딕" w:cs="맑은 고딕" w:hint="eastAsia"/>
+          <w:rtl w:val="off"/>
+        </w:rPr>
+        <w:t>조건 충족 시 전투 상태로 복귀</w:t>
+      </w:r>
+    </w:p>
+    <w:p>
+      <w:pPr>
+        <w:pStyle w:val="a30"/>
+        <w:numPr>
+          <w:ilvl w:val="2"/>
+          <w:numId w:val="3"/>
+        </w:numPr>
+        <w:rPr>
+          <w:lang w:eastAsia="ko-KR"/>
+          <w:rFonts w:ascii="맑은 고딕" w:eastAsia="맑은 고딕" w:hAnsi="맑은 고딕" w:cs="맑은 고딕" w:hint="eastAsia"/>
+          <w:rtl w:val="off"/>
+        </w:rPr>
+      </w:pPr>
+      <w:r>
+        <w:rPr>
+          <w:lang w:eastAsia="ko-KR"/>
           <w:rFonts w:ascii="맑은 고딕" w:eastAsia="맑은 고딕" w:hAnsi="맑은 고딕" w:cs="맑은 고딕"/>
           <w:b/>
           <w:bCs/>
-        </w:rPr>
-        <w:t>원인 분석</w:t>
+          <w:rtl w:val="off"/>
+        </w:rPr>
+        <w:t>Return</w:t>
+      </w:r>
+    </w:p>
+    <w:p>
+      <w:pPr>
+        <w:pStyle w:val="a30"/>
+        <w:numPr>
+          <w:ilvl w:val="3"/>
+          <w:numId w:val="3"/>
+        </w:numPr>
+        <w:rPr>
+          <w:lang w:eastAsia="ko-KR"/>
+          <w:rFonts w:ascii="맑은 고딕" w:eastAsia="맑은 고딕" w:hAnsi="맑은 고딕" w:cs="맑은 고딕" w:hint="eastAsia"/>
+          <w:rtl w:val="off"/>
+        </w:rPr>
+      </w:pPr>
+      <w:r>
+        <w:rPr>
+          <w:lang w:eastAsia="ko-KR"/>
+          <w:rFonts w:ascii="맑은 고딕" w:eastAsia="맑은 고딕" w:hAnsi="맑은 고딕" w:cs="맑은 고딕" w:hint="eastAsia"/>
+          <w:rtl w:val="off"/>
+        </w:rPr>
+        <w:t>활동 구역 이탈 시 스폰 위치로 복귀</w:t>
+      </w:r>
+    </w:p>
+    <w:p>
+      <w:pPr>
+        <w:pStyle w:val="a30"/>
+        <w:numPr>
+          <w:ilvl w:val="3"/>
+          <w:numId w:val="3"/>
+        </w:numPr>
+        <w:rPr>
+          <w:lang w:eastAsia="ko-KR"/>
+          <w:rFonts w:ascii="맑은 고딕" w:eastAsia="맑은 고딕" w:hAnsi="맑은 고딕" w:cs="맑은 고딕" w:hint="eastAsia"/>
+          <w:rtl w:val="off"/>
+        </w:rPr>
+      </w:pPr>
+      <w:r>
+        <w:rPr>
+          <w:lang w:eastAsia="ko-KR"/>
+          <w:rFonts w:ascii="맑은 고딕" w:eastAsia="맑은 고딕" w:hAnsi="맑은 고딕" w:cs="맑은 고딕" w:hint="eastAsia"/>
+          <w:rtl w:val="off"/>
+        </w:rPr>
+        <w:t>이동 속도 2.5배</w:t>
+      </w:r>
+    </w:p>
+    <w:p>
+      <w:pPr>
+        <w:pStyle w:val="a30"/>
+        <w:numPr>
+          <w:ilvl w:val="3"/>
+          <w:numId w:val="3"/>
+        </w:numPr>
+        <w:rPr>
+          <w:lang w:eastAsia="ko-KR"/>
+          <w:rFonts w:ascii="맑은 고딕" w:eastAsia="맑은 고딕" w:hAnsi="맑은 고딕" w:cs="맑은 고딕" w:hint="eastAsia"/>
+          <w:rtl w:val="off"/>
+        </w:rPr>
+      </w:pPr>
+      <w:r>
+        <w:rPr>
+          <w:lang w:eastAsia="ko-KR"/>
+          <w:rFonts w:ascii="맑은 고딕" w:eastAsia="맑은 고딕" w:hAnsi="맑은 고딕" w:cs="맑은 고딕" w:hint="eastAsia"/>
+          <w:rtl w:val="off"/>
+        </w:rPr>
+        <w:t>복귀 중 플레이어 감지 시 즉시 재어그로(Chase) 전이</w:t>
       </w:r>
     </w:p>
     <w:p>
@@ -1392,94 +1902,86 @@
           <w:numId w:val="3"/>
         </w:numPr>
         <w:rPr>
-          <w:rFonts w:ascii="맑은 고딕" w:eastAsia="맑은 고딕" w:hAnsi="맑은 고딕" w:cs="맑은 고딕"/>
-        </w:rPr>
-      </w:pPr>
-      <w:r>
-        <w:rPr>
-          <w:rFonts w:ascii="맑은 고딕" w:eastAsia="맑은 고딕" w:hAnsi="맑은 고딕" w:cs="맑은 고딕"/>
-        </w:rPr>
-        <w:t>broadcast()에서 하나의 SendBuffer를 모든 세션이 공유</w:t>
-      </w:r>
-    </w:p>
-    <w:p>
-      <w:pPr>
-        <w:pStyle w:val="a30"/>
-        <w:numPr>
-          <w:ilvl w:val="2"/>
-          <w:numId w:val="3"/>
-        </w:numPr>
-        <w:rPr>
-          <w:rFonts w:ascii="맑은 고딕" w:eastAsia="맑은 고딕" w:hAnsi="맑은 고딕" w:cs="맑은 고딕"/>
-        </w:rPr>
-      </w:pPr>
-      <w:r>
-        <w:rPr>
-          <w:rFonts w:ascii="맑은 고딕" w:eastAsia="맑은 고딕" w:hAnsi="맑은 고딕" w:cs="맑은 고딕"/>
-        </w:rPr>
-        <w:t>SendBuffer 내부 buffer_는 SendBufferChunk의 raw 메모리 포인터</w:t>
-      </w:r>
-    </w:p>
-    <w:p>
-      <w:pPr>
-        <w:pStyle w:val="a30"/>
-        <w:numPr>
-          <w:ilvl w:val="2"/>
-          <w:numId w:val="3"/>
-        </w:numPr>
-        <w:rPr>
-          <w:rFonts w:ascii="맑은 고딕" w:eastAsia="맑은 고딕" w:hAnsi="맑은 고딕" w:cs="맑은 고딕"/>
-        </w:rPr>
-      </w:pPr>
-      <w:r>
-        <w:rPr>
-          <w:rFonts w:ascii="맑은 고딕" w:eastAsia="맑은 고딕" w:hAnsi="맑은 고딕" w:cs="맑은 고딕"/>
-        </w:rPr>
-        <w:t>SendBufferChunk는 가용 메모리 부족 시 reset()을 호출하여 메모리를 재사용</w:t>
-      </w:r>
-      <w:r>
-        <w:rPr>
-          <w:rFonts w:ascii="맑은 고딕" w:eastAsia="맑은 고딕" w:hAnsi="맑은 고딕" w:cs="맑은 고딕" w:hint="eastAsia"/>
-        </w:rPr>
-        <w:br/>
-      </w:r>
-      <w:r>
-        <w:rPr>
-          <w:rFonts w:ascii="맑은 고딕" w:eastAsia="맑은 고딕" w:hAnsi="맑은 고딕" w:cs="맑은 고딕"/>
-        </w:rPr>
-        <w:t>→ 이 과정에서 아직 전송되지 않은 패킷이 덮어쓴 메모리를 참조하게 되어 데이터가 손상됨</w:t>
-      </w:r>
-      <w:r>
-        <w:rPr>
-          <w:rFonts w:ascii="맑은 고딕" w:eastAsia="맑은 고딕" w:hAnsi="맑은 고딕" w:cs="맑은 고딕" w:hint="eastAsia"/>
-        </w:rPr>
-        <w:br/>
-      </w:r>
-      <w:r>
-        <w:rPr>
-          <w:rFonts w:ascii="맑은 고딕" w:eastAsia="맑은 고딕" w:hAnsi="맑은 고딕" w:cs="맑은 고딕"/>
-        </w:rPr>
-        <w:t xml:space="preserve"> → Use-After-Reset ( Use-After-Free와 유사한 문제 )</w:t>
-      </w:r>
-    </w:p>
-    <w:p>
-      <w:pPr>
-        <w:pStyle w:val="a30"/>
-        <w:numPr>
-          <w:ilvl w:val="1"/>
-          <w:numId w:val="3"/>
-        </w:numPr>
-        <w:rPr>
-          <w:rFonts w:ascii="맑은 고딕" w:eastAsia="맑은 고딕" w:hAnsi="맑은 고딕" w:cs="맑은 고딕"/>
-        </w:rPr>
-      </w:pPr>
-      <w:r>
-        <w:rPr>
+          <w:lang w:eastAsia="ko-KR"/>
+          <w:rFonts w:ascii="맑은 고딕" w:eastAsia="맑은 고딕" w:hAnsi="맑은 고딕" w:cs="맑은 고딕" w:hint="eastAsia"/>
+          <w:rtl w:val="off"/>
+        </w:rPr>
+      </w:pPr>
+      <w:r>
+        <w:rPr>
+          <w:lang w:eastAsia="ko-KR"/>
           <w:rFonts w:ascii="맑은 고딕" w:eastAsia="맑은 고딕" w:hAnsi="맑은 고딕" w:cs="맑은 고딕"/>
           <w:b/>
           <w:bCs/>
-        </w:rPr>
-        <w:t>해결 방법</w:t>
+          <w:rtl w:val="off"/>
+        </w:rPr>
+        <w:t>Investigate</w:t>
+      </w:r>
+    </w:p>
+    <w:p>
+      <w:pPr>
+        <w:pStyle w:val="a30"/>
+        <w:numPr>
+          <w:ilvl w:val="3"/>
+          <w:numId w:val="3"/>
+        </w:numPr>
+        <w:rPr>
+          <w:lang w:eastAsia="ko-KR"/>
+          <w:rFonts w:ascii="맑은 고딕" w:eastAsia="맑은 고딕" w:hAnsi="맑은 고딕" w:cs="맑은 고딕" w:hint="eastAsia"/>
+          <w:rtl w:val="off"/>
+        </w:rPr>
+      </w:pPr>
+      <w:r>
+        <w:rPr>
+          <w:lang w:eastAsia="ko-KR"/>
+          <w:rFonts w:ascii="맑은 고딕" w:eastAsia="맑은 고딕" w:hAnsi="맑은 고딕" w:cs="맑은 고딕" w:hint="eastAsia"/>
+          <w:rtl w:val="off"/>
+        </w:rPr>
+        <w:t>그룹 메모리 기반 위치로 이동</w:t>
+      </w:r>
+    </w:p>
+    <w:p>
+      <w:pPr>
+        <w:pStyle w:val="a30"/>
+        <w:numPr>
+          <w:ilvl w:val="3"/>
+          <w:numId w:val="3"/>
+        </w:numPr>
+        <w:rPr>
+          <w:lang w:eastAsia="ko-KR"/>
+          <w:rFonts w:ascii="맑은 고딕" w:eastAsia="맑은 고딕" w:hAnsi="맑은 고딕" w:cs="맑은 고딕" w:hint="eastAsia"/>
+          <w:rtl w:val="off"/>
+        </w:rPr>
+      </w:pPr>
+      <w:r>
+        <w:rPr>
+          <w:lang w:eastAsia="ko-KR"/>
+          <w:rFonts w:ascii="맑은 고딕" w:eastAsia="맑은 고딕" w:hAnsi="맑은 고딕" w:cs="맑은 고딕" w:hint="eastAsia"/>
+          <w:rtl w:val="off"/>
+        </w:rPr>
+        <w:t>직접 타겟 발견 시 Chase 전이</w:t>
+      </w:r>
+    </w:p>
+    <w:p>
+      <w:pPr>
+        <w:pStyle w:val="a30"/>
+        <w:numPr>
+          <w:ilvl w:val="3"/>
+          <w:numId w:val="3"/>
+        </w:numPr>
+        <w:rPr>
+          <w:lang w:eastAsia="ko-KR"/>
+          <w:rFonts w:ascii="맑은 고딕" w:eastAsia="맑은 고딕" w:hAnsi="맑은 고딕" w:cs="맑은 고딕" w:hint="eastAsia"/>
+          <w:rtl w:val="off"/>
+        </w:rPr>
+      </w:pPr>
+      <w:r>
+        <w:rPr>
+          <w:lang w:eastAsia="ko-KR"/>
+          <w:rFonts w:ascii="맑은 고딕" w:eastAsia="맑은 고딕" w:hAnsi="맑은 고딕" w:cs="맑은 고딕" w:hint="eastAsia"/>
+          <w:rtl w:val="off"/>
+        </w:rPr>
+        <w:t>Investigation 실패 시 Return 전이</w:t>
       </w:r>
     </w:p>
     <w:p>
@@ -1490,94 +1992,64 @@
           <w:numId w:val="3"/>
         </w:numPr>
         <w:rPr>
-          <w:rFonts w:ascii="맑은 고딕" w:eastAsia="맑은 고딕" w:hAnsi="맑은 고딕" w:cs="맑은 고딕"/>
-        </w:rPr>
-      </w:pPr>
-      <w:r>
-        <w:rPr>
-          <w:rFonts w:ascii="맑은 고딕" w:eastAsia="맑은 고딕" w:hAnsi="맑은 고딕" w:cs="맑은 고딕"/>
-        </w:rPr>
-        <w:t>SendBuffer가 SendBufferChunk를 std::shared_ptr로 소유하도록 변경</w:t>
-      </w:r>
-    </w:p>
-    <w:p>
-      <w:pPr>
-        <w:pStyle w:val="a30"/>
-        <w:numPr>
-          <w:ilvl w:val="2"/>
-          <w:numId w:val="3"/>
-        </w:numPr>
-        <w:rPr>
-          <w:rFonts w:ascii="맑은 고딕" w:eastAsia="맑은 고딕" w:hAnsi="맑은 고딕" w:cs="맑은 고딕"/>
-        </w:rPr>
-      </w:pPr>
-      <w:r>
-        <w:rPr>
-          <w:rFonts w:ascii="맑은 고딕" w:eastAsia="맑은 고딕" w:hAnsi="맑은 고딕" w:cs="맑은 고딕"/>
-        </w:rPr>
-        <w:t>reset() 제거</w:t>
-      </w:r>
-    </w:p>
-    <w:p>
-      <w:pPr>
-        <w:pStyle w:val="a30"/>
-        <w:numPr>
-          <w:ilvl w:val="2"/>
-          <w:numId w:val="3"/>
-        </w:numPr>
-        <w:rPr>
-          <w:rFonts w:ascii="맑은 고딕" w:eastAsia="맑은 고딕" w:hAnsi="맑은 고딕" w:cs="맑은 고딕"/>
-        </w:rPr>
-      </w:pPr>
-      <w:r>
-        <w:rPr>
-          <w:rFonts w:ascii="맑은 고딕" w:eastAsia="맑은 고딕" w:hAnsi="맑은 고딕" w:cs="맑은 고딕"/>
-        </w:rPr>
-        <w:t>가용 메모리 부족 시 새로운 SendBufferChunk 생성</w:t>
-      </w:r>
-    </w:p>
-    <w:p>
-      <w:pPr>
-        <w:pStyle w:val="a30"/>
-        <w:numPr>
-          <w:ilvl w:val="2"/>
-          <w:numId w:val="3"/>
-        </w:numPr>
-        <w:rPr>
-          <w:rFonts w:ascii="맑은 고딕" w:eastAsia="맑은 고딕" w:hAnsi="맑은 고딕" w:cs="맑은 고딕"/>
-        </w:rPr>
-      </w:pPr>
-      <w:r>
-        <w:rPr>
-          <w:rFonts w:ascii="맑은 고딕" w:eastAsia="맑은 고딕" w:hAnsi="맑은 고딕" w:cs="맑은 고딕"/>
-        </w:rPr>
-        <w:t>기존 Chunk는 모든 SendBuffer각 해제된 후 반환</w:t>
-      </w:r>
-      <w:r>
-        <w:rPr>
-          <w:rFonts w:ascii="맑은 고딕" w:eastAsia="맑은 고딕" w:hAnsi="맑은 고딕" w:cs="맑은 고딕" w:hint="eastAsia"/>
-        </w:rPr>
-        <w:br/>
-      </w:r>
-    </w:p>
-    <w:p>
-      <w:pPr>
-        <w:pStyle w:val="a30"/>
-        <w:numPr>
-          <w:ilvl w:val="0"/>
-          <w:numId w:val="3"/>
-        </w:numPr>
-        <w:rPr>
-          <w:rFonts w:ascii="맑은 고딕" w:eastAsia="맑은 고딕" w:hAnsi="맑은 고딕" w:cs="맑은 고딕"/>
-        </w:rPr>
-      </w:pPr>
-      <w:r>
-        <w:rPr>
+          <w:lang w:eastAsia="ko-KR"/>
+          <w:rFonts w:ascii="맑은 고딕" w:eastAsia="맑은 고딕" w:hAnsi="맑은 고딕" w:cs="맑은 고딕" w:hint="eastAsia"/>
+          <w:rtl w:val="off"/>
+        </w:rPr>
+      </w:pPr>
+      <w:r>
+        <w:rPr>
+          <w:lang w:eastAsia="ko-KR"/>
           <w:rFonts w:ascii="맑은 고딕" w:eastAsia="맑은 고딕" w:hAnsi="맑은 고딕" w:cs="맑은 고딕"/>
           <w:b/>
           <w:bCs/>
-        </w:rPr>
-        <w:t>RoomServer 스레드 아키텍쳐 분리 최적화</w:t>
+          <w:rtl w:val="off"/>
+        </w:rPr>
+        <w:t>Dead</w:t>
+      </w:r>
+    </w:p>
+    <w:p>
+      <w:pPr>
+        <w:pStyle w:val="a30"/>
+        <w:numPr>
+          <w:ilvl w:val="3"/>
+          <w:numId w:val="3"/>
+        </w:numPr>
+        <w:rPr>
+          <w:lang w:eastAsia="ko-KR"/>
+          <w:rFonts w:ascii="맑은 고딕" w:eastAsia="맑은 고딕" w:hAnsi="맑은 고딕" w:cs="맑은 고딕" w:hint="eastAsia"/>
+          <w:rtl w:val="off"/>
+        </w:rPr>
+      </w:pPr>
+      <w:r>
+        <w:rPr>
+          <w:lang w:eastAsia="ko-KR"/>
+          <w:rFonts w:ascii="맑은 고딕" w:eastAsia="맑은 고딕" w:hAnsi="맑은 고딕" w:cs="맑은 고딕"/>
+          <w:rtl w:val="off"/>
+        </w:rPr>
+        <w:t>HP &lt;= 0 시 진입</w:t>
+      </w:r>
+    </w:p>
+    <w:p>
+      <w:pPr>
+        <w:pStyle w:val="a30"/>
+        <w:numPr>
+          <w:ilvl w:val="3"/>
+          <w:numId w:val="3"/>
+        </w:numPr>
+        <w:rPr>
+          <w:lang w:eastAsia="ko-KR"/>
+          <w:rFonts w:ascii="맑은 고딕" w:eastAsia="맑은 고딕" w:hAnsi="맑은 고딕" w:cs="맑은 고딕" w:hint="eastAsia"/>
+          <w:rtl w:val="off"/>
+        </w:rPr>
+      </w:pPr>
+      <w:r>
+        <w:rPr>
+          <w:lang w:eastAsia="ko-KR"/>
+          <w:rFonts w:ascii="맑은 고딕" w:eastAsia="맑은 고딕" w:hAnsi="맑은 고딕" w:cs="맑은 고딕"/>
+          <w:rtl w:val="off"/>
+        </w:rPr>
+        <w:t>이후 로직 제외</w:t>
       </w:r>
     </w:p>
     <w:p>
@@ -1588,40 +2060,100 @@
           <w:numId w:val="3"/>
         </w:numPr>
         <w:rPr>
+          <w:lang w:eastAsia="ko-KR"/>
+          <w:rFonts w:ascii="맑은 고딕" w:eastAsia="맑은 고딕" w:hAnsi="맑은 고딕" w:cs="맑은 고딕" w:hint="eastAsia"/>
+          <w:rtl w:val="off"/>
+        </w:rPr>
+      </w:pPr>
+      <w:r>
+        <w:rPr>
+          <w:lang w:eastAsia="ko-KR"/>
           <w:rFonts w:ascii="맑은 고딕" w:eastAsia="맑은 고딕" w:hAnsi="맑은 고딕" w:cs="맑은 고딕"/>
-        </w:rPr>
-      </w:pPr>
-      <w:r>
-        <w:rPr>
+          <w:rtl w:val="off"/>
+        </w:rPr>
+        <w:t>NpcGroup 기반 시야 공유 시스템</w:t>
+      </w:r>
+    </w:p>
+    <w:p>
+      <w:pPr>
+        <w:pStyle w:val="a30"/>
+        <w:numPr>
+          <w:ilvl w:val="2"/>
+          <w:numId w:val="3"/>
+        </w:numPr>
+        <w:rPr>
+          <w:lang w:eastAsia="ko-KR"/>
+          <w:rFonts w:ascii="맑은 고딕" w:eastAsia="맑은 고딕" w:hAnsi="맑은 고딕" w:cs="맑은 고딕" w:hint="eastAsia"/>
+          <w:rtl w:val="off"/>
+        </w:rPr>
+      </w:pPr>
+      <w:r>
+        <w:rPr>
+          <w:lang w:eastAsia="ko-KR"/>
           <w:rFonts w:ascii="맑은 고딕" w:eastAsia="맑은 고딕" w:hAnsi="맑은 고딕" w:cs="맑은 고딕"/>
-          <w:b/>
-          <w:bCs/>
-        </w:rPr>
-        <w:t>문제 상황</w:t>
-      </w:r>
-      <w:r>
-        <w:rPr>
-          <w:rFonts w:ascii="맑은 고딕" w:eastAsia="맑은 고딕" w:hAnsi="맑은 고딕" w:cs="맑은 고딕" w:hint="eastAsia"/>
+          <w:rtl w:val="off"/>
+        </w:rPr>
+        <w:t>동일 group id를 가진 Npc끼리 시야 정보를 공유</w:t>
+      </w:r>
+    </w:p>
+    <w:p>
+      <w:pPr>
+        <w:pStyle w:val="a30"/>
+        <w:numPr>
+          <w:ilvl w:val="2"/>
+          <w:numId w:val="3"/>
+        </w:numPr>
+        <w:rPr>
+          <w:lang w:eastAsia="ko-KR"/>
+          <w:rFonts w:ascii="맑은 고딕" w:eastAsia="맑은 고딕" w:hAnsi="맑은 고딕" w:cs="맑은 고딕" w:hint="eastAsia"/>
+          <w:rtl w:val="off"/>
+        </w:rPr>
+      </w:pPr>
+      <w:r>
+        <w:rPr>
+          <w:lang w:eastAsia="ko-KR"/>
+          <w:rFonts w:ascii="맑은 고딕" w:eastAsia="맑은 고딕" w:hAnsi="맑은 고딕" w:cs="맑은 고딕"/>
+          <w:rtl w:val="off"/>
+        </w:rPr>
+        <w:t>한 Npc가 플레이어 발견 시,</w:t>
+      </w:r>
+      <w:r>
+        <w:rPr>
+          <w:lang w:eastAsia="ko-KR"/>
+          <w:rFonts w:ascii="맑은 고딕" w:eastAsia="맑은 고딕" w:hAnsi="맑은 고딕" w:cs="맑은 고딕" w:hint="eastAsia"/>
+          <w:rtl w:val="off"/>
         </w:rPr>
         <w:br/>
       </w:r>
       <w:r>
         <w:rPr>
+          <w:lang w:eastAsia="ko-KR"/>
           <w:rFonts w:ascii="맑은 고딕" w:eastAsia="맑은 고딕" w:hAnsi="맑은 고딕" w:cs="맑은 고딕"/>
-        </w:rPr>
-        <w:t>Visual Studio Concurrency Visualizer에서 RoomServer 위커 스레드가 99% 동기화 상태로 관찰됨.</w:t>
-      </w:r>
-      <w:r>
-        <w:rPr>
-          <w:rFonts w:ascii="맑은 고딕" w:eastAsia="맑은 고딕" w:hAnsi="맑은 고딕" w:cs="맑은 고딕" w:hint="eastAsia"/>
-        </w:rPr>
-        <w:br/>
-      </w:r>
-      <w:r>
-        <w:rPr>
+          <w:rtl w:val="off"/>
+        </w:rPr>
+        <w:t>reportSight( playerId, position, timeStamp ) 호출로 보고</w:t>
+      </w:r>
+    </w:p>
+    <w:p>
+      <w:pPr>
+        <w:pStyle w:val="a30"/>
+        <w:numPr>
+          <w:ilvl w:val="2"/>
+          <w:numId w:val="3"/>
+        </w:numPr>
+        <w:rPr>
+          <w:lang w:eastAsia="ko-KR"/>
+          <w:rFonts w:ascii="맑은 고딕" w:eastAsia="맑은 고딕" w:hAnsi="맑은 고딕" w:cs="맑은 고딕" w:hint="eastAsia"/>
+          <w:rtl w:val="off"/>
+        </w:rPr>
+      </w:pPr>
+      <w:r>
+        <w:rPr>
+          <w:lang w:eastAsia="ko-KR"/>
           <w:rFonts w:ascii="맑은 고딕" w:eastAsia="맑은 고딕" w:hAnsi="맑은 고딕" w:cs="맑은 고딕"/>
-        </w:rPr>
-        <w:t xml:space="preserve"> → 실제 게임 로직 실행보다 커널 대기 시간이 대부분을 차지</w:t>
+          <w:rtl w:val="off"/>
+        </w:rPr>
+        <w:t>그룹 메모리에 기록 (유효 시간: 3초)</w:t>
       </w:r>
     </w:p>
     <w:p>
@@ -1632,963 +2164,34 @@
           <w:numId w:val="3"/>
         </w:numPr>
         <w:rPr>
-          <w:szCs w:val="20"/>
-        </w:rPr>
-      </w:pPr>
-      <w:r>
-        <w:rPr>
           <w:rFonts w:ascii="맑은 고딕" w:eastAsia="맑은 고딕" w:hAnsi="맑은 고딕" w:cs="맑은 고딕"/>
-          <w:b/>
-          <w:bCs/>
-        </w:rPr>
-        <w:t>원인 분석</w:t>
-      </w:r>
-    </w:p>
-    <w:p>
-      <w:pPr>
-        <w:pStyle w:val="a30"/>
-        <w:numPr>
-          <w:ilvl w:val="1"/>
-          <w:numId w:val="3"/>
-        </w:numPr>
-        <w:rPr>
-          <w:szCs w:val="20"/>
-        </w:rPr>
-      </w:pPr>
-      <w:r>
-        <w:rPr>
-          <w:szCs w:val="20"/>
+        </w:rPr>
+      </w:pPr>
+      <w:r>
+        <w:rPr>
+          <w:lang w:eastAsia="ko-KR"/>
+          <w:rFonts w:ascii="맑은 고딕" w:eastAsia="맑은 고딕" w:hAnsi="맑은 고딕" w:cs="맑은 고딕"/>
+          <w:rtl w:val="off"/>
+        </w:rPr>
+        <w:t>하지만 몇몇 버그들이 존재한다.</w:t>
+      </w:r>
+    </w:p>
+    <w:p>
+      <w:pPr>
+        <w:pStyle w:val="a30"/>
+        <w:numPr>
+          <w:ilvl w:val="0"/>
+          <w:numId w:val="3"/>
+        </w:numPr>
+        <w:rPr>
+          <w:rFonts w:ascii="맑은 고딕" w:eastAsia="맑은 고딕" w:hAnsi="맑은 고딕" w:cs="맑은 고딕"/>
+        </w:rPr>
+      </w:pPr>
+      <w:r>
+        <w:rPr>
+          <w:rFonts w:ascii="맑은 고딕" w:eastAsia="맑은 고딕" w:hAnsi="맑은 고딕" w:cs="맑은 고딕"/>
         </w:rPr>
         <w:br w:type="page"/>
-      </w:r>
-    </w:p>
-    <w:p>
-      <w:pPr>
-        <w:shd w:val="clear" w:color="auto" w:fill="1E1E1E"/>
-        <w:spacing w:line="190" w:lineRule="atLeast"/>
-      </w:pPr>
-      <w:r>
-        <w:rPr>
-          <w:rFonts w:ascii="Consolas" w:eastAsia="Consolas" w:hAnsi="Consolas" w:cs="Consolas"/>
-          <w:color w:val="569CD6"/>
-          <w:szCs w:val="20"/>
-          <w:shd w:val="clear" w:color="auto" w:fill="1E1E1E"/>
-        </w:rPr>
-        <w:lastRenderedPageBreak/>
-        <w:t xml:space="preserve">void </w:t>
-      </w:r>
-      <w:r>
-        <w:rPr>
-          <w:rFonts w:ascii="Consolas" w:eastAsia="Consolas" w:hAnsi="Consolas" w:cs="Consolas"/>
-          <w:color w:val="DCDCAA"/>
-          <w:szCs w:val="20"/>
-          <w:shd w:val="clear" w:color="auto" w:fill="1E1E1E"/>
-        </w:rPr>
-        <w:t>DoWork</w:t>
-      </w:r>
-      <w:r>
-        <w:rPr>
-          <w:rFonts w:ascii="Consolas" w:eastAsia="Consolas" w:hAnsi="Consolas" w:cs="Consolas"/>
-          <w:color w:val="B4B4B4"/>
-          <w:szCs w:val="20"/>
-          <w:shd w:val="clear" w:color="auto" w:fill="1E1E1E"/>
-        </w:rPr>
-        <w:t xml:space="preserve">( </w:t>
-      </w:r>
-      <w:r>
-        <w:rPr>
-          <w:rFonts w:ascii="Consolas" w:eastAsia="Consolas" w:hAnsi="Consolas" w:cs="Consolas"/>
-          <w:color w:val="4EC9B0"/>
-          <w:szCs w:val="20"/>
-          <w:shd w:val="clear" w:color="auto" w:fill="1E1E1E"/>
-        </w:rPr>
-        <w:t>IocpReactor</w:t>
-      </w:r>
-      <w:r>
-        <w:rPr>
-          <w:rFonts w:ascii="Consolas" w:eastAsia="Consolas" w:hAnsi="Consolas" w:cs="Consolas"/>
-          <w:color w:val="B4B4B4"/>
-          <w:szCs w:val="20"/>
-          <w:shd w:val="clear" w:color="auto" w:fill="1E1E1E"/>
-        </w:rPr>
-        <w:t>&amp;</w:t>
-      </w:r>
-      <w:r>
-        <w:rPr>
-          <w:rFonts w:ascii="Consolas" w:eastAsia="Consolas" w:hAnsi="Consolas" w:cs="Consolas"/>
-          <w:color w:val="9A9A9A"/>
-          <w:szCs w:val="20"/>
-          <w:shd w:val="clear" w:color="auto" w:fill="1E1E1E"/>
-        </w:rPr>
-        <w:t xml:space="preserve">reactor </w:t>
-      </w:r>
-      <w:r>
-        <w:rPr>
-          <w:rFonts w:ascii="Consolas" w:eastAsia="Consolas" w:hAnsi="Consolas" w:cs="Consolas"/>
-          <w:color w:val="B4B4B4"/>
-          <w:szCs w:val="20"/>
-          <w:shd w:val="clear" w:color="auto" w:fill="1E1E1E"/>
-        </w:rPr>
-        <w:t>) {</w:t>
-      </w:r>
-      <w:r>
-        <w:rPr>
-          <w:rFonts w:ascii="Consolas" w:eastAsia="Consolas" w:hAnsi="Consolas" w:cs="Consolas" w:hint="eastAsia"/>
-          <w:color w:val="B4B4B4"/>
-          <w:szCs w:val="20"/>
-          <w:shd w:val="clear" w:color="auto" w:fill="1E1E1E"/>
-        </w:rPr>
-        <w:br/>
-      </w:r>
-      <w:r>
-        <w:rPr>
-          <w:rFonts w:ascii="Consolas" w:eastAsia="Consolas" w:hAnsi="Consolas" w:cs="Consolas"/>
-          <w:color w:val="B4B4B4"/>
-          <w:szCs w:val="20"/>
-          <w:shd w:val="clear" w:color="auto" w:fill="1E1E1E"/>
-        </w:rPr>
-        <w:t xml:space="preserve">     </w:t>
-      </w:r>
-      <w:r>
-        <w:rPr>
-          <w:rFonts w:ascii="Consolas" w:eastAsia="Consolas" w:hAnsi="Consolas" w:cs="Consolas"/>
-          <w:color w:val="D8A0DF"/>
-          <w:szCs w:val="20"/>
-          <w:shd w:val="clear" w:color="auto" w:fill="1E1E1E"/>
-        </w:rPr>
-        <w:t>while</w:t>
-      </w:r>
-      <w:r>
-        <w:rPr>
-          <w:rFonts w:ascii="Consolas" w:eastAsia="Consolas" w:hAnsi="Consolas" w:cs="Consolas"/>
-          <w:color w:val="B4B4B4"/>
-          <w:szCs w:val="20"/>
-          <w:shd w:val="clear" w:color="auto" w:fill="1E1E1E"/>
-        </w:rPr>
-        <w:t xml:space="preserve">( </w:t>
-      </w:r>
-      <w:r>
-        <w:rPr>
-          <w:rFonts w:ascii="Consolas" w:eastAsia="Consolas" w:hAnsi="Consolas" w:cs="Consolas"/>
-          <w:color w:val="569CD6"/>
-          <w:szCs w:val="20"/>
-          <w:shd w:val="clear" w:color="auto" w:fill="1E1E1E"/>
-        </w:rPr>
-        <w:t xml:space="preserve">true </w:t>
-      </w:r>
-      <w:r>
-        <w:rPr>
-          <w:rFonts w:ascii="Consolas" w:eastAsia="Consolas" w:hAnsi="Consolas" w:cs="Consolas"/>
-          <w:color w:val="B4B4B4"/>
-          <w:szCs w:val="20"/>
-          <w:shd w:val="clear" w:color="auto" w:fill="1E1E1E"/>
-        </w:rPr>
-        <w:t>) {</w:t>
-      </w:r>
-      <w:r>
-        <w:rPr>
-          <w:rFonts w:ascii="Consolas" w:eastAsia="Consolas" w:hAnsi="Consolas" w:cs="Consolas" w:hint="eastAsia"/>
-          <w:color w:val="B4B4B4"/>
-          <w:szCs w:val="20"/>
-          <w:shd w:val="clear" w:color="auto" w:fill="1E1E1E"/>
-        </w:rPr>
-        <w:br/>
-      </w:r>
-      <w:r>
-        <w:rPr>
-          <w:rFonts w:ascii="Consolas" w:eastAsia="Consolas" w:hAnsi="Consolas" w:cs="Consolas"/>
-          <w:color w:val="B4B4B4"/>
-          <w:szCs w:val="20"/>
-          <w:shd w:val="clear" w:color="auto" w:fill="1E1E1E"/>
-        </w:rPr>
-        <w:t xml:space="preserve">          </w:t>
-      </w:r>
-      <w:r>
-        <w:rPr>
-          <w:rFonts w:ascii="Consolas" w:eastAsia="Consolas" w:hAnsi="Consolas" w:cs="Consolas"/>
-          <w:color w:val="9CDCFE"/>
-          <w:szCs w:val="20"/>
-          <w:shd w:val="clear" w:color="auto" w:fill="1E1E1E"/>
-        </w:rPr>
-        <w:t>reactor</w:t>
-      </w:r>
-      <w:r>
-        <w:rPr>
-          <w:rFonts w:ascii="Consolas" w:eastAsia="Consolas" w:hAnsi="Consolas" w:cs="Consolas"/>
-          <w:color w:val="B4B4B4"/>
-          <w:szCs w:val="20"/>
-          <w:shd w:val="clear" w:color="auto" w:fill="1E1E1E"/>
-        </w:rPr>
-        <w:t>.</w:t>
-      </w:r>
-      <w:r>
-        <w:rPr>
-          <w:rFonts w:ascii="Consolas" w:eastAsia="Consolas" w:hAnsi="Consolas" w:cs="Consolas"/>
-          <w:color w:val="DCDCAA"/>
-          <w:szCs w:val="20"/>
-          <w:shd w:val="clear" w:color="auto" w:fill="1E1E1E"/>
-        </w:rPr>
-        <w:t>dispatch</w:t>
-      </w:r>
-      <w:r>
-        <w:rPr>
-          <w:rFonts w:ascii="Consolas" w:eastAsia="Consolas" w:hAnsi="Consolas" w:cs="Consolas"/>
-          <w:color w:val="B4B4B4"/>
-          <w:szCs w:val="20"/>
-          <w:shd w:val="clear" w:color="auto" w:fill="1E1E1E"/>
-        </w:rPr>
-        <w:t>(</w:t>
-      </w:r>
-      <w:r>
-        <w:rPr>
-          <w:rFonts w:ascii="Consolas" w:eastAsia="Consolas" w:hAnsi="Consolas" w:cs="Consolas"/>
-          <w:color w:val="B5CEA8"/>
-          <w:szCs w:val="20"/>
-          <w:shd w:val="clear" w:color="auto" w:fill="1E1E1E"/>
-        </w:rPr>
-        <w:t>17</w:t>
-      </w:r>
-      <w:r>
-        <w:rPr>
-          <w:rFonts w:ascii="Consolas" w:eastAsia="Consolas" w:hAnsi="Consolas" w:cs="Consolas"/>
-          <w:color w:val="B4B4B4"/>
-          <w:szCs w:val="20"/>
-          <w:shd w:val="clear" w:color="auto" w:fill="1E1E1E"/>
-        </w:rPr>
-        <w:t>);</w:t>
-      </w:r>
-      <w:r>
-        <w:rPr>
-          <w:rFonts w:ascii="Consolas" w:eastAsia="Consolas" w:hAnsi="Consolas" w:cs="Consolas" w:hint="eastAsia"/>
-          <w:color w:val="B4B4B4"/>
-          <w:szCs w:val="20"/>
-          <w:shd w:val="clear" w:color="auto" w:fill="1E1E1E"/>
-        </w:rPr>
-        <w:br/>
-      </w:r>
-      <w:r>
-        <w:rPr>
-          <w:rFonts w:ascii="Consolas" w:eastAsia="Consolas" w:hAnsi="Consolas" w:cs="Consolas"/>
-          <w:color w:val="B4B4B4"/>
-          <w:szCs w:val="20"/>
-          <w:shd w:val="clear" w:color="auto" w:fill="1E1E1E"/>
-        </w:rPr>
-        <w:t xml:space="preserve">          </w:t>
-      </w:r>
-      <w:r>
-        <w:rPr>
-          <w:rFonts w:ascii="Consolas" w:eastAsia="Consolas" w:hAnsi="Consolas" w:cs="Consolas"/>
-          <w:color w:val="C8C8C8"/>
-          <w:szCs w:val="20"/>
-          <w:shd w:val="clear" w:color="auto" w:fill="1E1E1E"/>
-        </w:rPr>
-        <w:t>JobTimer</w:t>
-      </w:r>
-      <w:r>
-        <w:rPr>
-          <w:rFonts w:ascii="Consolas" w:eastAsia="Consolas" w:hAnsi="Consolas" w:cs="Consolas"/>
-          <w:color w:val="B4B4B4"/>
-          <w:szCs w:val="20"/>
-          <w:shd w:val="clear" w:color="auto" w:fill="1E1E1E"/>
-        </w:rPr>
-        <w:t>::</w:t>
-      </w:r>
-      <w:r>
-        <w:rPr>
-          <w:rFonts w:ascii="Consolas" w:eastAsia="Consolas" w:hAnsi="Consolas" w:cs="Consolas"/>
-          <w:color w:val="DCDCAA"/>
-          <w:szCs w:val="20"/>
-          <w:shd w:val="clear" w:color="auto" w:fill="1E1E1E"/>
-        </w:rPr>
-        <w:t>distribute</w:t>
-      </w:r>
-      <w:r>
-        <w:rPr>
-          <w:rFonts w:ascii="Consolas" w:eastAsia="Consolas" w:hAnsi="Consolas" w:cs="Consolas"/>
-          <w:color w:val="B4B4B4"/>
-          <w:szCs w:val="20"/>
-          <w:shd w:val="clear" w:color="auto" w:fill="1E1E1E"/>
-        </w:rPr>
-        <w:t>();</w:t>
-      </w:r>
-      <w:r>
-        <w:rPr>
-          <w:rFonts w:ascii="Consolas" w:eastAsia="Consolas" w:hAnsi="Consolas" w:cs="Consolas" w:hint="eastAsia"/>
-          <w:color w:val="B4B4B4"/>
-          <w:szCs w:val="20"/>
-          <w:shd w:val="clear" w:color="auto" w:fill="1E1E1E"/>
-        </w:rPr>
-        <w:br/>
-      </w:r>
-      <w:r>
-        <w:rPr>
-          <w:rFonts w:ascii="Consolas" w:eastAsia="Consolas" w:hAnsi="Consolas" w:cs="Consolas"/>
-          <w:color w:val="B4B4B4"/>
-          <w:szCs w:val="20"/>
-          <w:shd w:val="clear" w:color="auto" w:fill="1E1E1E"/>
-        </w:rPr>
-        <w:t xml:space="preserve">          </w:t>
-      </w:r>
-      <w:r>
-        <w:rPr>
-          <w:rFonts w:ascii="Consolas" w:eastAsia="Consolas" w:hAnsi="Consolas" w:cs="Consolas"/>
-          <w:color w:val="DCDCAA"/>
-          <w:szCs w:val="20"/>
-          <w:shd w:val="clear" w:color="auto" w:fill="1E1E1E"/>
-        </w:rPr>
-        <w:t>DoJob</w:t>
-      </w:r>
-      <w:r>
-        <w:rPr>
-          <w:rFonts w:ascii="Consolas" w:eastAsia="Consolas" w:hAnsi="Consolas" w:cs="Consolas"/>
-          <w:color w:val="B4B4B4"/>
-          <w:szCs w:val="20"/>
-          <w:shd w:val="clear" w:color="auto" w:fill="1E1E1E"/>
-        </w:rPr>
-        <w:t>();</w:t>
-      </w:r>
-      <w:r>
-        <w:rPr>
-          <w:rFonts w:ascii="Consolas" w:eastAsia="Consolas" w:hAnsi="Consolas" w:cs="Consolas" w:hint="eastAsia"/>
-          <w:color w:val="B4B4B4"/>
-          <w:szCs w:val="20"/>
-          <w:shd w:val="clear" w:color="auto" w:fill="1E1E1E"/>
-        </w:rPr>
-        <w:br/>
-      </w:r>
-      <w:r>
-        <w:rPr>
-          <w:rFonts w:ascii="Consolas" w:eastAsia="Consolas" w:hAnsi="Consolas" w:cs="Consolas"/>
-          <w:color w:val="B4B4B4"/>
-          <w:szCs w:val="20"/>
-          <w:shd w:val="clear" w:color="auto" w:fill="1E1E1E"/>
-        </w:rPr>
-        <w:t xml:space="preserve">     }</w:t>
-      </w:r>
-      <w:r>
-        <w:rPr>
-          <w:rFonts w:ascii="Consolas" w:eastAsia="Consolas" w:hAnsi="Consolas" w:cs="Consolas" w:hint="eastAsia"/>
-          <w:color w:val="B4B4B4"/>
-          <w:szCs w:val="20"/>
-          <w:shd w:val="clear" w:color="auto" w:fill="1E1E1E"/>
-        </w:rPr>
-        <w:br/>
-      </w:r>
-      <w:r>
-        <w:rPr>
-          <w:rFonts w:ascii="Consolas" w:eastAsia="Consolas" w:hAnsi="Consolas" w:cs="Consolas"/>
-          <w:color w:val="B4B4B4"/>
-          <w:szCs w:val="20"/>
-          <w:shd w:val="clear" w:color="auto" w:fill="1E1E1E"/>
-        </w:rPr>
-        <w:t>}</w:t>
-      </w:r>
-    </w:p>
-    <w:p>
-      <w:pPr>
-        <w:pStyle w:val="a30"/>
-        <w:numPr>
-          <w:ilvl w:val="2"/>
-          <w:numId w:val="3"/>
-        </w:numPr>
-        <w:rPr>
-          <w:szCs w:val="20"/>
-        </w:rPr>
-      </w:pPr>
-      <w:r>
-        <w:rPr>
-          <w:szCs w:val="20"/>
-        </w:rPr>
-        <w:t>모든 스레닥 dispatch(17)에서 동시에 대기</w:t>
-      </w:r>
-    </w:p>
-    <w:p>
-      <w:pPr>
-        <w:pStyle w:val="a30"/>
-        <w:numPr>
-          <w:ilvl w:val="2"/>
-          <w:numId w:val="3"/>
-        </w:numPr>
-        <w:rPr>
-          <w:szCs w:val="20"/>
-        </w:rPr>
-      </w:pPr>
-      <w:r>
-        <w:rPr>
-          <w:szCs w:val="20"/>
-        </w:rPr>
-        <w:t>I/O 이벤트가 없으면 타임아웃까지 블로킹</w:t>
-      </w:r>
-    </w:p>
-    <w:p>
-      <w:pPr>
-        <w:pStyle w:val="a30"/>
-        <w:numPr>
-          <w:ilvl w:val="2"/>
-          <w:numId w:val="3"/>
-        </w:numPr>
-        <w:rPr>
-          <w:szCs w:val="20"/>
-        </w:rPr>
-      </w:pPr>
-      <w:r>
-        <w:rPr>
-          <w:szCs w:val="20"/>
-        </w:rPr>
-        <w:t>결과적으로</w:t>
-      </w:r>
-      <w:r>
-        <w:rPr>
-          <w:rFonts w:hint="eastAsia"/>
-          <w:szCs w:val="20"/>
-        </w:rPr>
-        <w:br/>
-      </w:r>
-      <w:r>
-        <w:rPr>
-          <w:szCs w:val="20"/>
-        </w:rPr>
-        <w:t>스레드가 같이 잠들고 같이 깨어남.</w:t>
-      </w:r>
-      <w:r>
-        <w:rPr>
-          <w:rFonts w:hint="eastAsia"/>
-          <w:szCs w:val="20"/>
-        </w:rPr>
-        <w:br/>
-      </w:r>
-      <w:r>
-        <w:rPr>
-          <w:szCs w:val="20"/>
-        </w:rPr>
-        <w:t>병렬 실행이 아닌 동기화된 실행 구조</w:t>
-      </w:r>
-    </w:p>
-    <w:p>
-      <w:pPr>
-        <w:pStyle w:val="a30"/>
-        <w:numPr>
-          <w:ilvl w:val="2"/>
-          <w:numId w:val="3"/>
-        </w:numPr>
-        <w:rPr>
-          <w:szCs w:val="20"/>
-        </w:rPr>
-      </w:pPr>
-      <w:r>
-        <w:rPr>
-          <w:szCs w:val="20"/>
-        </w:rPr>
-        <w:t>동기화 비율이 높은 이유:</w:t>
-      </w:r>
-      <w:r>
-        <w:rPr>
-          <w:rFonts w:hint="eastAsia"/>
-          <w:szCs w:val="20"/>
-        </w:rPr>
-        <w:br/>
-      </w:r>
-      <w:r>
-        <w:rPr>
-          <w:szCs w:val="20"/>
-        </w:rPr>
-        <w:t>동기화% ≈ 대기시간 / (대기 + 작업시간) → 실제 작업이 짧을수록 동기화% 증가</w:t>
-      </w:r>
-    </w:p>
-    <w:p>
-      <w:pPr>
-        <w:pStyle w:val="a30"/>
-        <w:numPr>
-          <w:ilvl w:val="1"/>
-          <w:numId w:val="3"/>
-        </w:numPr>
-        <w:rPr>
-          <w:szCs w:val="20"/>
-        </w:rPr>
-      </w:pPr>
-      <w:r>
-        <w:rPr>
-          <w:b/>
-          <w:bCs/>
-          <w:szCs w:val="20"/>
-        </w:rPr>
-        <w:t>구조적 한계</w:t>
-      </w:r>
-    </w:p>
-    <w:p>
-      <w:pPr>
-        <w:pStyle w:val="a30"/>
-        <w:numPr>
-          <w:ilvl w:val="2"/>
-          <w:numId w:val="3"/>
-        </w:numPr>
-        <w:rPr>
-          <w:szCs w:val="20"/>
-        </w:rPr>
-      </w:pPr>
-      <w:r>
-        <w:rPr>
-          <w:szCs w:val="20"/>
-        </w:rPr>
-        <w:t>게임 로직 실행이 IOCP 대기 사이클에 종속됨</w:t>
-      </w:r>
-    </w:p>
-    <w:p>
-      <w:pPr>
-        <w:pStyle w:val="a30"/>
-        <w:numPr>
-          <w:ilvl w:val="2"/>
-          <w:numId w:val="3"/>
-        </w:numPr>
-        <w:rPr>
-          <w:szCs w:val="20"/>
-        </w:rPr>
-      </w:pPr>
-      <w:r>
-        <w:rPr>
-          <w:szCs w:val="20"/>
-        </w:rPr>
-        <w:t>방이 늘어나면 작업시간 증가.</w:t>
-      </w:r>
-      <w:r>
-        <w:rPr>
-          <w:rFonts w:hint="eastAsia"/>
-          <w:szCs w:val="20"/>
-        </w:rPr>
-        <w:br/>
-      </w:r>
-      <w:r>
-        <w:rPr>
-          <w:szCs w:val="20"/>
-        </w:rPr>
-        <w:t>동기화% 감소 = 개선이 아니라 과부하</w:t>
-      </w:r>
-    </w:p>
-    <w:tbl>
-      <w:tblPr>
-        <w:tblStyle w:val="2"/>
-        <w:tblpPr w:vertAnchor="text" w:horzAnchor="page" w:tblpX="1583" w:tblpY="699"/>
-        <w:tblOverlap w:val="never"/>
-        <w:tblW w:w="0" w:type="auto"/>
-        <w:tblLook w:val="04A0" w:firstRow="1" w:lastRow="0" w:firstColumn="1" w:lastColumn="0" w:noHBand="0" w:noVBand="1"/>
-      </w:tblPr>
-      <w:tblGrid>
-        <w:gridCol w:w="3008"/>
-        <w:gridCol w:w="3008"/>
-        <w:gridCol w:w="3008"/>
-      </w:tblGrid>
-      <w:tr>
-        <w:tc>
-          <w:tcPr>
-            <w:tcW w:w="3008" w:type="dxa"/>
-          </w:tcPr>
-          <w:p>
-            <w:pPr>
-              <w:jc w:val="center"/>
-            </w:pPr>
-            <w:r>
-              <w:rPr>
-                <w:b/>
-                <w:bCs/>
-              </w:rPr>
-              <w:t>스레드</w:t>
-            </w:r>
-          </w:p>
-        </w:tc>
-        <w:tc>
-          <w:tcPr>
-            <w:tcW w:w="3008" w:type="dxa"/>
-          </w:tcPr>
-          <w:p>
-            <w:pPr>
-              <w:jc w:val="center"/>
-            </w:pPr>
-            <w:r>
-              <w:rPr>
-                <w:b/>
-                <w:bCs/>
-              </w:rPr>
-              <w:t>역할</w:t>
-            </w:r>
-          </w:p>
-        </w:tc>
-        <w:tc>
-          <w:tcPr>
-            <w:tcW w:w="3008" w:type="dxa"/>
-          </w:tcPr>
-          <w:p>
-            <w:pPr>
-              <w:jc w:val="center"/>
-            </w:pPr>
-            <w:r>
-              <w:rPr>
-                <w:b/>
-                <w:bCs/>
-              </w:rPr>
-              <w:t>동작 방식</w:t>
-            </w:r>
-          </w:p>
-        </w:tc>
-      </w:tr>
-      <w:tr>
-        <w:tc>
-          <w:tcPr>
-            <w:tcW w:w="3008" w:type="dxa"/>
-          </w:tcPr>
-          <w:p>
-            <w:pPr>
-              <w:jc w:val="center"/>
-            </w:pPr>
-            <w:r>
-              <w:t>IOCP</w:t>
-            </w:r>
-          </w:p>
-        </w:tc>
-        <w:tc>
-          <w:tcPr>
-            <w:tcW w:w="3008" w:type="dxa"/>
-          </w:tcPr>
-          <w:p>
-            <w:pPr>
-              <w:jc w:val="center"/>
-            </w:pPr>
-            <w:r>
-              <w:t>네트워크 I/O</w:t>
-            </w:r>
-          </w:p>
-        </w:tc>
-        <w:tc>
-          <w:tcPr>
-            <w:tcW w:w="3008" w:type="dxa"/>
-          </w:tcPr>
-          <w:p>
-            <w:pPr>
-              <w:jc w:val="center"/>
-            </w:pPr>
-            <w:r>
-              <w:t>Blocking</w:t>
-            </w:r>
-          </w:p>
-        </w:tc>
-      </w:tr>
-      <w:tr>
-        <w:tc>
-          <w:tcPr>
-            <w:tcW w:w="3008" w:type="dxa"/>
-          </w:tcPr>
-          <w:p>
-            <w:pPr>
-              <w:jc w:val="center"/>
-            </w:pPr>
-            <w:r>
-              <w:t>JobTimer</w:t>
-            </w:r>
-          </w:p>
-        </w:tc>
-        <w:tc>
-          <w:tcPr>
-            <w:tcW w:w="3008" w:type="dxa"/>
-          </w:tcPr>
-          <w:p>
-            <w:pPr>
-              <w:jc w:val="center"/>
-            </w:pPr>
-            <w:r>
-              <w:t>예약 작업 실행</w:t>
-            </w:r>
-          </w:p>
-        </w:tc>
-        <w:tc>
-          <w:tcPr>
-            <w:tcW w:w="3008" w:type="dxa"/>
-          </w:tcPr>
-          <w:p>
-            <w:pPr>
-              <w:jc w:val="center"/>
-            </w:pPr>
-            <w:r>
-              <w:t>Busy-waiting</w:t>
-            </w:r>
-          </w:p>
-        </w:tc>
-      </w:tr>
-      <w:tr>
-        <w:tc>
-          <w:tcPr>
-            <w:tcW w:w="3008" w:type="dxa"/>
-          </w:tcPr>
-          <w:p>
-            <w:pPr>
-              <w:jc w:val="center"/>
-            </w:pPr>
-            <w:r>
-              <w:t>Job</w:t>
-            </w:r>
-          </w:p>
-        </w:tc>
-        <w:tc>
-          <w:tcPr>
-            <w:tcW w:w="3008" w:type="dxa"/>
-          </w:tcPr>
-          <w:p>
-            <w:pPr>
-              <w:jc w:val="center"/>
-            </w:pPr>
-            <w:r>
-              <w:t>게임 로직 실행</w:t>
-            </w:r>
-          </w:p>
-        </w:tc>
-        <w:tc>
-          <w:tcPr>
-            <w:tcW w:w="3008" w:type="dxa"/>
-          </w:tcPr>
-          <w:p>
-            <w:pPr>
-              <w:jc w:val="center"/>
-            </w:pPr>
-            <w:r>
-              <w:t>Busy-waiting</w:t>
-            </w:r>
-          </w:p>
-        </w:tc>
-      </w:tr>
-    </w:tbl>
-    <w:p>
-      <w:pPr>
-        <w:pStyle w:val="a30"/>
-        <w:numPr>
-          <w:ilvl w:val="1"/>
-          <w:numId w:val="3"/>
-        </w:numPr>
-        <w:rPr>
-          <w:szCs w:val="20"/>
-        </w:rPr>
-      </w:pPr>
-      <w:r>
-        <w:rPr>
-          <w:b/>
-          <w:bCs/>
-          <w:szCs w:val="20"/>
-        </w:rPr>
-        <w:t>해결 방법 - 스레드 분리</w:t>
-      </w:r>
-    </w:p>
-    <w:p>
-      <w:pPr>
-        <w:pStyle w:val="a30"/>
-        <w:rPr>
-          <w:szCs w:val="20"/>
-        </w:rPr>
-      </w:pPr>
-      <w:r>
-        <w:rPr>
-          <w:rFonts w:hint="eastAsia"/>
-          <w:szCs w:val="20"/>
-        </w:rPr>
-        <w:br/>
-      </w:r>
-    </w:p>
-    <w:p>
-      <w:pPr>
-        <w:pStyle w:val="a30"/>
-        <w:ind w:left="1600"/>
-        <w:rPr>
-          <w:szCs w:val="20"/>
-        </w:rPr>
-      </w:pPr>
-    </w:p>
-    <w:p>
-      <w:pPr>
-        <w:pStyle w:val="a30"/>
-        <w:ind w:left="1600"/>
-        <w:rPr>
-          <w:szCs w:val="20"/>
-        </w:rPr>
-      </w:pPr>
-    </w:p>
-    <w:p>
-      <w:pPr>
-        <w:pStyle w:val="a30"/>
-        <w:numPr>
-          <w:ilvl w:val="2"/>
-          <w:numId w:val="3"/>
-        </w:numPr>
-        <w:rPr>
-          <w:szCs w:val="20"/>
-        </w:rPr>
-      </w:pPr>
-      <w:r>
-        <w:rPr>
-          <w:szCs w:val="20"/>
-        </w:rPr>
-        <w:t>I/O 대기와 게임 로직을 완전히 분리</w:t>
-      </w:r>
-    </w:p>
-    <w:p>
-      <w:pPr>
-        <w:pStyle w:val="a30"/>
-        <w:numPr>
-          <w:ilvl w:val="2"/>
-          <w:numId w:val="3"/>
-        </w:numPr>
-        <w:rPr>
-          <w:szCs w:val="20"/>
-        </w:rPr>
-      </w:pPr>
-      <w:r>
-        <w:rPr>
-          <w:szCs w:val="20"/>
-        </w:rPr>
-        <w:t>Job 스레드가 즉시 실행 가능</w:t>
-      </w:r>
-    </w:p>
-    <w:p>
-      <w:pPr>
-        <w:pStyle w:val="a30"/>
-        <w:numPr>
-          <w:ilvl w:val="1"/>
-          <w:numId w:val="3"/>
-        </w:numPr>
-        <w:rPr>
-          <w:szCs w:val="20"/>
-        </w:rPr>
-      </w:pPr>
-      <w:r>
-        <w:rPr>
-          <w:b/>
-          <w:bCs/>
-          <w:szCs w:val="20"/>
-        </w:rPr>
-        <w:t>결과</w:t>
-      </w:r>
-    </w:p>
-    <w:p>
-      <w:pPr>
-        <w:pStyle w:val="a30"/>
-        <w:numPr>
-          <w:ilvl w:val="2"/>
-          <w:numId w:val="3"/>
-        </w:numPr>
-        <w:rPr>
-          <w:szCs w:val="20"/>
-        </w:rPr>
-      </w:pPr>
-      <w:r>
-        <w:rPr>
-          <w:szCs w:val="20"/>
-        </w:rPr>
-        <w:t>Concurrency Visualizer:</w:t>
-      </w:r>
-      <w:r>
-        <w:rPr>
-          <w:rFonts w:hint="eastAsia"/>
-          <w:szCs w:val="20"/>
-        </w:rPr>
-        <w:br/>
-      </w:r>
-      <w:r>
-        <w:rPr>
-          <w:szCs w:val="20"/>
-        </w:rPr>
-        <w:t>- 동기화 99% → 23%</w:t>
-      </w:r>
-      <w:r>
-        <w:rPr>
-          <w:rFonts w:hint="eastAsia"/>
-          <w:szCs w:val="20"/>
-        </w:rPr>
-        <w:br/>
-      </w:r>
-      <w:r>
-        <w:rPr>
-          <w:szCs w:val="20"/>
-        </w:rPr>
-        <w:t>- 실행 75% 확보</w:t>
-      </w:r>
-    </w:p>
-    <w:p>
-      <w:pPr>
-        <w:pStyle w:val="a30"/>
-        <w:numPr>
-          <w:ilvl w:val="2"/>
-          <w:numId w:val="3"/>
-        </w:numPr>
-        <w:rPr>
-          <w:szCs w:val="20"/>
-        </w:rPr>
-      </w:pPr>
-      <w:r>
-        <w:rPr>
-          <w:szCs w:val="20"/>
-        </w:rPr>
-        <w:t>CPU 활용도 증가</w:t>
-      </w:r>
-    </w:p>
-    <w:p>
-      <w:pPr>
-        <w:pStyle w:val="a30"/>
-        <w:numPr>
-          <w:ilvl w:val="2"/>
-          <w:numId w:val="3"/>
-        </w:numPr>
-        <w:rPr>
-          <w:szCs w:val="20"/>
-        </w:rPr>
-      </w:pPr>
-      <w:r>
-        <w:rPr>
-          <w:szCs w:val="20"/>
-        </w:rPr>
-        <w:t>병렬 처리 효율 개선</w:t>
-      </w:r>
-    </w:p>
-    <w:p>
-      <w:pPr>
-        <w:pStyle w:val="a30"/>
-        <w:numPr>
-          <w:ilvl w:val="2"/>
-          <w:numId w:val="3"/>
-        </w:numPr>
-      </w:pPr>
-      <w:r>
-        <w:rPr>
-          <w:szCs w:val="20"/>
-        </w:rPr>
-        <w:t>Room update를 60Hz 주기로 실행할 수 있는 가능성 확보</w:t>
-      </w:r>
-    </w:p>
-    <w:p>
-      <w:pPr>
-        <w:pStyle w:val="a30"/>
-        <w:numPr>
-          <w:ilvl w:val="1"/>
-          <w:numId w:val="3"/>
-        </w:numPr>
-        <w:rPr>
-          <w:rFonts w:ascii="맑은 고딕" w:eastAsia="맑은 고딕" w:hAnsi="맑은 고딕" w:cs="맑은 고딕"/>
-        </w:rPr>
-      </w:pPr>
-      <w:r>
-        <w:rPr>
-          <w:b/>
-          <w:bCs/>
-          <w:szCs w:val="20"/>
-        </w:rPr>
-        <w:t>남은 이슈</w:t>
-      </w:r>
-      <w:r>
-        <w:rPr>
-          <w:rFonts w:hint="eastAsia"/>
-          <w:szCs w:val="20"/>
-        </w:rPr>
-        <w:br/>
-      </w:r>
-      <w:r>
-        <w:rPr>
-          <w:szCs w:val="20"/>
-        </w:rPr>
-        <w:t>약 23% 동기화는 JobTimer::jobTimerMtx_ mutex 경합으로 추정됨.</w:t>
       </w:r>
     </w:p>
     <w:p>
@@ -2613,7 +2216,7 @@
       </w:tblGrid>
       <w:tr>
         <w:trPr>
-          <w:trHeight w:val="875"/>
+          <w:trHeight w:val="875" w:hRule="atLeast"/>
         </w:trPr>
         <w:tc>
           <w:tcPr>
@@ -2629,7 +2232,6 @@
               </w:rPr>
             </w:pPr>
             <w:r>
-              <w:lastRenderedPageBreak/>
               <w:br w:type="page"/>
             </w:r>
             <w:r>
@@ -2690,7 +2292,7 @@
       </w:tr>
       <w:tr>
         <w:trPr>
-          <w:trHeight w:val="590"/>
+          <w:trHeight w:val="590" w:hRule="atLeast"/>
         </w:trPr>
         <w:tc>
           <w:tcPr>
@@ -2832,7 +2434,7 @@
       </w:tr>
       <w:tr>
         <w:trPr>
-          <w:trHeight w:val="1520"/>
+          <w:trHeight w:val="1520" w:hRule="atLeast"/>
         </w:trPr>
         <w:tc>
           <w:tcPr>
@@ -2878,7 +2480,18 @@
                 <w:bCs/>
                 <w:szCs w:val="20"/>
               </w:rPr>
-              <w:t>우상훈: 공격, 피격, 사망 기능 보강, 대규모 NPC AI 최적화</w:t>
+              <w:t xml:space="preserve">우상훈: </w:t>
+            </w:r>
+            <w:r>
+              <w:rPr>
+                <w:lang w:eastAsia="ko-KR"/>
+                <w:rFonts w:hint="eastAsia"/>
+                <w:b/>
+                <w:bCs/>
+                <w:szCs w:val="20"/>
+                <w:rtl w:val="off"/>
+              </w:rPr>
+              <w:t>전술 NPC AI 시스템 설계</w:t>
             </w:r>
           </w:p>
           <w:p>
@@ -2929,12 +2542,12 @@
       </w:tr>
       <w:tr>
         <w:trPr>
-          <w:trHeight w:val="1963"/>
+          <w:trHeight w:val="1963" w:hRule="atLeast"/>
         </w:trPr>
         <w:tc>
           <w:tcPr>
             <w:tcW w:w="1555" w:type="dxa"/>
-            <w:shd w:val="clear" w:color="auto" w:fill="F2F2F2" w:themeFill="background1" w:themeFillShade="F2"/>
+            <w:shd w:val="clear" w:color="auto" w:fill="F2F2F2" w:themeFill="background1" w:themeFillShade="f2"/>
             <w:vAlign w:val="center"/>
           </w:tcPr>
           <w:p>
@@ -2983,7 +2596,7 @@
           <w:tcPr>
             <w:tcW w:w="8901" w:type="dxa"/>
             <w:gridSpan w:val="3"/>
-            <w:shd w:val="clear" w:color="auto" w:fill="F2F2F2" w:themeFill="background1" w:themeFillShade="F2"/>
+            <w:shd w:val="clear" w:color="auto" w:fill="F2F2F2" w:themeFill="background1" w:themeFillShade="f2"/>
             <w:vAlign w:val="center"/>
           </w:tcPr>
           <w:p>
@@ -3006,21 +2619,20 @@
 </file>
 
 <file path=word/numbering.xml><?xml version="1.0" encoding="utf-8"?>
-<w:numbering xmlns:wpc="http://schemas.microsoft.com/office/word/2010/wordprocessingCanvas" xmlns:cx="http://schemas.microsoft.com/office/drawing/2014/chartex" xmlns:cx1="http://schemas.microsoft.com/office/drawing/2015/9/8/chartex" xmlns:cx2="http://schemas.microsoft.com/office/drawing/2015/10/21/chartex" xmlns:cx3="http://schemas.microsoft.com/office/drawing/2016/5/9/chartex" xmlns:cx4="http://schemas.microsoft.com/office/drawing/2016/5/10/chartex" xmlns:cx5="http://schemas.microsoft.com/office/drawing/2016/5/11/chartex" xmlns:cx6="http://schemas.microsoft.com/office/drawing/2016/5/12/chartex" xmlns:cx7="http://schemas.microsoft.com/office/drawing/2016/5/13/chartex" xmlns:cx8="http://schemas.microsoft.com/office/drawing/2016/5/14/chartex" xmlns:mc="http://schemas.openxmlformats.org/markup-compatibility/2006" xmlns:aink="http://schemas.microsoft.com/office/drawing/2016/ink" xmlns:am3d="http://schemas.microsoft.com/office/drawing/2017/model3d" xmlns:o="urn:schemas-microsoft-com:office:office" xmlns:oel="http://schemas.microsoft.com/office/2019/extlst" xmlns:r="http://schemas.openxmlformats.org/officeDocument/2006/relationships" xmlns:m="http://schemas.openxmlformats.org/officeDocument/2006/math" xmlns:v="urn:schemas-microsoft-com:vml" xmlns:wp14="http://schemas.microsoft.com/office/word/2010/wordprocessingDrawing" xmlns:wp="http://schemas.openxmlformats.org/drawingml/2006/wordprocessingDrawing" xmlns:w10="urn:schemas-microsoft-com:office:word" xmlns:w="http://schemas.openxmlformats.org/wordprocessingml/2006/main" xmlns:w14="http://schemas.microsoft.com/office/word/2010/wordml" xmlns:w15="http://schemas.microsoft.com/office/word/2012/wordml" xmlns:w16cex="http://schemas.microsoft.com/office/word/2018/wordml/cex" xmlns:w16cid="http://schemas.microsoft.com/office/word/2016/wordml/cid" xmlns:w16="http://schemas.microsoft.com/office/word/2018/wordml" xmlns:w16du="http://schemas.microsoft.com/office/word/2023/wordml/word16du" xmlns:w16sdtdh="http://schemas.microsoft.com/office/word/2020/wordml/sdtdatahash" xmlns:w16sdtfl="http://schemas.microsoft.com/office/word/2024/wordml/sdtformatlock" xmlns:w16se="http://schemas.microsoft.com/office/word/2015/wordml/symex" xmlns:wpg="http://schemas.microsoft.com/office/word/2010/wordprocessingGroup" xmlns:wpi="http://schemas.microsoft.com/office/word/2010/wordprocessingInk" xmlns:wne="http://schemas.microsoft.com/office/word/2006/wordml" xmlns:wps="http://schemas.microsoft.com/office/word/2010/wordprocessingShape" mc:Ignorable="w14 w15 w16se w16cid w16 w16cex w16sdtdh w16sdtfl w16du wp14">
-  <w:abstractNum w:abstractNumId="0" w15:restartNumberingAfterBreak="0">
-    <w:nsid w:val="FB7FFFD0"/>
+<w:numbering xmlns:ve="http://schemas.openxmlformats.org/markup-compatibility/2006" xmlns:o="urn:schemas-microsoft-com:office:office" xmlns:r="http://schemas.openxmlformats.org/officeDocument/2006/relationships" xmlns:m="http://schemas.openxmlformats.org/officeDocument/2006/math" xmlns:v="urn:schemas-microsoft-com:vml" xmlns:wp="http://schemas.openxmlformats.org/drawingml/2006/wordprocessingDrawing" xmlns:w10="urn:schemas-microsoft-com:office:word" xmlns:w="http://schemas.openxmlformats.org/wordprocessingml/2006/main" xmlns:w14="http://schemas.microsoft.com/office/word/2010/wordml" xmlns:wne="http://schemas.microsoft.com/office/word/2006/wordml">
+  <w:abstractNum w:abstractNumId="0">
+    <w:nsid w:val="ff7fef50"/>
     <w:multiLevelType w:val="hybridMultilevel"/>
-    <w:tmpl w:val="9258DD04"/>
-    <w:lvl w:ilvl="0" w:tplc="0409000F">
+    <w:tmpl w:val="2188c7e4"/>
+    <w:lvl w:ilvl="0" w:tplc="409000f">
       <w:start w:val="1"/>
-      <w:numFmt w:val="decimal"/>
       <w:lvlText w:val="%1."/>
       <w:lvlJc w:val="left"/>
       <w:pPr>
         <w:ind w:left="800" w:hanging="400"/>
       </w:pPr>
     </w:lvl>
-    <w:lvl w:ilvl="1" w:tplc="4392858C">
+    <w:lvl w:ilvl="1" w:tplc="4392858c">
       <w:start w:val="1"/>
       <w:numFmt w:val="lowerLetter"/>
       <w:lvlText w:val="%2."/>
@@ -3029,7 +2641,7 @@
         <w:ind w:left="1200" w:hanging="400"/>
       </w:pPr>
     </w:lvl>
-    <w:lvl w:ilvl="2" w:tplc="0409001B">
+    <w:lvl w:ilvl="2" w:tplc="409001b">
       <w:start w:val="1"/>
       <w:numFmt w:val="lowerRoman"/>
       <w:lvlText w:val="%3."/>
@@ -3038,16 +2650,15 @@
         <w:ind w:left="1600" w:hanging="400"/>
       </w:pPr>
     </w:lvl>
-    <w:lvl w:ilvl="3" w:tplc="0409000F">
+    <w:lvl w:ilvl="3" w:tplc="409000f">
       <w:start w:val="1"/>
-      <w:numFmt w:val="decimal"/>
       <w:lvlText w:val="%4."/>
       <w:lvlJc w:val="left"/>
       <w:pPr>
         <w:ind w:left="2000" w:hanging="400"/>
       </w:pPr>
     </w:lvl>
-    <w:lvl w:ilvl="4" w:tplc="4392858C">
+    <w:lvl w:ilvl="4" w:tplc="4392858c">
       <w:start w:val="1"/>
       <w:numFmt w:val="lowerLetter"/>
       <w:lvlText w:val="%5."/>
@@ -3056,7 +2667,7 @@
         <w:ind w:left="2400" w:hanging="400"/>
       </w:pPr>
     </w:lvl>
-    <w:lvl w:ilvl="5" w:tplc="0409001B">
+    <w:lvl w:ilvl="5" w:tplc="409001b">
       <w:start w:val="1"/>
       <w:numFmt w:val="lowerRoman"/>
       <w:lvlText w:val="%6."/>
@@ -3065,16 +2676,15 @@
         <w:ind w:left="2800" w:hanging="400"/>
       </w:pPr>
     </w:lvl>
-    <w:lvl w:ilvl="6" w:tplc="0409000F">
+    <w:lvl w:ilvl="6" w:tplc="409000f">
       <w:start w:val="1"/>
-      <w:numFmt w:val="decimal"/>
       <w:lvlText w:val="%7."/>
       <w:lvlJc w:val="left"/>
       <w:pPr>
         <w:ind w:left="3200" w:hanging="400"/>
       </w:pPr>
     </w:lvl>
-    <w:lvl w:ilvl="7" w:tplc="4392858C">
+    <w:lvl w:ilvl="7" w:tplc="4392858c">
       <w:start w:val="1"/>
       <w:numFmt w:val="lowerLetter"/>
       <w:lvlText w:val="%8."/>
@@ -3083,7 +2693,7 @@
         <w:ind w:left="3600" w:hanging="400"/>
       </w:pPr>
     </w:lvl>
-    <w:lvl w:ilvl="8" w:tplc="0409001B">
+    <w:lvl w:ilvl="8" w:tplc="409001b">
       <w:start w:val="1"/>
       <w:numFmt w:val="lowerRoman"/>
       <w:lvlText w:val="%9."/>
@@ -3093,106 +2703,20 @@
       </w:pPr>
     </w:lvl>
   </w:abstractNum>
-  <w:abstractNum w:abstractNumId="1" w15:restartNumberingAfterBreak="0">
-    <w:nsid w:val="FF7FEF50"/>
-    <w:multiLevelType w:val="hybridMultilevel"/>
-    <w:tmpl w:val="2188C7E4"/>
-    <w:lvl w:ilvl="0" w:tplc="0409000F">
-      <w:start w:val="1"/>
-      <w:numFmt w:val="decimal"/>
-      <w:lvlText w:val="%1."/>
-      <w:lvlJc w:val="left"/>
-      <w:pPr>
-        <w:ind w:left="800" w:hanging="400"/>
-      </w:pPr>
-    </w:lvl>
-    <w:lvl w:ilvl="1" w:tplc="4392858C">
-      <w:start w:val="1"/>
-      <w:numFmt w:val="lowerLetter"/>
-      <w:lvlText w:val="%2."/>
-      <w:lvlJc w:val="left"/>
-      <w:pPr>
-        <w:ind w:left="1200" w:hanging="400"/>
-      </w:pPr>
-    </w:lvl>
-    <w:lvl w:ilvl="2" w:tplc="0409001B">
-      <w:start w:val="1"/>
-      <w:numFmt w:val="lowerRoman"/>
-      <w:lvlText w:val="%3."/>
-      <w:lvlJc w:val="left"/>
-      <w:pPr>
-        <w:ind w:left="1600" w:hanging="400"/>
-      </w:pPr>
-    </w:lvl>
-    <w:lvl w:ilvl="3" w:tplc="0409000F">
-      <w:start w:val="1"/>
-      <w:numFmt w:val="decimal"/>
-      <w:lvlText w:val="%4."/>
-      <w:lvlJc w:val="left"/>
-      <w:pPr>
-        <w:ind w:left="2000" w:hanging="400"/>
-      </w:pPr>
-    </w:lvl>
-    <w:lvl w:ilvl="4" w:tplc="4392858C">
-      <w:start w:val="1"/>
-      <w:numFmt w:val="lowerLetter"/>
-      <w:lvlText w:val="%5."/>
-      <w:lvlJc w:val="left"/>
-      <w:pPr>
-        <w:ind w:left="2400" w:hanging="400"/>
-      </w:pPr>
-    </w:lvl>
-    <w:lvl w:ilvl="5" w:tplc="0409001B">
-      <w:start w:val="1"/>
-      <w:numFmt w:val="lowerRoman"/>
-      <w:lvlText w:val="%6."/>
-      <w:lvlJc w:val="left"/>
-      <w:pPr>
-        <w:ind w:left="2800" w:hanging="400"/>
-      </w:pPr>
-    </w:lvl>
-    <w:lvl w:ilvl="6" w:tplc="0409000F">
-      <w:start w:val="1"/>
-      <w:numFmt w:val="decimal"/>
-      <w:lvlText w:val="%7."/>
-      <w:lvlJc w:val="left"/>
-      <w:pPr>
-        <w:ind w:left="3200" w:hanging="400"/>
-      </w:pPr>
-    </w:lvl>
-    <w:lvl w:ilvl="7" w:tplc="4392858C">
-      <w:start w:val="1"/>
-      <w:numFmt w:val="lowerLetter"/>
-      <w:lvlText w:val="%8."/>
-      <w:lvlJc w:val="left"/>
-      <w:pPr>
-        <w:ind w:left="3600" w:hanging="400"/>
-      </w:pPr>
-    </w:lvl>
-    <w:lvl w:ilvl="8" w:tplc="0409001B">
-      <w:start w:val="1"/>
-      <w:numFmt w:val="lowerRoman"/>
-      <w:lvlText w:val="%9."/>
-      <w:lvlJc w:val="left"/>
-      <w:pPr>
-        <w:ind w:left="4000" w:hanging="400"/>
-      </w:pPr>
-    </w:lvl>
-  </w:abstractNum>
-  <w:abstractNum w:abstractNumId="2" w15:restartNumberingAfterBreak="0">
-    <w:nsid w:val="1EB37F45"/>
+  <w:abstractNum w:abstractNumId="1">
+    <w:nsid w:val="1eb37f45"/>
     <w:multiLevelType w:val="multilevel"/>
-    <w:tmpl w:val="6CA6A2DC"/>
+    <w:tmpl w:val="6ca6a2dc"/>
     <w:lvl w:ilvl="0">
       <w:start w:val="1"/>
       <w:numFmt w:val="bullet"/>
       <w:lvlText w:val=""/>
       <w:lvlJc w:val="left"/>
       <w:pPr>
+        <w:ind w:left="720" w:hanging="360"/>
         <w:tabs>
           <w:tab w:val="num" w:pos="720"/>
         </w:tabs>
-        <w:ind w:left="720" w:hanging="360"/>
       </w:pPr>
       <w:rPr>
         <w:rFonts w:ascii="Symbol" w:hAnsi="Symbol" w:hint="default"/>
@@ -3211,112 +2735,112 @@
         <w:rFonts w:ascii="맑은 고딕" w:eastAsia="맑은 고딕" w:hAnsi="맑은 고딕" w:hint="eastAsia"/>
       </w:rPr>
     </w:lvl>
-    <w:lvl w:ilvl="2" w:tentative="1">
+    <w:lvl w:ilvl="2" w:tentative="on">
       <w:start w:val="1"/>
       <w:numFmt w:val="bullet"/>
       <w:lvlText w:val=""/>
       <w:lvlJc w:val="left"/>
       <w:pPr>
+        <w:ind w:left="2160" w:hanging="360"/>
         <w:tabs>
           <w:tab w:val="num" w:pos="2160"/>
         </w:tabs>
-        <w:ind w:left="2160" w:hanging="360"/>
       </w:pPr>
       <w:rPr>
         <w:rFonts w:ascii="Wingdings" w:hAnsi="Wingdings" w:hint="default"/>
         <w:sz w:val="20"/>
       </w:rPr>
     </w:lvl>
-    <w:lvl w:ilvl="3" w:tentative="1">
+    <w:lvl w:ilvl="3" w:tentative="on">
       <w:start w:val="1"/>
       <w:numFmt w:val="bullet"/>
       <w:lvlText w:val=""/>
       <w:lvlJc w:val="left"/>
       <w:pPr>
+        <w:ind w:left="2880" w:hanging="360"/>
         <w:tabs>
           <w:tab w:val="num" w:pos="2880"/>
         </w:tabs>
-        <w:ind w:left="2880" w:hanging="360"/>
       </w:pPr>
       <w:rPr>
         <w:rFonts w:ascii="Wingdings" w:hAnsi="Wingdings" w:hint="default"/>
         <w:sz w:val="20"/>
       </w:rPr>
     </w:lvl>
-    <w:lvl w:ilvl="4" w:tentative="1">
+    <w:lvl w:ilvl="4" w:tentative="on">
       <w:start w:val="1"/>
       <w:numFmt w:val="bullet"/>
       <w:lvlText w:val=""/>
       <w:lvlJc w:val="left"/>
       <w:pPr>
+        <w:ind w:left="3600" w:hanging="360"/>
         <w:tabs>
           <w:tab w:val="num" w:pos="3600"/>
         </w:tabs>
-        <w:ind w:left="3600" w:hanging="360"/>
       </w:pPr>
       <w:rPr>
         <w:rFonts w:ascii="Wingdings" w:hAnsi="Wingdings" w:hint="default"/>
         <w:sz w:val="20"/>
       </w:rPr>
     </w:lvl>
-    <w:lvl w:ilvl="5" w:tentative="1">
+    <w:lvl w:ilvl="5" w:tentative="on">
       <w:start w:val="1"/>
       <w:numFmt w:val="bullet"/>
       <w:lvlText w:val=""/>
       <w:lvlJc w:val="left"/>
       <w:pPr>
+        <w:ind w:left="4320" w:hanging="360"/>
         <w:tabs>
           <w:tab w:val="num" w:pos="4320"/>
         </w:tabs>
-        <w:ind w:left="4320" w:hanging="360"/>
       </w:pPr>
       <w:rPr>
         <w:rFonts w:ascii="Wingdings" w:hAnsi="Wingdings" w:hint="default"/>
         <w:sz w:val="20"/>
       </w:rPr>
     </w:lvl>
-    <w:lvl w:ilvl="6" w:tentative="1">
+    <w:lvl w:ilvl="6" w:tentative="on">
       <w:start w:val="1"/>
       <w:numFmt w:val="bullet"/>
       <w:lvlText w:val=""/>
       <w:lvlJc w:val="left"/>
       <w:pPr>
+        <w:ind w:left="5040" w:hanging="360"/>
         <w:tabs>
           <w:tab w:val="num" w:pos="5040"/>
         </w:tabs>
-        <w:ind w:left="5040" w:hanging="360"/>
       </w:pPr>
       <w:rPr>
         <w:rFonts w:ascii="Wingdings" w:hAnsi="Wingdings" w:hint="default"/>
         <w:sz w:val="20"/>
       </w:rPr>
     </w:lvl>
-    <w:lvl w:ilvl="7" w:tentative="1">
+    <w:lvl w:ilvl="7" w:tentative="on">
       <w:start w:val="1"/>
       <w:numFmt w:val="bullet"/>
       <w:lvlText w:val=""/>
       <w:lvlJc w:val="left"/>
       <w:pPr>
+        <w:ind w:left="5760" w:hanging="360"/>
         <w:tabs>
           <w:tab w:val="num" w:pos="5760"/>
         </w:tabs>
-        <w:ind w:left="5760" w:hanging="360"/>
       </w:pPr>
       <w:rPr>
         <w:rFonts w:ascii="Wingdings" w:hAnsi="Wingdings" w:hint="default"/>
         <w:sz w:val="20"/>
       </w:rPr>
     </w:lvl>
-    <w:lvl w:ilvl="8" w:tentative="1">
+    <w:lvl w:ilvl="8" w:tentative="on">
       <w:start w:val="1"/>
       <w:numFmt w:val="bullet"/>
       <w:lvlText w:val=""/>
       <w:lvlJc w:val="left"/>
       <w:pPr>
+        <w:ind w:left="6480" w:hanging="360"/>
         <w:tabs>
           <w:tab w:val="num" w:pos="6480"/>
         </w:tabs>
-        <w:ind w:left="6480" w:hanging="360"/>
       </w:pPr>
       <w:rPr>
         <w:rFonts w:ascii="Wingdings" w:hAnsi="Wingdings" w:hint="default"/>
@@ -3324,33 +2848,116 @@
       </w:rPr>
     </w:lvl>
   </w:abstractNum>
-  <w:num w:numId="1" w16cid:durableId="2085880448">
+  <w:abstractNum w:abstractNumId="2">
+    <w:nsid w:val="fb7fffd0"/>
+    <w:multiLevelType w:val="hybridMultilevel"/>
+    <w:tmpl w:val="9258dd04"/>
+    <w:lvl w:ilvl="0" w:tplc="409000f">
+      <w:start w:val="1"/>
+      <w:lvlText w:val="%1."/>
+      <w:lvlJc w:val="left"/>
+      <w:pPr>
+        <w:ind w:left="800" w:hanging="400"/>
+      </w:pPr>
+    </w:lvl>
+    <w:lvl w:ilvl="1" w:tplc="4392858c">
+      <w:start w:val="1"/>
+      <w:numFmt w:val="lowerLetter"/>
+      <w:lvlText w:val="%2."/>
+      <w:lvlJc w:val="left"/>
+      <w:pPr>
+        <w:ind w:left="1200" w:hanging="400"/>
+      </w:pPr>
+    </w:lvl>
+    <w:lvl w:ilvl="2" w:tplc="409001b">
+      <w:start w:val="1"/>
+      <w:numFmt w:val="lowerRoman"/>
+      <w:lvlText w:val="%3."/>
+      <w:lvlJc w:val="left"/>
+      <w:pPr>
+        <w:ind w:left="1600" w:hanging="400"/>
+      </w:pPr>
+    </w:lvl>
+    <w:lvl w:ilvl="3" w:tplc="409000f">
+      <w:start w:val="1"/>
+      <w:lvlText w:val="%4."/>
+      <w:lvlJc w:val="left"/>
+      <w:pPr>
+        <w:ind w:left="2000" w:hanging="400"/>
+      </w:pPr>
+    </w:lvl>
+    <w:lvl w:ilvl="4" w:tplc="4392858c">
+      <w:start w:val="1"/>
+      <w:numFmt w:val="lowerLetter"/>
+      <w:lvlText w:val="%5."/>
+      <w:lvlJc w:val="left"/>
+      <w:pPr>
+        <w:ind w:left="2400" w:hanging="400"/>
+      </w:pPr>
+    </w:lvl>
+    <w:lvl w:ilvl="5" w:tplc="409001b">
+      <w:start w:val="1"/>
+      <w:numFmt w:val="lowerRoman"/>
+      <w:lvlText w:val="%6."/>
+      <w:lvlJc w:val="left"/>
+      <w:pPr>
+        <w:ind w:left="2800" w:hanging="400"/>
+      </w:pPr>
+    </w:lvl>
+    <w:lvl w:ilvl="6" w:tplc="409000f">
+      <w:start w:val="1"/>
+      <w:lvlText w:val="%7."/>
+      <w:lvlJc w:val="left"/>
+      <w:pPr>
+        <w:ind w:left="3200" w:hanging="400"/>
+      </w:pPr>
+    </w:lvl>
+    <w:lvl w:ilvl="7" w:tplc="4392858c">
+      <w:start w:val="1"/>
+      <w:numFmt w:val="lowerLetter"/>
+      <w:lvlText w:val="%8."/>
+      <w:lvlJc w:val="left"/>
+      <w:pPr>
+        <w:ind w:left="3600" w:hanging="400"/>
+      </w:pPr>
+    </w:lvl>
+    <w:lvl w:ilvl="8" w:tplc="409001b">
+      <w:start w:val="1"/>
+      <w:numFmt w:val="lowerRoman"/>
+      <w:lvlText w:val="%9."/>
+      <w:lvlJc w:val="left"/>
+      <w:pPr>
+        <w:ind w:left="4000" w:hanging="400"/>
+      </w:pPr>
+    </w:lvl>
+  </w:abstractNum>
+  <w:num w:numId="1">
+    <w:abstractNumId w:val="0"/>
+  </w:num>
+  <w:num w:numId="2">
     <w:abstractNumId w:val="1"/>
   </w:num>
-  <w:num w:numId="2" w16cid:durableId="88090397">
+  <w:num w:numId="3">
     <w:abstractNumId w:val="2"/>
-  </w:num>
-  <w:num w:numId="3" w16cid:durableId="411968670">
-    <w:abstractNumId w:val="0"/>
   </w:num>
 </w:numbering>
 </file>
 
 <file path=word/styles.xml><?xml version="1.0" encoding="utf-8"?>
-<w:styles xmlns:mc="http://schemas.openxmlformats.org/markup-compatibility/2006" xmlns:r="http://schemas.openxmlformats.org/officeDocument/2006/relationships" xmlns:w="http://schemas.openxmlformats.org/wordprocessingml/2006/main" xmlns:w14="http://schemas.microsoft.com/office/word/2010/wordml" xmlns:w15="http://schemas.microsoft.com/office/word/2012/wordml" xmlns:w16cex="http://schemas.microsoft.com/office/word/2018/wordml/cex" xmlns:w16cid="http://schemas.microsoft.com/office/word/2016/wordml/cid" xmlns:w16="http://schemas.microsoft.com/office/word/2018/wordml" xmlns:w16du="http://schemas.microsoft.com/office/word/2023/wordml/word16du" xmlns:w16sdtdh="http://schemas.microsoft.com/office/word/2020/wordml/sdtdatahash" xmlns:w16sdtfl="http://schemas.microsoft.com/office/word/2024/wordml/sdtformatlock" xmlns:w16se="http://schemas.microsoft.com/office/word/2015/wordml/symex" mc:Ignorable="w14 w15 w16se w16cid w16 w16cex w16sdtdh w16sdtfl w16du">
+<w:styles xmlns:r="http://schemas.openxmlformats.org/officeDocument/2006/relationships" xmlns:w="http://schemas.openxmlformats.org/wordprocessingml/2006/main">
   <w:docDefaults>
     <w:rPrDefault>
       <w:rPr>
+        <w:lang w:val="en-US" w:eastAsia="ko-KR" w:bidi="ar-SA"/>
         <w:rFonts w:asciiTheme="minorHAnsi" w:eastAsiaTheme="minorEastAsia" w:hAnsiTheme="minorHAnsi" w:cstheme="minorBidi"/>
+        <w:szCs w:val="22"/>
         <w:kern w:val="2"/>
-        <w:szCs w:val="22"/>
-        <w:lang w:val="en-US" w:eastAsia="ko-KR" w:bidi="ar-SA"/>
       </w:rPr>
     </w:rPrDefault>
     <w:pPrDefault>
       <w:pPr>
+        <w:jc w:val="both"/>
         <w:spacing w:after="160" w:line="259" w:lineRule="auto"/>
-        <w:jc w:val="both"/>
       </w:pPr>
     </w:pPrDefault>
   </w:docDefaults>
@@ -3631,10 +3238,10 @@
     <w:name w:val="Normal"/>
     <w:qFormat/>
     <w:pPr>
-      <w:widowControl w:val="0"/>
-      <w:wordWrap w:val="0"/>
-      <w:autoSpaceDE w:val="0"/>
-      <w:autoSpaceDN w:val="0"/>
+      <w:autoSpaceDE w:val="off"/>
+      <w:autoSpaceDN w:val="off"/>
+      <w:widowControl w:val="off"/>
+      <w:wordWrap w:val="off"/>
     </w:pPr>
   </w:style>
   <w:style w:type="character" w:default="1" w:styleId="a0">
@@ -3665,8 +3272,8 @@
   </w:style>
   <w:style w:type="table" w:customStyle="1" w:styleId="1">
     <w:name w:val="표 구분선1"/>
+    <w:uiPriority w:val="39"/>
     <w:basedOn w:val="a1"/>
-    <w:uiPriority w:val="39"/>
     <w:pPr>
       <w:spacing w:after="0" w:line="240" w:lineRule="auto"/>
     </w:pPr>
@@ -3683,8 +3290,8 @@
   </w:style>
   <w:style w:type="paragraph" w:styleId="a3">
     <w:name w:val="List Paragraph"/>
+    <w:uiPriority w:val="34"/>
     <w:basedOn w:val="a"/>
-    <w:uiPriority w:val="34"/>
     <w:qFormat/>
     <w:pPr>
       <w:ind w:leftChars="400" w:left="800"/>
@@ -3692,58 +3299,58 @@
   </w:style>
   <w:style w:type="paragraph" w:styleId="a4">
     <w:name w:val="header"/>
+    <w:uiPriority w:val="99"/>
     <w:basedOn w:val="a"/>
     <w:link w:val="Char"/>
-    <w:uiPriority w:val="99"/>
     <w:unhideWhenUsed/>
     <w:pPr>
+      <w:snapToGrid w:val="0"/>
       <w:tabs>
         <w:tab w:val="center" w:pos="4513"/>
         <w:tab w:val="right" w:pos="9026"/>
       </w:tabs>
-      <w:snapToGrid w:val="0"/>
     </w:pPr>
   </w:style>
   <w:style w:type="character" w:customStyle="1" w:styleId="Char">
     <w:name w:val="머리글 Char"/>
+    <w:uiPriority w:val="99"/>
     <w:basedOn w:val="a0"/>
     <w:link w:val="a4"/>
-    <w:uiPriority w:val="99"/>
   </w:style>
   <w:style w:type="paragraph" w:styleId="a5">
     <w:name w:val="footer"/>
+    <w:uiPriority w:val="99"/>
     <w:basedOn w:val="a"/>
     <w:link w:val="Char0"/>
-    <w:uiPriority w:val="99"/>
     <w:unhideWhenUsed/>
     <w:pPr>
+      <w:snapToGrid w:val="0"/>
       <w:tabs>
         <w:tab w:val="center" w:pos="4513"/>
         <w:tab w:val="right" w:pos="9026"/>
       </w:tabs>
-      <w:snapToGrid w:val="0"/>
     </w:pPr>
   </w:style>
   <w:style w:type="character" w:customStyle="1" w:styleId="Char0">
     <w:name w:val="바닥글 Char"/>
+    <w:uiPriority w:val="99"/>
     <w:basedOn w:val="a0"/>
     <w:link w:val="a5"/>
-    <w:uiPriority w:val="99"/>
   </w:style>
   <w:style w:type="character" w:styleId="a6">
     <w:name w:val="Hyperlink"/>
+    <w:uiPriority w:val="99"/>
     <w:basedOn w:val="a0"/>
-    <w:uiPriority w:val="99"/>
     <w:unhideWhenUsed/>
     <w:rPr>
       <w:color w:val="0563C1"/>
-      <w:u w:val="single"/>
+      <w:u w:val="single" w:color="auto"/>
     </w:rPr>
   </w:style>
   <w:style w:type="character" w:customStyle="1" w:styleId="10">
     <w:name w:val="확인되지 않은 멘션1"/>
+    <w:uiPriority w:val="99"/>
     <w:basedOn w:val="a0"/>
-    <w:uiPriority w:val="99"/>
     <w:semiHidden/>
     <w:unhideWhenUsed/>
     <w:rPr>
@@ -3753,11 +3360,11 @@
   </w:style>
   <w:style w:type="paragraph" w:styleId="a7">
     <w:name w:val="caption"/>
+    <w:uiPriority w:val="35"/>
     <w:basedOn w:val="a"/>
     <w:next w:val="a"/>
-    <w:uiPriority w:val="35"/>
+    <w:qFormat/>
     <w:unhideWhenUsed/>
-    <w:qFormat/>
     <w:rPr>
       <w:b/>
       <w:bCs/>
@@ -3769,8 +3376,8 @@
   </w:style>
   <w:style w:type="table" w:customStyle="1" w:styleId="2">
     <w:name w:val="표 구분선2"/>
+    <w:uiPriority w:val="39"/>
     <w:basedOn w:val="a1"/>
-    <w:uiPriority w:val="39"/>
     <w:pPr>
       <w:spacing w:after="0" w:line="240" w:lineRule="auto"/>
     </w:pPr>
